--- a/book/kindle/『やる気がなくても動ける脳科学の5分習慣』_Kindle原稿.docx
+++ b/book/kindle/『やる気がなくても動ける脳科学の5分習慣』_Kindle原稿.docx
@@ -32,7 +32,7 @@
         <w:t xml:space="preserve">かみき♪</w:t>
       </w:r>
     </w:p>
-    <w:bookmarkStart w:id="27" w:name="はじめに-続かないのはあなたのせいじゃない"/>
+    <w:bookmarkStart w:id="30" w:name="はじめに-続かないのはあなたのせいじゃない"/>
     <w:p>
       <w:pPr>
         <w:pStyle w:val="Heading1"/>
@@ -205,7 +205,7 @@
       </w:r>
     </w:p>
     <w:bookmarkEnd w:id="20"/>
-    <w:bookmarkStart w:id="21" w:name="脳は変わることが苦手なだけ"/>
+    <w:bookmarkStart w:id="24" w:name="脳は変わることが苦手なだけ"/>
     <w:p>
       <w:pPr>
         <w:pStyle w:val="Heading2"/>
@@ -292,8 +292,63 @@
         <w:t xml:space="preserve">この見方ができると、不思議と肩の力が抜けます。自分を責める代わりに、「じゃあ、警備員に気づかれないくらい小さく始めてみよう」と考えられるようになるからです。</w:t>
       </w:r>
     </w:p>
-    <w:bookmarkEnd w:id="21"/>
-    <w:bookmarkStart w:id="22" w:name="この本でお約束することしないこと"/>
+    <w:p>
+      <w:pPr>
+        <w:pStyle w:val="CaptionedFigure"/>
+      </w:pPr>
+      <w:r>
+        <w:drawing>
+          <wp:inline>
+            <wp:extent cx="5334000" cy="2977116"/>
+            <wp:effectExtent b="0" l="0" r="0" t="0"/>
+            <wp:docPr descr="図: 「続かない」のは、意志が弱いからではありません" title="" id="22" name="Picture"/>
+            <a:graphic>
+              <a:graphicData uri="http://schemas.openxmlformats.org/drawingml/2006/picture">
+                <pic:pic>
+                  <pic:nvPicPr>
+                    <pic:cNvPr descr="../images/fig02_intro_willpower.jpg" id="23" name="Picture"/>
+                    <pic:cNvPicPr>
+                      <a:picLocks noChangeArrowheads="1" noChangeAspect="1"/>
+                    </pic:cNvPicPr>
+                  </pic:nvPicPr>
+                  <pic:blipFill>
+                    <a:blip r:embed="rId21"/>
+                    <a:stretch>
+                      <a:fillRect/>
+                    </a:stretch>
+                  </pic:blipFill>
+                  <pic:spPr bwMode="auto">
+                    <a:xfrm>
+                      <a:off x="0" y="0"/>
+                      <a:ext cx="5334000" cy="2977116"/>
+                    </a:xfrm>
+                    <a:prstGeom prst="rect">
+                      <a:avLst/>
+                    </a:prstGeom>
+                    <a:noFill/>
+                    <a:ln w="9525">
+                      <a:noFill/>
+                      <a:headEnd/>
+                      <a:tailEnd/>
+                    </a:ln>
+                  </pic:spPr>
+                </pic:pic>
+              </a:graphicData>
+            </a:graphic>
+          </wp:inline>
+        </w:drawing>
+      </w:r>
+    </w:p>
+    <w:p>
+      <w:pPr>
+        <w:pStyle w:val="ImageCaption"/>
+      </w:pPr>
+      <w:r>
+        <w:t xml:space="preserve">図: 「続かない」のは、意志が弱いからではありません</w:t>
+      </w:r>
+    </w:p>
+    <w:bookmarkEnd w:id="24"/>
+    <w:bookmarkStart w:id="25" w:name="この本でお約束することしないこと"/>
     <w:p>
       <w:pPr>
         <w:pStyle w:val="Heading2"/>
@@ -422,8 +477,8 @@
         <w:t xml:space="preserve">また、気分の落ち込みや不安が強く、日常生活に支障が出ているときは、この本で何とかしようとせず、医療機関や専門の相談窓口に頼ってください。それは弱さではなく、とても賢い選択です。</w:t>
       </w:r>
     </w:p>
-    <w:bookmarkEnd w:id="22"/>
-    <w:bookmarkStart w:id="23" w:name="で根拠の強さを正直に区別します"/>
+    <w:bookmarkEnd w:id="25"/>
+    <w:bookmarkStart w:id="26" w:name="で根拠の強さを正直に区別します"/>
     <w:p>
       <w:pPr>
         <w:pStyle w:val="Heading2"/>
@@ -593,8 +648,8 @@
         <w:t xml:space="preserve">確実に言えないことは、「〜と言われています」と書きます。数字や研究名も、確かなものだけにとどめました。</w:t>
       </w:r>
     </w:p>
-    <w:bookmarkEnd w:id="23"/>
-    <w:bookmarkStart w:id="24" w:name="この本の使い方-飛ばし読みok5分でok"/>
+    <w:bookmarkEnd w:id="26"/>
+    <w:bookmarkStart w:id="27" w:name="この本の使い方-飛ばし読みok5分でok"/>
     <w:p>
       <w:pPr>
         <w:pStyle w:val="Heading2"/>
@@ -726,8 +781,8 @@
         <w:t xml:space="preserve">があります。やれた日に○、難しかった日に△をつけてください。空白の日があっても、そこで終わりではありません。再開した日が、新しいスタートです。</w:t>
       </w:r>
     </w:p>
-    <w:bookmarkEnd w:id="24"/>
-    <w:bookmarkStart w:id="25" w:name="日後のゴール"/>
+    <w:bookmarkEnd w:id="27"/>
+    <w:bookmarkStart w:id="28" w:name="日後のゴール"/>
     <w:p>
       <w:pPr>
         <w:pStyle w:val="Heading2"/>
@@ -798,8 +853,8 @@
         <w:t xml:space="preserve">だと私は思っています。</w:t>
       </w:r>
     </w:p>
-    <w:bookmarkEnd w:id="25"/>
-    <w:bookmarkStart w:id="26" w:name="それでは始めましょう"/>
+    <w:bookmarkEnd w:id="28"/>
+    <w:bookmarkStart w:id="29" w:name="それでは始めましょう"/>
     <w:p>
       <w:pPr>
         <w:pStyle w:val="Heading2"/>
@@ -840,9 +895,9 @@
         <w:t xml:space="preserve">かみき♪</w:t>
       </w:r>
     </w:p>
-    <w:bookmarkEnd w:id="26"/>
-    <w:bookmarkEnd w:id="27"/>
-    <w:bookmarkStart w:id="56" w:name="序章-3分でわかるあなたの悩みタイプ診断"/>
+    <w:bookmarkEnd w:id="29"/>
+    <w:bookmarkEnd w:id="30"/>
+    <w:bookmarkStart w:id="62" w:name="序章-3分でわかるあなたの悩みタイプ診断"/>
     <w:p>
       <w:pPr>
         <w:pStyle w:val="Heading1"/>
@@ -903,7 +958,7 @@
         <w:t xml:space="preserve">です。3分で終わります。</w:t>
       </w:r>
     </w:p>
-    <w:bookmarkStart w:id="28" w:name="この章を読むとできること"/>
+    <w:bookmarkStart w:id="31" w:name="この章を読むとできること"/>
     <w:p>
       <w:pPr>
         <w:pStyle w:val="Heading2"/>
@@ -946,8 +1001,8 @@
         <w:t xml:space="preserve">が決まり、迷わず次の一歩に進める</w:t>
       </w:r>
     </w:p>
-    <w:bookmarkEnd w:id="28"/>
-    <w:bookmarkStart w:id="29" w:name="診断の前にこれだけ読んでください"/>
+    <w:bookmarkEnd w:id="31"/>
+    <w:bookmarkStart w:id="32" w:name="診断の前にこれだけ読んでください"/>
     <w:p>
       <w:pPr>
         <w:pStyle w:val="Heading2"/>
@@ -972,8 +1027,8 @@
         <w:t xml:space="preserve">また、結果は固定ではありません。時期や状況で変わります。「いまはこの傾向が強いんだな」と、気軽に受け取ってください。</w:t>
       </w:r>
     </w:p>
-    <w:bookmarkEnd w:id="29"/>
-    <w:bookmarkStart w:id="30" w:name="やり方"/>
+    <w:bookmarkEnd w:id="32"/>
+    <w:bookmarkStart w:id="33" w:name="やり方"/>
     <w:p>
       <w:pPr>
         <w:pStyle w:val="Heading2"/>
@@ -1043,8 +1098,8 @@
         </w:pict>
       </w:r>
     </w:p>
-    <w:bookmarkEnd w:id="30"/>
-    <w:bookmarkStart w:id="41" w:name="診断-10問"/>
+    <w:bookmarkEnd w:id="33"/>
+    <w:bookmarkStart w:id="44" w:name="診断-10問"/>
     <w:p>
       <w:pPr>
         <w:pStyle w:val="Heading2"/>
@@ -1053,7 +1108,7 @@
         <w:t xml:space="preserve">診断 10問</w:t>
       </w:r>
     </w:p>
-    <w:bookmarkStart w:id="31" w:name="問1-月末通帳や家計アプリの残高を見たとき"/>
+    <w:bookmarkStart w:id="34" w:name="問1-月末通帳や家計アプリの残高を見たとき"/>
     <w:p>
       <w:pPr>
         <w:pStyle w:val="Heading3"/>
@@ -1082,8 +1137,8 @@
         <w:t xml:space="preserve">③ 「貯めるつもりだったのに、何もしなかった」と落ち込む</w:t>
       </w:r>
     </w:p>
-    <w:bookmarkEnd w:id="31"/>
-    <w:bookmarkStart w:id="32" w:name="問2-朝目が覚めた直後"/>
+    <w:bookmarkEnd w:id="34"/>
+    <w:bookmarkStart w:id="35" w:name="問2-朝目が覚めた直後"/>
     <w:p>
       <w:pPr>
         <w:pStyle w:val="Heading3"/>
@@ -1112,8 +1167,8 @@
         <w:t xml:space="preserve">③ ふと、お金や将来の心配が頭をよぎる</w:t>
       </w:r>
     </w:p>
-    <w:bookmarkEnd w:id="32"/>
-    <w:bookmarkStart w:id="33" w:name="問3-気乗りしない誘いを受けたとき"/>
+    <w:bookmarkEnd w:id="35"/>
+    <w:bookmarkStart w:id="36" w:name="問3-気乗りしない誘いを受けたとき"/>
     <w:p>
       <w:pPr>
         <w:pStyle w:val="Heading3"/>
@@ -1142,8 +1197,8 @@
         <w:t xml:space="preserve">③ 行く元気が出ず、返事を後回しにしてしまう</w:t>
       </w:r>
     </w:p>
-    <w:bookmarkEnd w:id="33"/>
-    <w:bookmarkStart w:id="34" w:name="問4-新しいことを始めたいとき"/>
+    <w:bookmarkEnd w:id="36"/>
+    <w:bookmarkStart w:id="37" w:name="問4-新しいことを始めたいとき"/>
     <w:p>
       <w:pPr>
         <w:pStyle w:val="Heading3"/>
@@ -1172,8 +1227,8 @@
         <w:t xml:space="preserve">③ 「周りにどう思われるか」が気になって、言い出せない</w:t>
       </w:r>
     </w:p>
-    <w:bookmarkEnd w:id="34"/>
-    <w:bookmarkStart w:id="35" w:name="問5-うまくいかなかったとき心の中でつぶやく言葉"/>
+    <w:bookmarkEnd w:id="37"/>
+    <w:bookmarkStart w:id="38" w:name="問5-うまくいかなかったとき心の中でつぶやく言葉"/>
     <w:p>
       <w:pPr>
         <w:pStyle w:val="Heading3"/>
@@ -1202,8 +1257,8 @@
         <w:t xml:space="preserve">③ 「これでいくら損したか」と、つい数字で考える</w:t>
       </w:r>
     </w:p>
-    <w:bookmarkEnd w:id="35"/>
-    <w:bookmarkStart w:id="36" w:name="問6-snsを眺めているとき"/>
+    <w:bookmarkEnd w:id="38"/>
+    <w:bookmarkStart w:id="39" w:name="問6-snsを眺めているとき"/>
     <w:p>
       <w:pPr>
         <w:pStyle w:val="Heading3"/>
@@ -1232,8 +1287,8 @@
         <w:t xml:space="preserve">③ 誰かの投稿への反応や、自分の投稿の反応が気になる</w:t>
       </w:r>
     </w:p>
-    <w:bookmarkEnd w:id="36"/>
-    <w:bookmarkStart w:id="37" w:name="問7-一日の終わりにいちばん疲れの原因だと思うもの"/>
+    <w:bookmarkEnd w:id="39"/>
+    <w:bookmarkStart w:id="40" w:name="問7-一日の終わりにいちばん疲れの原因だと思うもの"/>
     <w:p>
       <w:pPr>
         <w:pStyle w:val="Heading3"/>
@@ -1262,8 +1317,8 @@
         <w:t xml:space="preserve">③ お金や将来の不安を考えすぎたこと</w:t>
       </w:r>
     </w:p>
-    <w:bookmarkEnd w:id="37"/>
-    <w:bookmarkStart w:id="38" w:name="問8-ちょっといい買い物をしようとしたとき"/>
+    <w:bookmarkEnd w:id="40"/>
+    <w:bookmarkStart w:id="41" w:name="問8-ちょっといい買い物をしようとしたとき"/>
     <w:p>
       <w:pPr>
         <w:pStyle w:val="Heading3"/>
@@ -1292,8 +1347,8 @@
         <w:t xml:space="preserve">③ 欲しいけれど、決めるのが面倒で先延ばしにする</w:t>
       </w:r>
     </w:p>
-    <w:bookmarkEnd w:id="38"/>
-    <w:bookmarkStart w:id="39" w:name="問9-人から頼みごとをされたとき"/>
+    <w:bookmarkEnd w:id="41"/>
+    <w:bookmarkStart w:id="42" w:name="問9-人から頼みごとをされたとき"/>
     <w:p>
       <w:pPr>
         <w:pStyle w:val="Heading3"/>
@@ -1322,8 +1377,8 @@
         <w:t xml:space="preserve">③ 見返りがはっきりしないと、なんだかモヤモヤする</w:t>
       </w:r>
     </w:p>
-    <w:bookmarkEnd w:id="39"/>
-    <w:bookmarkStart w:id="40" w:name="問10-変わりたいと思う理由でいちばん近いもの"/>
+    <w:bookmarkEnd w:id="42"/>
+    <w:bookmarkStart w:id="43" w:name="問10-変わりたいと思う理由でいちばん近いもの"/>
     <w:p>
       <w:pPr>
         <w:pStyle w:val="Heading3"/>
@@ -1359,9 +1414,9 @@
         </w:pict>
       </w:r>
     </w:p>
-    <w:bookmarkEnd w:id="40"/>
-    <w:bookmarkEnd w:id="41"/>
-    <w:bookmarkStart w:id="43" w:name="採点方法"/>
+    <w:bookmarkEnd w:id="43"/>
+    <w:bookmarkEnd w:id="44"/>
+    <w:bookmarkStart w:id="49" w:name="採点方法"/>
     <w:p>
       <w:pPr>
         <w:pStyle w:val="Heading2"/>
@@ -2049,7 +2104,7 @@
         <w:t xml:space="preserve">お金型( )点 / 人間関係型( )点 / やる気型( )点</w:t>
       </w:r>
     </w:p>
-    <w:bookmarkStart w:id="42" w:name="結果の見方"/>
+    <w:bookmarkStart w:id="48" w:name="結果の見方"/>
     <w:p>
       <w:pPr>
         <w:pStyle w:val="Heading3"/>
@@ -2191,9 +2246,64 @@
         </w:pict>
       </w:r>
     </w:p>
-    <w:bookmarkEnd w:id="42"/>
-    <w:bookmarkEnd w:id="43"/>
-    <w:bookmarkStart w:id="47" w:name="つのタイプ"/>
+    <w:p>
+      <w:pPr>
+        <w:pStyle w:val="CaptionedFigure"/>
+      </w:pPr>
+      <w:r>
+        <w:drawing>
+          <wp:inline>
+            <wp:extent cx="5334000" cy="2977116"/>
+            <wp:effectExtent b="0" l="0" r="0" t="0"/>
+            <wp:docPr descr="図: あなたの「しんどい」はどのタイプ?" title="" id="46" name="Picture"/>
+            <a:graphic>
+              <a:graphicData uri="http://schemas.openxmlformats.org/drawingml/2006/picture">
+                <pic:pic>
+                  <pic:nvPicPr>
+                    <pic:cNvPr descr="../images/fig04_prologue_types.jpg" id="47" name="Picture"/>
+                    <pic:cNvPicPr>
+                      <a:picLocks noChangeArrowheads="1" noChangeAspect="1"/>
+                    </pic:cNvPicPr>
+                  </pic:nvPicPr>
+                  <pic:blipFill>
+                    <a:blip r:embed="rId45"/>
+                    <a:stretch>
+                      <a:fillRect/>
+                    </a:stretch>
+                  </pic:blipFill>
+                  <pic:spPr bwMode="auto">
+                    <a:xfrm>
+                      <a:off x="0" y="0"/>
+                      <a:ext cx="5334000" cy="2977116"/>
+                    </a:xfrm>
+                    <a:prstGeom prst="rect">
+                      <a:avLst/>
+                    </a:prstGeom>
+                    <a:noFill/>
+                    <a:ln w="9525">
+                      <a:noFill/>
+                      <a:headEnd/>
+                      <a:tailEnd/>
+                    </a:ln>
+                  </pic:spPr>
+                </pic:pic>
+              </a:graphicData>
+            </a:graphic>
+          </wp:inline>
+        </w:drawing>
+      </w:r>
+    </w:p>
+    <w:p>
+      <w:pPr>
+        <w:pStyle w:val="ImageCaption"/>
+      </w:pPr>
+      <w:r>
+        <w:t xml:space="preserve">図: あなたの「しんどい」はどのタイプ?</w:t>
+      </w:r>
+    </w:p>
+    <w:bookmarkEnd w:id="48"/>
+    <w:bookmarkEnd w:id="49"/>
+    <w:bookmarkStart w:id="53" w:name="つのタイプ"/>
     <w:p>
       <w:pPr>
         <w:pStyle w:val="Heading2"/>
@@ -2202,7 +2312,7 @@
         <w:t xml:space="preserve">3つのタイプ</w:t>
       </w:r>
     </w:p>
-    <w:bookmarkStart w:id="44" w:name="お金型-足りないという感覚が心の中心にいる"/>
+    <w:bookmarkStart w:id="50" w:name="お金型-足りないという感覚が心の中心にいる"/>
     <w:p>
       <w:pPr>
         <w:pStyle w:val="Heading3"/>
@@ -2280,8 +2390,8 @@
         <w:t xml:space="preserve">※本書はお金の増減を約束するものではなく、投資のアドバイスでもありません。</w:t>
       </w:r>
     </w:p>
-    <w:bookmarkEnd w:id="44"/>
-    <w:bookmarkStart w:id="45" w:name="人間関係型-相手を優先しすぎて自分が後回しになる"/>
+    <w:bookmarkEnd w:id="50"/>
+    <w:bookmarkStart w:id="51" w:name="人間関係型-相手を優先しすぎて自分が後回しになる"/>
     <w:p>
       <w:pPr>
         <w:pStyle w:val="Heading3"/>
@@ -2361,8 +2471,8 @@
         <w:t xml:space="preserve">です。大げさな断り方ではなく、できるところから少しずつ試していきます。</w:t>
       </w:r>
     </w:p>
-    <w:bookmarkEnd w:id="45"/>
-    <w:bookmarkStart w:id="46" w:name="やる気型-動けない自分を責めてさらに動けなくなる"/>
+    <w:bookmarkEnd w:id="51"/>
+    <w:bookmarkStart w:id="52" w:name="やる気型-動けない自分を責めてさらに動けなくなる"/>
     <w:p>
       <w:pPr>
         <w:pStyle w:val="Heading3"/>
@@ -2449,9 +2559,9 @@
         </w:pict>
       </w:r>
     </w:p>
-    <w:bookmarkEnd w:id="46"/>
-    <w:bookmarkEnd w:id="47"/>
-    <w:bookmarkStart w:id="52" w:name="複合タイプ"/>
+    <w:bookmarkEnd w:id="52"/>
+    <w:bookmarkEnd w:id="53"/>
+    <w:bookmarkStart w:id="58" w:name="複合タイプ"/>
     <w:p>
       <w:pPr>
         <w:pStyle w:val="Heading2"/>
@@ -2468,7 +2578,7 @@
         <w:t xml:space="preserve">実際には、1つのタイプにきれいに収まる方はあまり多くありません。悩みは、つながっているからです。</w:t>
       </w:r>
     </w:p>
-    <w:bookmarkStart w:id="48" w:name="お金型-人間関係型"/>
+    <w:bookmarkStart w:id="54" w:name="お金型-人間関係型"/>
     <w:p>
       <w:pPr>
         <w:pStyle w:val="Heading3"/>
@@ -2495,8 +2605,8 @@
         <w:t xml:space="preserve">です。第6章と第7章を、交互に読むとつながりが見えてきます。</w:t>
       </w:r>
     </w:p>
-    <w:bookmarkEnd w:id="48"/>
-    <w:bookmarkStart w:id="49" w:name="お金型-やる気型"/>
+    <w:bookmarkEnd w:id="54"/>
+    <w:bookmarkStart w:id="55" w:name="お金型-やる気型"/>
     <w:p>
       <w:pPr>
         <w:pStyle w:val="Heading3"/>
@@ -2523,8 +2633,8 @@
         <w:t xml:space="preserve">という面があります。小さなワークから、少しずつ。</w:t>
       </w:r>
     </w:p>
-    <w:bookmarkEnd w:id="49"/>
-    <w:bookmarkStart w:id="50" w:name="人間関係型-やる気型"/>
+    <w:bookmarkEnd w:id="55"/>
+    <w:bookmarkStart w:id="56" w:name="人間関係型-やる気型"/>
     <w:p>
       <w:pPr>
         <w:pStyle w:val="Heading3"/>
@@ -2551,8 +2661,8 @@
         <w:t xml:space="preserve">から。動けないのは、疲れているサインかもしれません。</w:t>
       </w:r>
     </w:p>
-    <w:bookmarkEnd w:id="50"/>
-    <w:bookmarkStart w:id="51" w:name="三拍子型"/>
+    <w:bookmarkEnd w:id="56"/>
+    <w:bookmarkStart w:id="57" w:name="三拍子型"/>
     <w:p>
       <w:pPr>
         <w:pStyle w:val="Heading3"/>
@@ -2586,9 +2696,9 @@
         </w:pict>
       </w:r>
     </w:p>
-    <w:bookmarkEnd w:id="51"/>
-    <w:bookmarkEnd w:id="52"/>
-    <w:bookmarkStart w:id="54" w:name="タイプ別-読む順番ガイド"/>
+    <w:bookmarkEnd w:id="57"/>
+    <w:bookmarkEnd w:id="58"/>
+    <w:bookmarkStart w:id="60" w:name="タイプ別-読む順番ガイド"/>
     <w:p>
       <w:pPr>
         <w:pStyle w:val="Heading2"/>
@@ -2862,7 +2972,7 @@
         </w:tc>
       </w:tr>
     </w:tbl>
-    <w:bookmarkStart w:id="53" w:name="日の目安"/>
+    <w:bookmarkStart w:id="59" w:name="日の目安"/>
     <w:p>
       <w:pPr>
         <w:pStyle w:val="Heading3"/>
@@ -2962,9 +3072,9 @@
         </w:pict>
       </w:r>
     </w:p>
-    <w:bookmarkEnd w:id="53"/>
-    <w:bookmarkEnd w:id="54"/>
-    <w:bookmarkStart w:id="55" w:name="この章のまとめ"/>
+    <w:bookmarkEnd w:id="59"/>
+    <w:bookmarkEnd w:id="60"/>
+    <w:bookmarkStart w:id="61" w:name="この章のまとめ"/>
     <w:p>
       <w:pPr>
         <w:pStyle w:val="Heading2"/>
@@ -3044,9 +3154,9 @@
         <w:t xml:space="preserve">今日の5分、やれた? ○ / △</w:t>
       </w:r>
     </w:p>
-    <w:bookmarkEnd w:id="55"/>
-    <w:bookmarkEnd w:id="56"/>
-    <w:bookmarkStart w:id="71" w:name="第1章-変われないのは脳のクセだった"/>
+    <w:bookmarkEnd w:id="61"/>
+    <w:bookmarkEnd w:id="62"/>
+    <w:bookmarkStart w:id="80" w:name="第1章-変われないのは脳のクセだった"/>
     <w:p>
       <w:pPr>
         <w:pStyle w:val="Heading1"/>
@@ -3077,7 +3187,7 @@
         <w:t xml:space="preserve">もしそう感じているなら、この章はあなたのために書きました。</w:t>
       </w:r>
     </w:p>
-    <w:bookmarkStart w:id="57" w:name="この章を読むとできること-1"/>
+    <w:bookmarkStart w:id="63" w:name="この章を読むとできること-1"/>
     <w:p>
       <w:pPr>
         <w:pStyle w:val="Heading2"/>
@@ -3137,8 +3247,8 @@
         </w:pict>
       </w:r>
     </w:p>
-    <w:bookmarkEnd w:id="57"/>
-    <w:bookmarkStart w:id="59" w:name="脳は現状維持が大好き"/>
+    <w:bookmarkEnd w:id="63"/>
+    <w:bookmarkStart w:id="65" w:name="脳は現状維持が大好き"/>
     <w:p>
       <w:pPr>
         <w:pStyle w:val="Heading2"/>
@@ -3291,7 +3401,7 @@
         <w:t xml:space="preserve">なのです。</w:t>
       </w:r>
     </w:p>
-    <w:bookmarkStart w:id="58" w:name="事例-mさん40代会社員の場合"/>
+    <w:bookmarkStart w:id="64" w:name="事例-mさん40代会社員の場合"/>
     <w:p>
       <w:pPr>
         <w:pStyle w:val="Heading3"/>
@@ -3375,9 +3485,9 @@
         </w:pict>
       </w:r>
     </w:p>
-    <w:bookmarkEnd w:id="58"/>
-    <w:bookmarkEnd w:id="59"/>
-    <w:bookmarkStart w:id="62" w:name="ビビりな警備員扁桃体とのつきあい方"/>
+    <w:bookmarkEnd w:id="64"/>
+    <w:bookmarkEnd w:id="65"/>
+    <w:bookmarkStart w:id="71" w:name="ビビりな警備員扁桃体とのつきあい方"/>
     <w:p>
       <w:pPr>
         <w:pStyle w:val="Heading2"/>
@@ -3586,7 +3696,7 @@
         <w:t xml:space="preserve">のです。</w:t>
       </w:r>
     </w:p>
-    <w:bookmarkStart w:id="60" w:name="タイプ別に見る警備員の声"/>
+    <w:bookmarkStart w:id="66" w:name="タイプ別に見る警備員の声"/>
     <w:p>
       <w:pPr>
         <w:pStyle w:val="Heading3"/>
@@ -3687,8 +3797,8 @@
         <w:t xml:space="preserve">というメッセージです。</w:t>
       </w:r>
     </w:p>
-    <w:bookmarkEnd w:id="60"/>
-    <w:bookmarkStart w:id="61" w:name="警備員を敵にしない"/>
+    <w:bookmarkEnd w:id="66"/>
+    <w:bookmarkStart w:id="70" w:name="警備員を敵にしない"/>
     <w:p>
       <w:pPr>
         <w:pStyle w:val="Heading3"/>
@@ -3772,9 +3882,64 @@
         </w:pict>
       </w:r>
     </w:p>
-    <w:bookmarkEnd w:id="61"/>
-    <w:bookmarkEnd w:id="62"/>
-    <w:bookmarkStart w:id="66" w:name="小さな一歩なら警備員は大丈夫と通してくれる"/>
+    <w:p>
+      <w:pPr>
+        <w:pStyle w:val="CaptionedFigure"/>
+      </w:pPr>
+      <w:r>
+        <w:drawing>
+          <wp:inline>
+            <wp:extent cx="5334000" cy="2977116"/>
+            <wp:effectExtent b="0" l="0" r="0" t="0"/>
+            <wp:docPr descr="図: ビビりな警備員(扁桃体)の目をかいくぐる" title="" id="68" name="Picture"/>
+            <a:graphic>
+              <a:graphicData uri="http://schemas.openxmlformats.org/drawingml/2006/picture">
+                <pic:pic>
+                  <pic:nvPicPr>
+                    <pic:cNvPr descr="../images/fig03_ch1_guard.jpg" id="69" name="Picture"/>
+                    <pic:cNvPicPr>
+                      <a:picLocks noChangeArrowheads="1" noChangeAspect="1"/>
+                    </pic:cNvPicPr>
+                  </pic:nvPicPr>
+                  <pic:blipFill>
+                    <a:blip r:embed="rId67"/>
+                    <a:stretch>
+                      <a:fillRect/>
+                    </a:stretch>
+                  </pic:blipFill>
+                  <pic:spPr bwMode="auto">
+                    <a:xfrm>
+                      <a:off x="0" y="0"/>
+                      <a:ext cx="5334000" cy="2977116"/>
+                    </a:xfrm>
+                    <a:prstGeom prst="rect">
+                      <a:avLst/>
+                    </a:prstGeom>
+                    <a:noFill/>
+                    <a:ln w="9525">
+                      <a:noFill/>
+                      <a:headEnd/>
+                      <a:tailEnd/>
+                    </a:ln>
+                  </pic:spPr>
+                </pic:pic>
+              </a:graphicData>
+            </a:graphic>
+          </wp:inline>
+        </w:drawing>
+      </w:r>
+    </w:p>
+    <w:p>
+      <w:pPr>
+        <w:pStyle w:val="ImageCaption"/>
+      </w:pPr>
+      <w:r>
+        <w:t xml:space="preserve">図: ビビりな警備員(扁桃体)の目をかいくぐる</w:t>
+      </w:r>
+    </w:p>
+    <w:bookmarkEnd w:id="70"/>
+    <w:bookmarkEnd w:id="71"/>
+    <w:bookmarkStart w:id="75" w:name="小さな一歩なら警備員は大丈夫と通してくれる"/>
     <w:p>
       <w:pPr>
         <w:pStyle w:val="Heading2"/>
@@ -3907,7 +4072,7 @@
         <w:t xml:space="preserve">が、次の一歩を軽くしてくれるのです。</w:t>
       </w:r>
     </w:p>
-    <w:bookmarkStart w:id="63" w:name="カーナビの考え方"/>
+    <w:bookmarkStart w:id="72" w:name="カーナビの考え方"/>
     <w:p>
       <w:pPr>
         <w:pStyle w:val="Heading3"/>
@@ -3988,8 +4153,8 @@
         <w:t xml:space="preserve">がものをいうのです。</w:t>
       </w:r>
     </w:p>
-    <w:bookmarkEnd w:id="63"/>
-    <w:bookmarkStart w:id="64" w:name="脳は大人になっても変わる"/>
+    <w:bookmarkEnd w:id="72"/>
+    <w:bookmarkStart w:id="73" w:name="脳は大人になっても変わる"/>
     <w:p>
       <w:pPr>
         <w:pStyle w:val="Heading3"/>
@@ -4042,8 +4207,8 @@
         <w:t xml:space="preserve">です。劇的な変化を期待しすぎないほうが、続けやすくなります。</w:t>
       </w:r>
     </w:p>
-    <w:bookmarkEnd w:id="64"/>
-    <w:bookmarkStart w:id="65" w:name="自分を責めると警備員はもっと心配になる"/>
+    <w:bookmarkEnd w:id="73"/>
+    <w:bookmarkStart w:id="74" w:name="自分を責めると警備員はもっと心配になる"/>
     <w:p>
       <w:pPr>
         <w:pStyle w:val="Heading3"/>
@@ -4127,9 +4292,9 @@
         </w:pict>
       </w:r>
     </w:p>
-    <w:bookmarkEnd w:id="65"/>
-    <w:bookmarkEnd w:id="66"/>
-    <w:bookmarkStart w:id="67" w:name="今日からできるほんの少しの考え方"/>
+    <w:bookmarkEnd w:id="74"/>
+    <w:bookmarkEnd w:id="75"/>
+    <w:bookmarkStart w:id="76" w:name="今日からできるほんの少しの考え方"/>
     <w:p>
       <w:pPr>
         <w:pStyle w:val="Heading2"/>
@@ -4237,8 +4402,8 @@
         </w:pict>
       </w:r>
     </w:p>
-    <w:bookmarkEnd w:id="67"/>
-    <w:bookmarkStart w:id="68" w:name="ワーク小さな一歩チェック所要時間1分"/>
+    <w:bookmarkEnd w:id="76"/>
+    <w:bookmarkStart w:id="77" w:name="ワーク小さな一歩チェック所要時間1分"/>
     <w:p>
       <w:pPr>
         <w:pStyle w:val="Heading2"/>
@@ -4370,8 +4535,8 @@
         </w:pict>
       </w:r>
     </w:p>
-    <w:bookmarkEnd w:id="68"/>
-    <w:bookmarkStart w:id="69" w:name="脳科学メモ"/>
+    <w:bookmarkEnd w:id="77"/>
+    <w:bookmarkStart w:id="78" w:name="脳科学メモ"/>
     <w:p>
       <w:pPr>
         <w:pStyle w:val="Heading2"/>
@@ -4475,8 +4640,8 @@
         </w:pict>
       </w:r>
     </w:p>
-    <w:bookmarkEnd w:id="69"/>
-    <w:bookmarkStart w:id="70" w:name="師匠かみき-弟子りんじ-警備員にお礼を言う"/>
+    <w:bookmarkEnd w:id="78"/>
+    <w:bookmarkStart w:id="79" w:name="師匠かみき-弟子りんじ-警備員にお礼を言う"/>
     <w:p>
       <w:pPr>
         <w:pStyle w:val="Heading2"/>
@@ -4739,9 +4904,9 @@
         <w:t xml:space="preserve">今日の5分、やれた? ○ / △</w:t>
       </w:r>
     </w:p>
-    <w:bookmarkEnd w:id="70"/>
-    <w:bookmarkEnd w:id="71"/>
-    <w:bookmarkStart w:id="94" w:name="第2章-自分を責める言葉を1つだけ変える"/>
+    <w:bookmarkEnd w:id="79"/>
+    <w:bookmarkEnd w:id="80"/>
+    <w:bookmarkStart w:id="106" w:name="第2章-自分を責める言葉を1つだけ変える"/>
     <w:p>
       <w:pPr>
         <w:pStyle w:val="Heading1"/>
@@ -4813,7 +4978,7 @@
         </w:pict>
       </w:r>
     </w:p>
-    <w:bookmarkStart w:id="76" w:name="無理なポジティブはいらない"/>
+    <w:bookmarkStart w:id="88" w:name="無理なポジティブはいらない"/>
     <w:p>
       <w:pPr>
         <w:pStyle w:val="Heading2"/>
@@ -4822,7 +4987,7 @@
         <w:t xml:space="preserve">1 無理なポジティブは、いらない</w:t>
       </w:r>
     </w:p>
-    <w:bookmarkStart w:id="72" w:name="前向きな言葉を言いましょうでしんどくなった経験"/>
+    <w:bookmarkStart w:id="81" w:name="前向きな言葉を言いましょうでしんどくなった経験"/>
     <w:p>
       <w:pPr>
         <w:pStyle w:val="Heading3"/>
@@ -4903,8 +5068,8 @@
         <w:t xml:space="preserve">自分でも信じていない言葉を、無理に自分に聞かせる。すると、「理想の言葉」と「本音」のあいだに、ズレが生まれます。このズレが大きいほど、人は居心地が悪くなります。</w:t>
       </w:r>
     </w:p>
-    <w:bookmarkEnd w:id="72"/>
-    <w:bookmarkStart w:id="73" w:name="信じられない肯定はかえって逆効果になることがある"/>
+    <w:bookmarkEnd w:id="81"/>
+    <w:bookmarkStart w:id="82" w:name="信じられない肯定はかえって逆効果になることがある"/>
     <w:p>
       <w:pPr>
         <w:pStyle w:val="Heading3"/>
@@ -4959,8 +5124,8 @@
         <w:t xml:space="preserve">無理なポジティブは、いりません。</w:t>
       </w:r>
     </w:p>
-    <w:bookmarkEnd w:id="73"/>
-    <w:bookmarkStart w:id="74" w:name="では肯定的な言葉は意味がないの"/>
+    <w:bookmarkEnd w:id="82"/>
+    <w:bookmarkStart w:id="83" w:name="では肯定的な言葉は意味がないの"/>
     <w:p>
       <w:pPr>
         <w:pStyle w:val="Heading3"/>
@@ -5219,8 +5384,8 @@
         <w:t xml:space="preserve">脳は、自分が納得できる言葉には、あまり反発しません。</w:t>
       </w:r>
     </w:p>
-    <w:bookmarkEnd w:id="74"/>
-    <w:bookmarkStart w:id="75" w:name="つだけ変えれば十分"/>
+    <w:bookmarkEnd w:id="83"/>
+    <w:bookmarkStart w:id="87" w:name="つだけ変えれば十分"/>
     <w:p>
       <w:pPr>
         <w:pStyle w:val="Heading3"/>
@@ -5264,9 +5429,64 @@
         </w:pict>
       </w:r>
     </w:p>
-    <w:bookmarkEnd w:id="75"/>
-    <w:bookmarkEnd w:id="76"/>
-    <w:bookmarkStart w:id="80" w:name="考えないようにするほど考えてしまう理由"/>
+    <w:p>
+      <w:pPr>
+        <w:pStyle w:val="CaptionedFigure"/>
+      </w:pPr>
+      <w:r>
+        <w:drawing>
+          <wp:inline>
+            <wp:extent cx="5334000" cy="2977116"/>
+            <wp:effectExtent b="0" l="0" r="0" t="0"/>
+            <wp:docPr descr="図: 無理なポジティブは、警備員を怒らせる" title="" id="85" name="Picture"/>
+            <a:graphic>
+              <a:graphicData uri="http://schemas.openxmlformats.org/drawingml/2006/picture">
+                <pic:pic>
+                  <pic:nvPicPr>
+                    <pic:cNvPr descr="../images/fig06_ch2_positive.jpg" id="86" name="Picture"/>
+                    <pic:cNvPicPr>
+                      <a:picLocks noChangeArrowheads="1" noChangeAspect="1"/>
+                    </pic:cNvPicPr>
+                  </pic:nvPicPr>
+                  <pic:blipFill>
+                    <a:blip r:embed="rId84"/>
+                    <a:stretch>
+                      <a:fillRect/>
+                    </a:stretch>
+                  </pic:blipFill>
+                  <pic:spPr bwMode="auto">
+                    <a:xfrm>
+                      <a:off x="0" y="0"/>
+                      <a:ext cx="5334000" cy="2977116"/>
+                    </a:xfrm>
+                    <a:prstGeom prst="rect">
+                      <a:avLst/>
+                    </a:prstGeom>
+                    <a:noFill/>
+                    <a:ln w="9525">
+                      <a:noFill/>
+                      <a:headEnd/>
+                      <a:tailEnd/>
+                    </a:ln>
+                  </pic:spPr>
+                </pic:pic>
+              </a:graphicData>
+            </a:graphic>
+          </wp:inline>
+        </w:drawing>
+      </w:r>
+    </w:p>
+    <w:p>
+      <w:pPr>
+        <w:pStyle w:val="ImageCaption"/>
+      </w:pPr>
+      <w:r>
+        <w:t xml:space="preserve">図: 無理なポジティブは、警備員を怒らせる</w:t>
+      </w:r>
+    </w:p>
+    <w:bookmarkEnd w:id="87"/>
+    <w:bookmarkEnd w:id="88"/>
+    <w:bookmarkStart w:id="92" w:name="考えないようにするほど考えてしまう理由"/>
     <w:p>
       <w:pPr>
         <w:pStyle w:val="Heading2"/>
@@ -5275,7 +5495,7 @@
         <w:t xml:space="preserve">2 「考えないようにする」ほど、考えてしまう理由</w:t>
       </w:r>
     </w:p>
-    <w:bookmarkStart w:id="77" w:name="白くまの実験"/>
+    <w:bookmarkStart w:id="89" w:name="白くまの実験"/>
     <w:p>
       <w:pPr>
         <w:pStyle w:val="Heading3"/>
@@ -5342,8 +5562,8 @@
         <w:t xml:space="preserve">そもそも、そういう方法が、うまくいきにくいのです。</w:t>
       </w:r>
     </w:p>
-    <w:bookmarkEnd w:id="77"/>
-    <w:bookmarkStart w:id="78" w:name="しないよりするで言葉を選ぶ"/>
+    <w:bookmarkEnd w:id="89"/>
+    <w:bookmarkStart w:id="90" w:name="しないよりするで言葉を選ぶ"/>
     <w:p>
       <w:pPr>
         <w:pStyle w:val="Heading3"/>
@@ -5466,8 +5686,8 @@
         <w:t xml:space="preserve">目的地を入れた言葉は、あなたを次の一歩に連れていってくれます。</w:t>
       </w:r>
     </w:p>
-    <w:bookmarkEnd w:id="78"/>
-    <w:bookmarkStart w:id="79" w:name="責める言葉を消そうとしなくていい"/>
+    <w:bookmarkEnd w:id="90"/>
+    <w:bookmarkStart w:id="91" w:name="責める言葉を消そうとしなくていい"/>
     <w:p>
       <w:pPr>
         <w:pStyle w:val="Heading3"/>
@@ -5535,9 +5755,9 @@
         </w:pict>
       </w:r>
     </w:p>
-    <w:bookmarkEnd w:id="79"/>
-    <w:bookmarkEnd w:id="80"/>
-    <w:bookmarkStart w:id="85" w:name="感情に名前をつけると楽になる"/>
+    <w:bookmarkEnd w:id="91"/>
+    <w:bookmarkEnd w:id="92"/>
+    <w:bookmarkStart w:id="97" w:name="感情に名前をつけると楽になる"/>
     <w:p>
       <w:pPr>
         <w:pStyle w:val="Heading2"/>
@@ -5546,7 +5766,7 @@
         <w:t xml:space="preserve">3 感情に名前をつけると、楽になる</w:t>
       </w:r>
     </w:p>
-    <w:bookmarkStart w:id="81" w:name="モヤモヤの正体に名前をつける"/>
+    <w:bookmarkStart w:id="93" w:name="モヤモヤの正体に名前をつける"/>
     <w:p>
       <w:pPr>
         <w:pStyle w:val="Heading3"/>
@@ -5675,8 +5895,8 @@
         <w:t xml:space="preserve">感情も、正体がわかると、警備員が少し静かになってくれるのです。</w:t>
       </w:r>
     </w:p>
-    <w:bookmarkEnd w:id="81"/>
-    <w:bookmarkStart w:id="82" w:name="自分がではなくという自分がいる"/>
+    <w:bookmarkEnd w:id="93"/>
+    <w:bookmarkStart w:id="94" w:name="自分がではなくという自分がいる"/>
     <w:p>
       <w:pPr>
         <w:pStyle w:val="Heading3"/>
@@ -5744,8 +5964,8 @@
         <w:t xml:space="preserve">心理学では、考えと自分を切り離すこの練習を「脱フュージョン」と呼ぶことがあります。覚えなくて大丈夫です。「〜という自分がいるな」の一言だけ、持ち帰ってください。</w:t>
       </w:r>
     </w:p>
-    <w:bookmarkEnd w:id="82"/>
-    <w:bookmarkStart w:id="83" w:name="事例私は本当に使えないが口ぐせだった人"/>
+    <w:bookmarkEnd w:id="94"/>
+    <w:bookmarkStart w:id="95" w:name="事例私は本当に使えないが口ぐせだった人"/>
     <w:p>
       <w:pPr>
         <w:pStyle w:val="Heading3"/>
@@ -5836,8 +6056,8 @@
         <w:t xml:space="preserve">自分の価値をジャッジする言葉から、次にやることがわかる言葉へ。これが「1つだけ変える」の中身です。</w:t>
       </w:r>
     </w:p>
-    <w:bookmarkEnd w:id="83"/>
-    <w:bookmarkStart w:id="84" w:name="つらさが強いときはひとりで抱えないで"/>
+    <w:bookmarkEnd w:id="95"/>
+    <w:bookmarkStart w:id="96" w:name="つらさが強いときはひとりで抱えないで"/>
     <w:p>
       <w:pPr>
         <w:pStyle w:val="Heading3"/>
@@ -5879,9 +6099,9 @@
         </w:pict>
       </w:r>
     </w:p>
-    <w:bookmarkEnd w:id="84"/>
-    <w:bookmarkEnd w:id="85"/>
-    <w:bookmarkStart w:id="89" w:name="朝のコップ一杯でやさしい一言を添える"/>
+    <w:bookmarkEnd w:id="96"/>
+    <w:bookmarkEnd w:id="97"/>
+    <w:bookmarkStart w:id="101" w:name="朝のコップ一杯でやさしい一言を添える"/>
     <w:p>
       <w:pPr>
         <w:pStyle w:val="Heading2"/>
@@ -5890,7 +6110,7 @@
         <w:t xml:space="preserve">4 朝のコップ一杯で、やさしい一言を添える</w:t>
       </w:r>
     </w:p>
-    <w:bookmarkStart w:id="86" w:name="習慣はきっかけとセットにすると続けやすい"/>
+    <w:bookmarkStart w:id="98" w:name="習慣はきっかけとセットにすると続けやすい"/>
     <w:p>
       <w:pPr>
         <w:pStyle w:val="Heading3"/>
@@ -5945,8 +6165,8 @@
         <w:t xml:space="preserve">水そのものに特別な力があるわけではありません。大事なのは、「毎日必ずやる動作」と「やさしい一言」を結びつけることです。</w:t>
       </w:r>
     </w:p>
-    <w:bookmarkEnd w:id="86"/>
-    <w:bookmarkStart w:id="87" w:name="朝の一言の例"/>
+    <w:bookmarkEnd w:id="98"/>
+    <w:bookmarkStart w:id="99" w:name="朝の一言の例"/>
     <w:p>
       <w:pPr>
         <w:pStyle w:val="Heading3"/>
@@ -6033,8 +6253,8 @@
         <w:t xml:space="preserve">「べき」には、自分に対する小さなプレッシャーが、ずっとかかっています。「でいい」に変えるだけで、肩の力が少し抜けます。</w:t>
       </w:r>
     </w:p>
-    <w:bookmarkEnd w:id="87"/>
-    <w:bookmarkStart w:id="88" w:name="夜はできたことを3つだけ"/>
+    <w:bookmarkEnd w:id="99"/>
+    <w:bookmarkStart w:id="100" w:name="夜はできたことを3つだけ"/>
     <w:p>
       <w:pPr>
         <w:pStyle w:val="Heading3"/>
@@ -6128,9 +6348,9 @@
         </w:pict>
       </w:r>
     </w:p>
-    <w:bookmarkEnd w:id="88"/>
-    <w:bookmarkEnd w:id="89"/>
-    <w:bookmarkStart w:id="90" w:name="ワーク言葉の置き換え表所要時間3分"/>
+    <w:bookmarkEnd w:id="100"/>
+    <w:bookmarkEnd w:id="101"/>
+    <w:bookmarkStart w:id="102" w:name="ワーク言葉の置き換え表所要時間3分"/>
     <w:p>
       <w:pPr>
         <w:pStyle w:val="Heading2"/>
@@ -6380,8 +6600,8 @@
         </w:pict>
       </w:r>
     </w:p>
-    <w:bookmarkEnd w:id="90"/>
-    <w:bookmarkStart w:id="91" w:name="脳科学メモ-1"/>
+    <w:bookmarkEnd w:id="102"/>
+    <w:bookmarkStart w:id="103" w:name="脳科学メモ-1"/>
     <w:p>
       <w:pPr>
         <w:pStyle w:val="Heading2"/>
@@ -6487,8 +6707,8 @@
         </w:pict>
       </w:r>
     </w:p>
-    <w:bookmarkEnd w:id="91"/>
-    <w:bookmarkStart w:id="92" w:name="師匠かみき弟子りんじの対話コラム"/>
+    <w:bookmarkEnd w:id="103"/>
+    <w:bookmarkStart w:id="104" w:name="師匠かみき弟子りんじの対話コラム"/>
     <w:p>
       <w:pPr>
         <w:pStyle w:val="Heading2"/>
@@ -6654,8 +6874,8 @@
         </w:pict>
       </w:r>
     </w:p>
-    <w:bookmarkEnd w:id="92"/>
-    <w:bookmarkStart w:id="93" w:name="今日のできたか確認"/>
+    <w:bookmarkEnd w:id="104"/>
+    <w:bookmarkStart w:id="105" w:name="今日のできたか確認"/>
     <w:p>
       <w:pPr>
         <w:pStyle w:val="Heading2"/>
@@ -6682,9 +6902,9 @@
         <w:t xml:space="preserve">(責める言葉を1つ書き出せたら、それだけで○です)</w:t>
       </w:r>
     </w:p>
-    <w:bookmarkEnd w:id="93"/>
-    <w:bookmarkEnd w:id="94"/>
-    <w:bookmarkStart w:id="117" w:name="第3章-5分で動き出すやる気の作り方"/>
+    <w:bookmarkEnd w:id="105"/>
+    <w:bookmarkEnd w:id="106"/>
+    <w:bookmarkStart w:id="132" w:name="第3章-5分で動き出すやる気の作り方"/>
     <w:p>
       <w:pPr>
         <w:pStyle w:val="Heading1"/>
@@ -6758,7 +6978,7 @@
         </w:pict>
       </w:r>
     </w:p>
-    <w:bookmarkStart w:id="98" w:name="やる気は待つものではなく作るもの"/>
+    <w:bookmarkStart w:id="113" w:name="やる気は待つものではなく作るもの"/>
     <w:p>
       <w:pPr>
         <w:pStyle w:val="Heading2"/>
@@ -6767,7 +6987,7 @@
         <w:t xml:space="preserve">1 やる気は、待つものではなく、作るもの</w:t>
       </w:r>
     </w:p>
-    <w:bookmarkStart w:id="95" w:name="やる気が出たらやるは順番が逆かもしれない"/>
+    <w:bookmarkStart w:id="107" w:name="やる気が出たらやるは順番が逆かもしれない"/>
     <w:p>
       <w:pPr>
         <w:pStyle w:val="Heading3"/>
@@ -6852,8 +7072,8 @@
         <w:t xml:space="preserve">やる気は、待つものではなく、作るもの。</w:t>
       </w:r>
     </w:p>
-    <w:bookmarkEnd w:id="95"/>
-    <w:bookmarkStart w:id="96" w:name="ドーパミンはごほうびではなく期待で動く"/>
+    <w:bookmarkEnd w:id="107"/>
+    <w:bookmarkStart w:id="108" w:name="ドーパミンはごほうびではなく期待で動く"/>
     <w:p>
       <w:pPr>
         <w:pStyle w:val="Heading3"/>
@@ -6940,8 +7160,8 @@
         <w:t xml:space="preserve">脳が「今これをやっても、見返りが遠い」と判断しているだけ、という可能性があるのです。</w:t>
       </w:r>
     </w:p>
-    <w:bookmarkEnd w:id="96"/>
-    <w:bookmarkStart w:id="97" w:name="人は遠いごほうびより近いごほうびを選びやすい"/>
+    <w:bookmarkEnd w:id="108"/>
+    <w:bookmarkStart w:id="112" w:name="人は遠いごほうびより近いごほうびを選びやすい"/>
     <w:p>
       <w:pPr>
         <w:pStyle w:val="Heading3"/>
@@ -7027,9 +7247,64 @@
         </w:pict>
       </w:r>
     </w:p>
-    <w:bookmarkEnd w:id="97"/>
-    <w:bookmarkEnd w:id="98"/>
-    <w:bookmarkStart w:id="103" w:name="分だけルールで動き出す"/>
+    <w:p>
+      <w:pPr>
+        <w:pStyle w:val="CaptionedFigure"/>
+      </w:pPr>
+      <w:r>
+        <w:drawing>
+          <wp:inline>
+            <wp:extent cx="5334000" cy="2977116"/>
+            <wp:effectExtent b="0" l="0" r="0" t="0"/>
+            <wp:docPr descr="図: やる気は「待つ」ものではなく、動くと「ついてくる」" title="" id="110" name="Picture"/>
+            <a:graphic>
+              <a:graphicData uri="http://schemas.openxmlformats.org/drawingml/2006/picture">
+                <pic:pic>
+                  <pic:nvPicPr>
+                    <pic:cNvPr descr="../images/fig05_ch3_motivation.jpg" id="111" name="Picture"/>
+                    <pic:cNvPicPr>
+                      <a:picLocks noChangeArrowheads="1" noChangeAspect="1"/>
+                    </pic:cNvPicPr>
+                  </pic:nvPicPr>
+                  <pic:blipFill>
+                    <a:blip r:embed="rId109"/>
+                    <a:stretch>
+                      <a:fillRect/>
+                    </a:stretch>
+                  </pic:blipFill>
+                  <pic:spPr bwMode="auto">
+                    <a:xfrm>
+                      <a:off x="0" y="0"/>
+                      <a:ext cx="5334000" cy="2977116"/>
+                    </a:xfrm>
+                    <a:prstGeom prst="rect">
+                      <a:avLst/>
+                    </a:prstGeom>
+                    <a:noFill/>
+                    <a:ln w="9525">
+                      <a:noFill/>
+                      <a:headEnd/>
+                      <a:tailEnd/>
+                    </a:ln>
+                  </pic:spPr>
+                </pic:pic>
+              </a:graphicData>
+            </a:graphic>
+          </wp:inline>
+        </w:drawing>
+      </w:r>
+    </w:p>
+    <w:p>
+      <w:pPr>
+        <w:pStyle w:val="ImageCaption"/>
+      </w:pPr>
+      <w:r>
+        <w:t xml:space="preserve">図: やる気は「待つ」ものではなく、動くと「ついてくる」</w:t>
+      </w:r>
+    </w:p>
+    <w:bookmarkEnd w:id="112"/>
+    <w:bookmarkEnd w:id="113"/>
+    <w:bookmarkStart w:id="118" w:name="分だけルールで動き出す"/>
     <w:p>
       <w:pPr>
         <w:pStyle w:val="Heading2"/>
@@ -7038,7 +7313,7 @@
         <w:t xml:space="preserve">2 「5分だけ」ルールで、動き出す</w:t>
       </w:r>
     </w:p>
-    <w:bookmarkStart w:id="99" w:name="最初の一歩がいちばん重い"/>
+    <w:bookmarkStart w:id="114" w:name="最初の一歩がいちばん重い"/>
     <w:p>
       <w:pPr>
         <w:pStyle w:val="Heading3"/>
@@ -7093,8 +7368,8 @@
         <w:t xml:space="preserve">です。</w:t>
       </w:r>
     </w:p>
-    <w:bookmarkEnd w:id="99"/>
-    <w:bookmarkStart w:id="100" w:name="分ルールのやり方"/>
+    <w:bookmarkEnd w:id="114"/>
+    <w:bookmarkStart w:id="115" w:name="分ルールのやり方"/>
     <w:p>
       <w:pPr>
         <w:pStyle w:val="Heading3"/>
@@ -7179,8 +7454,8 @@
         <w:t xml:space="preserve">けれど、「5分だけ」と聞くと、警備員の警戒が少しゆるみます。「それくらいなら、まあいいか」となるのです。</w:t>
       </w:r>
     </w:p>
-    <w:bookmarkEnd w:id="100"/>
-    <w:bookmarkStart w:id="101" w:name="始めるとやる気が追いかけてくることがある"/>
+    <w:bookmarkEnd w:id="115"/>
+    <w:bookmarkStart w:id="116" w:name="始めるとやる気が追いかけてくることがある"/>
     <w:p>
       <w:pPr>
         <w:pStyle w:val="Heading3"/>
@@ -7249,8 +7524,8 @@
         <w:t xml:space="preserve">気持ちは自分でコントロールしにくいですが、5分だけ手を動かすことなら、できそうな気がしませんか。</w:t>
       </w:r>
     </w:p>
-    <w:bookmarkEnd w:id="101"/>
-    <w:bookmarkStart w:id="102" w:name="分ルールは自分を責めない仕組み"/>
+    <w:bookmarkEnd w:id="116"/>
+    <w:bookmarkStart w:id="117" w:name="分ルールは自分を責めない仕組み"/>
     <w:p>
       <w:pPr>
         <w:pStyle w:val="Heading3"/>
@@ -7326,9 +7601,9 @@
         </w:pict>
       </w:r>
     </w:p>
-    <w:bookmarkEnd w:id="102"/>
-    <w:bookmarkEnd w:id="103"/>
-    <w:bookmarkStart w:id="107" w:name="ベビーステップと環境づくり"/>
+    <w:bookmarkEnd w:id="117"/>
+    <w:bookmarkEnd w:id="118"/>
+    <w:bookmarkStart w:id="122" w:name="ベビーステップと環境づくり"/>
     <w:p>
       <w:pPr>
         <w:pStyle w:val="Heading2"/>
@@ -7337,7 +7612,7 @@
         <w:t xml:space="preserve">3 ベビーステップと、環境づくり</w:t>
       </w:r>
     </w:p>
-    <w:bookmarkStart w:id="104" w:name="分でも重いときはもっと小さくする"/>
+    <w:bookmarkStart w:id="119" w:name="分でも重いときはもっと小さくする"/>
     <w:p>
       <w:pPr>
         <w:pStyle w:val="Heading3"/>
@@ -7650,8 +7925,8 @@
         <w:t xml:space="preserve">小さくできた、という事実が、「私にもできた」という感覚の、最初の種になります。</w:t>
       </w:r>
     </w:p>
-    <w:bookmarkEnd w:id="104"/>
-    <w:bookmarkStart w:id="105" w:name="始めるまでの考える手間を減らす"/>
+    <w:bookmarkEnd w:id="119"/>
+    <w:bookmarkStart w:id="120" w:name="始めるまでの考える手間を減らす"/>
     <w:p>
       <w:pPr>
         <w:pStyle w:val="Heading3"/>
@@ -7760,8 +8035,8 @@
         <w:t xml:space="preserve">これは、ずるでもなんでもありません。賢い工夫です。</w:t>
       </w:r>
     </w:p>
-    <w:bookmarkEnd w:id="105"/>
-    <w:bookmarkStart w:id="106" w:name="水を飲んだら5分"/>
+    <w:bookmarkEnd w:id="120"/>
+    <w:bookmarkStart w:id="121" w:name="水を飲んだら5分"/>
     <w:p>
       <w:pPr>
         <w:pStyle w:val="Heading3"/>
@@ -7855,9 +8130,9 @@
         </w:pict>
       </w:r>
     </w:p>
-    <w:bookmarkEnd w:id="106"/>
-    <w:bookmarkEnd w:id="107"/>
-    <w:bookmarkStart w:id="112" w:name="小さなやれたをすぐに自分に伝える"/>
+    <w:bookmarkEnd w:id="121"/>
+    <w:bookmarkEnd w:id="122"/>
+    <w:bookmarkStart w:id="127" w:name="小さなやれたをすぐに自分に伝える"/>
     <w:p>
       <w:pPr>
         <w:pStyle w:val="Heading2"/>
@@ -7866,7 +8141,7 @@
         <w:t xml:space="preserve">4 小さな「やれた」を、すぐに自分に伝える</w:t>
       </w:r>
     </w:p>
-    <w:bookmarkStart w:id="108" w:name="ごほうびは終わったらすぐに"/>
+    <w:bookmarkStart w:id="123" w:name="ごほうびは終わったらすぐに"/>
     <w:p>
       <w:pPr>
         <w:pStyle w:val="Heading3"/>
@@ -7985,8 +8260,8 @@
         <w:t xml:space="preserve">それだけで、十分です。</w:t>
       </w:r>
     </w:p>
-    <w:bookmarkEnd w:id="108"/>
-    <w:bookmarkStart w:id="109" w:name="まだ足りないではなくここまでできた"/>
+    <w:bookmarkEnd w:id="123"/>
+    <w:bookmarkStart w:id="124" w:name="まだ足りないではなくここまでできた"/>
     <w:p>
       <w:pPr>
         <w:pStyle w:val="Heading3"/>
@@ -8073,8 +8348,8 @@
         <w:t xml:space="preserve">大きな成功をたまにするより、小さな「できた」を毎日積み重ねるほうが、自分への信頼は育ちやすいのです。</w:t>
       </w:r>
     </w:p>
-    <w:bookmarkEnd w:id="109"/>
-    <w:bookmarkStart w:id="110" w:name="事例机に向かえない日が続いていた人"/>
+    <w:bookmarkEnd w:id="124"/>
+    <w:bookmarkStart w:id="125" w:name="事例机に向かえない日が続いていた人"/>
     <w:p>
       <w:pPr>
         <w:pStyle w:val="Heading3"/>
@@ -8153,8 +8428,8 @@
         <w:t xml:space="preserve">けれど、「できなかった日」を責める言葉を、「今日は休む日にしよう。明日、また1行から」に置き換えたことで、完全にやめてしまうことなく続けられた、と話していました。</w:t>
       </w:r>
     </w:p>
-    <w:bookmarkEnd w:id="110"/>
-    <w:bookmarkStart w:id="111" w:name="気持ちが動かない状態が長く続くときは"/>
+    <w:bookmarkEnd w:id="125"/>
+    <w:bookmarkStart w:id="126" w:name="気持ちが動かない状態が長く続くときは"/>
     <w:p>
       <w:pPr>
         <w:pStyle w:val="Heading3"/>
@@ -8190,9 +8465,9 @@
         </w:pict>
       </w:r>
     </w:p>
-    <w:bookmarkEnd w:id="111"/>
-    <w:bookmarkEnd w:id="112"/>
-    <w:bookmarkStart w:id="113" w:name="ワーク5分ルール習慣表所要時間1分"/>
+    <w:bookmarkEnd w:id="126"/>
+    <w:bookmarkEnd w:id="127"/>
+    <w:bookmarkStart w:id="128" w:name="ワーク5分ルール習慣表所要時間1分"/>
     <w:p>
       <w:pPr>
         <w:pStyle w:val="Heading2"/>
@@ -8469,8 +8744,8 @@
         </w:pict>
       </w:r>
     </w:p>
-    <w:bookmarkEnd w:id="113"/>
-    <w:bookmarkStart w:id="114" w:name="脳科学メモ-2"/>
+    <w:bookmarkEnd w:id="128"/>
+    <w:bookmarkStart w:id="129" w:name="脳科学メモ-2"/>
     <w:p>
       <w:pPr>
         <w:pStyle w:val="Heading2"/>
@@ -8576,8 +8851,8 @@
         </w:pict>
       </w:r>
     </w:p>
-    <w:bookmarkEnd w:id="114"/>
-    <w:bookmarkStart w:id="115" w:name="師匠かみき弟子りんじの対話コラム-1"/>
+    <w:bookmarkEnd w:id="129"/>
+    <w:bookmarkStart w:id="130" w:name="師匠かみき弟子りんじの対話コラム-1"/>
     <w:p>
       <w:pPr>
         <w:pStyle w:val="Heading2"/>
@@ -8743,8 +9018,8 @@
         </w:pict>
       </w:r>
     </w:p>
-    <w:bookmarkEnd w:id="115"/>
-    <w:bookmarkStart w:id="116" w:name="今日のできたか確認-1"/>
+    <w:bookmarkEnd w:id="130"/>
+    <w:bookmarkStart w:id="131" w:name="今日のできたか確認-1"/>
     <w:p>
       <w:pPr>
         <w:pStyle w:val="Heading2"/>
@@ -8771,9 +9046,9 @@
         <w:t xml:space="preserve">(ベビーステップを1つ決められたら、それだけで○です)</w:t>
       </w:r>
     </w:p>
-    <w:bookmarkEnd w:id="116"/>
-    <w:bookmarkEnd w:id="117"/>
-    <w:bookmarkStart w:id="127" w:name="第4章-いいことに気づける脳になる"/>
+    <w:bookmarkEnd w:id="131"/>
+    <w:bookmarkEnd w:id="132"/>
+    <w:bookmarkStart w:id="142" w:name="第4章-いいことに気づける脳になる"/>
     <w:p>
       <w:pPr>
         <w:pStyle w:val="Heading1"/>
@@ -8845,7 +9120,7 @@
         </w:pict>
       </w:r>
     </w:p>
-    <w:bookmarkStart w:id="118" w:name="運がいい人は何が違うのか"/>
+    <w:bookmarkStart w:id="133" w:name="運がいい人は何が違うのか"/>
     <w:p>
       <w:pPr>
         <w:pStyle w:val="Heading2"/>
@@ -8995,8 +9270,8 @@
         </w:pict>
       </w:r>
     </w:p>
-    <w:bookmarkEnd w:id="118"/>
-    <w:bookmarkStart w:id="119" w:name="悪いことばかり目につくのは警備員の仕事だから"/>
+    <w:bookmarkEnd w:id="133"/>
+    <w:bookmarkStart w:id="134" w:name="悪いことばかり目につくのは警備員の仕事だから"/>
     <w:p>
       <w:pPr>
         <w:pStyle w:val="Heading2"/>
@@ -9104,8 +9379,8 @@
         </w:pict>
       </w:r>
     </w:p>
-    <w:bookmarkEnd w:id="119"/>
-    <w:bookmarkStart w:id="120" w:name="無理なポジティブはいりません"/>
+    <w:bookmarkEnd w:id="134"/>
+    <w:bookmarkStart w:id="135" w:name="無理なポジティブはいりません"/>
     <w:p>
       <w:pPr>
         <w:pStyle w:val="Heading2"/>
@@ -9273,8 +9548,8 @@
         </w:pict>
       </w:r>
     </w:p>
-    <w:bookmarkEnd w:id="120"/>
-    <w:bookmarkStart w:id="121" w:name="見る場所を変えるもうひとつの方法"/>
+    <w:bookmarkEnd w:id="135"/>
+    <w:bookmarkStart w:id="136" w:name="見る場所を変えるもうひとつの方法"/>
     <w:p>
       <w:pPr>
         <w:pStyle w:val="Heading2"/>
@@ -9394,8 +9669,8 @@
         </w:pict>
       </w:r>
     </w:p>
-    <w:bookmarkEnd w:id="121"/>
-    <w:bookmarkStart w:id="123" w:name="ありがとうはいちばん小さな目印になる"/>
+    <w:bookmarkEnd w:id="136"/>
+    <w:bookmarkStart w:id="138" w:name="ありがとうはいちばん小さな目印になる"/>
     <w:p>
       <w:pPr>
         <w:pStyle w:val="Heading2"/>
@@ -9490,7 +9765,7 @@
         <w:t xml:space="preserve">感謝を書き出す習慣が、気分の安定と関連したという研究は、実際にいくつかあります。ただ、効果の出方は人それぞれです。「やれば必ず幸せになる」と約束できるものではありません。それでも、お金も時間もほとんどかからず、副作用の心配もほぼない習慣ですから、試す価値はあると私は思っています。</w:t>
       </w:r>
     </w:p>
-    <w:bookmarkStart w:id="122" w:name="事例-毎日何もいいことがないと思っていたaさん仮名の再構成です"/>
+    <w:bookmarkStart w:id="137" w:name="事例-毎日何もいいことがないと思っていたaさん仮名の再構成です"/>
     <w:p>
       <w:pPr>
         <w:pStyle w:val="Heading3"/>
@@ -9546,9 +9821,9 @@
         </w:pict>
       </w:r>
     </w:p>
-    <w:bookmarkEnd w:id="122"/>
-    <w:bookmarkEnd w:id="123"/>
-    <w:bookmarkStart w:id="124" w:name="ワークツイてる脳ノート所要時間-2分"/>
+    <w:bookmarkEnd w:id="137"/>
+    <w:bookmarkEnd w:id="138"/>
+    <w:bookmarkStart w:id="139" w:name="ワークツイてる脳ノート所要時間-2分"/>
     <w:p>
       <w:pPr>
         <w:pStyle w:val="Heading2"/>
@@ -9656,8 +9931,8 @@
         </w:pict>
       </w:r>
     </w:p>
-    <w:bookmarkEnd w:id="124"/>
-    <w:bookmarkStart w:id="125" w:name="脳科学メモ-3"/>
+    <w:bookmarkEnd w:id="139"/>
+    <w:bookmarkStart w:id="140" w:name="脳科学メモ-3"/>
     <w:p>
       <w:pPr>
         <w:pStyle w:val="Heading2"/>
@@ -9745,8 +10020,8 @@
         </w:pict>
       </w:r>
     </w:p>
-    <w:bookmarkEnd w:id="125"/>
-    <w:bookmarkStart w:id="126" w:name="師匠かみき弟子りんじの対話コラム-2"/>
+    <w:bookmarkEnd w:id="140"/>
+    <w:bookmarkStart w:id="141" w:name="師匠かみき弟子りんじの対話コラム-2"/>
     <w:p>
       <w:pPr>
         <w:pStyle w:val="Heading2"/>
@@ -9934,9 +10209,9 @@
         <w:t xml:space="preserve">(ツイてる脳ノートが1行でも書けたら○。開いただけでも△。どちらも合格です)</w:t>
       </w:r>
     </w:p>
-    <w:bookmarkEnd w:id="126"/>
-    <w:bookmarkEnd w:id="127"/>
-    <w:bookmarkStart w:id="136" w:name="第5章-疲れストレス眠りを1分でリセットする"/>
+    <w:bookmarkEnd w:id="141"/>
+    <w:bookmarkEnd w:id="142"/>
+    <w:bookmarkStart w:id="151" w:name="第5章-疲れストレス眠りを1分でリセットする"/>
     <w:p>
       <w:pPr>
         <w:pStyle w:val="Heading1"/>
@@ -10026,7 +10301,7 @@
         </w:pict>
       </w:r>
     </w:p>
-    <w:bookmarkStart w:id="128" w:name="休めないのはあなたのせいではありません"/>
+    <w:bookmarkStart w:id="143" w:name="休めないのはあなたのせいではありません"/>
     <w:p>
       <w:pPr>
         <w:pStyle w:val="Heading2"/>
@@ -10152,8 +10427,8 @@
         </w:pict>
       </w:r>
     </w:p>
-    <w:bookmarkEnd w:id="128"/>
-    <w:bookmarkStart w:id="129" w:name="秒呼吸-息をゆっくり吐くだけ"/>
+    <w:bookmarkEnd w:id="143"/>
+    <w:bookmarkStart w:id="144" w:name="秒呼吸-息をゆっくり吐くだけ"/>
     <w:p>
       <w:pPr>
         <w:pStyle w:val="Heading2"/>
@@ -10322,8 +10597,8 @@
         </w:pict>
       </w:r>
     </w:p>
-    <w:bookmarkEnd w:id="129"/>
-    <w:bookmarkStart w:id="130" w:name="ぼーっとする時間はサボりではありません"/>
+    <w:bookmarkEnd w:id="144"/>
+    <w:bookmarkStart w:id="145" w:name="ぼーっとする時間はサボりではありません"/>
     <w:p>
       <w:pPr>
         <w:pStyle w:val="Heading2"/>
@@ -10461,8 +10736,8 @@
         </w:pict>
       </w:r>
     </w:p>
-    <w:bookmarkEnd w:id="130"/>
-    <w:bookmarkStart w:id="131" w:name="眠る前の習慣-脳に今日はここまでを知らせる"/>
+    <w:bookmarkEnd w:id="145"/>
+    <w:bookmarkStart w:id="146" w:name="眠る前の習慣-脳に今日はここまでを知らせる"/>
     <w:p>
       <w:pPr>
         <w:pStyle w:val="Heading2"/>
@@ -10664,8 +10939,8 @@
         </w:pict>
       </w:r>
     </w:p>
-    <w:bookmarkEnd w:id="131"/>
-    <w:bookmarkStart w:id="132" w:name="マインドフルネスウォーター-水を五感で味わう1分"/>
+    <w:bookmarkEnd w:id="146"/>
+    <w:bookmarkStart w:id="147" w:name="マインドフルネスウォーター-水を五感で味わう1分"/>
     <w:p>
       <w:pPr>
         <w:pStyle w:val="Heading2"/>
@@ -10878,8 +11153,8 @@
         </w:pict>
       </w:r>
     </w:p>
-    <w:bookmarkEnd w:id="132"/>
-    <w:bookmarkStart w:id="133" w:name="ワーク呼吸と水の1分ワーク所要時間-1分"/>
+    <w:bookmarkEnd w:id="147"/>
+    <w:bookmarkStart w:id="148" w:name="ワーク呼吸と水の1分ワーク所要時間-1分"/>
     <w:p>
       <w:pPr>
         <w:pStyle w:val="Heading2"/>
@@ -10987,8 +11262,8 @@
         </w:pict>
       </w:r>
     </w:p>
-    <w:bookmarkEnd w:id="133"/>
-    <w:bookmarkStart w:id="134" w:name="脳科学メモ-4"/>
+    <w:bookmarkEnd w:id="148"/>
+    <w:bookmarkStart w:id="149" w:name="脳科学メモ-4"/>
     <w:p>
       <w:pPr>
         <w:pStyle w:val="Heading2"/>
@@ -11094,8 +11369,8 @@
         </w:pict>
       </w:r>
     </w:p>
-    <w:bookmarkEnd w:id="134"/>
-    <w:bookmarkStart w:id="135" w:name="師匠かみき弟子りんじの対話コラム-3"/>
+    <w:bookmarkEnd w:id="149"/>
+    <w:bookmarkStart w:id="150" w:name="師匠かみき弟子りんじの対話コラム-3"/>
     <w:p>
       <w:pPr>
         <w:pStyle w:val="Heading2"/>
@@ -11273,9 +11548,9 @@
         <w:t xml:space="preserve">(呼吸3回、水ひと口のどちらかだけでも、やれたら○です。思い出しただけなら△です)</w:t>
       </w:r>
     </w:p>
-    <w:bookmarkEnd w:id="135"/>
-    <w:bookmarkEnd w:id="136"/>
-    <w:bookmarkStart w:id="149" w:name="第6章-人間関係で消耗しない脳の使い方"/>
+    <w:bookmarkEnd w:id="150"/>
+    <w:bookmarkEnd w:id="151"/>
+    <w:bookmarkStart w:id="164" w:name="第6章-人間関係で消耗しない脳の使い方"/>
     <w:p>
       <w:pPr>
         <w:pStyle w:val="Heading1"/>
@@ -11347,7 +11622,7 @@
         </w:pict>
       </w:r>
     </w:p>
-    <w:bookmarkStart w:id="138" w:name="優しすぎる人はなぜ疲れやすいのか"/>
+    <w:bookmarkStart w:id="153" w:name="優しすぎる人はなぜ疲れやすいのか"/>
     <w:p>
       <w:pPr>
         <w:pStyle w:val="Heading2"/>
@@ -11436,7 +11711,7 @@
         <w:t xml:space="preserve">「かもしれない」で十分です。大切なのは、疲れの原因を「自分がダメだから」から「受け取る量が多いから」に置き換えることだからです。</w:t>
       </w:r>
     </w:p>
-    <w:bookmarkStart w:id="137" w:name="拒絶に敏感なのも警備員のしごと"/>
+    <w:bookmarkStart w:id="152" w:name="拒絶に敏感なのも警備員のしごと"/>
     <w:p>
       <w:pPr>
         <w:pStyle w:val="Heading3"/>
@@ -11494,9 +11769,9 @@
         </w:pict>
       </w:r>
     </w:p>
-    <w:bookmarkEnd w:id="137"/>
-    <w:bookmarkEnd w:id="138"/>
-    <w:bookmarkStart w:id="141" w:name="巻き込まれない線の引き方"/>
+    <w:bookmarkEnd w:id="152"/>
+    <w:bookmarkEnd w:id="153"/>
+    <w:bookmarkStart w:id="156" w:name="巻き込まれない線の引き方"/>
     <w:p>
       <w:pPr>
         <w:pStyle w:val="Heading2"/>
@@ -11587,7 +11862,7 @@
         <w:t xml:space="preserve">、というだけです。</w:t>
       </w:r>
     </w:p>
-    <w:bookmarkStart w:id="139" w:name="巻き込まれそうな瞬間の小さな3つの手"/>
+    <w:bookmarkStart w:id="154" w:name="巻き込まれそうな瞬間の小さな3つの手"/>
     <w:p>
       <w:pPr>
         <w:pStyle w:val="Heading3"/>
@@ -11668,8 +11943,8 @@
         <w:t xml:space="preserve">頼まれごとには、「予定を確認して、あとでお返事しますね」と時間をもらいます。その場で「はい」と言ってしまう人ほど、この一呼吸が効きます。</w:t>
       </w:r>
     </w:p>
-    <w:bookmarkEnd w:id="139"/>
-    <w:bookmarkStart w:id="140" w:name="断り方は短くていい"/>
+    <w:bookmarkEnd w:id="154"/>
+    <w:bookmarkStart w:id="155" w:name="断り方は短くていい"/>
     <w:p>
       <w:pPr>
         <w:pStyle w:val="Heading3"/>
@@ -11755,9 +12030,9 @@
         </w:pict>
       </w:r>
     </w:p>
-    <w:bookmarkEnd w:id="140"/>
-    <w:bookmarkEnd w:id="141"/>
-    <w:bookmarkStart w:id="143" w:name="付き合う5人の平均は本当なのか"/>
+    <w:bookmarkEnd w:id="155"/>
+    <w:bookmarkEnd w:id="156"/>
+    <w:bookmarkStart w:id="158" w:name="付き合う5人の平均は本当なのか"/>
     <w:p>
       <w:pPr>
         <w:pStyle w:val="Heading2"/>
@@ -11909,7 +12184,7 @@
         <w:t xml:space="preserve">この2つは、あなたの体がくれる正直なデータです。それを「いい人・悪い人」の判定にしないことが、ここでは大切です。</w:t>
       </w:r>
     </w:p>
-    <w:bookmarkStart w:id="142" w:name="消耗する人が悪い人とは限りません"/>
+    <w:bookmarkStart w:id="157" w:name="消耗する人が悪い人とは限りません"/>
     <w:p>
       <w:pPr>
         <w:pStyle w:val="Heading3"/>
@@ -11991,9 +12266,9 @@
         </w:pict>
       </w:r>
     </w:p>
-    <w:bookmarkEnd w:id="142"/>
-    <w:bookmarkEnd w:id="143"/>
-    <w:bookmarkStart w:id="144" w:name="全員に好かれなくても人生は回る"/>
+    <w:bookmarkEnd w:id="157"/>
+    <w:bookmarkEnd w:id="158"/>
+    <w:bookmarkStart w:id="159" w:name="全員に好かれなくても人生は回る"/>
     <w:p>
       <w:pPr>
         <w:pStyle w:val="Heading2"/>
@@ -12073,8 +12348,8 @@
         </w:pict>
       </w:r>
     </w:p>
-    <w:bookmarkEnd w:id="144"/>
-    <w:bookmarkStart w:id="145" w:name="ワーク回復と消耗の棚卸し所要時間-5分"/>
+    <w:bookmarkEnd w:id="159"/>
+    <w:bookmarkStart w:id="160" w:name="ワーク回復と消耗の棚卸し所要時間-5分"/>
     <w:p>
       <w:pPr>
         <w:pStyle w:val="Heading2"/>
@@ -12264,8 +12539,8 @@
         </w:pict>
       </w:r>
     </w:p>
-    <w:bookmarkEnd w:id="145"/>
-    <w:bookmarkStart w:id="146" w:name="脳科学メモ-5"/>
+    <w:bookmarkEnd w:id="160"/>
+    <w:bookmarkStart w:id="161" w:name="脳科学メモ-5"/>
     <w:p>
       <w:pPr>
         <w:pStyle w:val="Heading2"/>
@@ -12428,8 +12703,8 @@
         </w:pict>
       </w:r>
     </w:p>
-    <w:bookmarkEnd w:id="146"/>
-    <w:bookmarkStart w:id="147" w:name="師匠かみき弟子りんじの対話コラム-4"/>
+    <w:bookmarkEnd w:id="161"/>
+    <w:bookmarkStart w:id="162" w:name="師匠かみき弟子りんじの対話コラム-4"/>
     <w:p>
       <w:pPr>
         <w:pStyle w:val="Heading2"/>
@@ -12595,8 +12870,8 @@
         </w:pict>
       </w:r>
     </w:p>
-    <w:bookmarkEnd w:id="147"/>
-    <w:bookmarkStart w:id="148" w:name="今日の5分やれた-〇"/>
+    <w:bookmarkEnd w:id="162"/>
+    <w:bookmarkStart w:id="163" w:name="今日の5分やれた-〇"/>
     <w:p>
       <w:pPr>
         <w:pStyle w:val="Heading2"/>
@@ -12621,9 +12896,9 @@
         <w:t xml:space="preserve">※この章の内容は、心のつらさが強いときの治療やカウンセリングの代わりにはなりません。人間関係のつらさが長く続く、眠れない、気持ちが沈んで動けない、職場や家庭で理不尽な扱いを受けているといった場合は、ひとりで抱えずに、医療機関や公的な相談窓口、専門家に相談してください。</w:t>
       </w:r>
     </w:p>
-    <w:bookmarkEnd w:id="148"/>
-    <w:bookmarkEnd w:id="149"/>
-    <w:bookmarkStart w:id="167" w:name="第7章-お金の不安を小さくするお金の器"/>
+    <w:bookmarkEnd w:id="163"/>
+    <w:bookmarkEnd w:id="164"/>
+    <w:bookmarkStart w:id="188" w:name="第7章-お金の不安を小さくするお金の器"/>
     <w:p>
       <w:pPr>
         <w:pStyle w:val="Heading1"/>
@@ -12721,7 +12996,7 @@
         </w:pict>
       </w:r>
     </w:p>
-    <w:bookmarkStart w:id="150" w:name="不安は足りないより見えないときに大きくなる"/>
+    <w:bookmarkStart w:id="165" w:name="不安は足りないより見えないときに大きくなる"/>
     <w:p>
       <w:pPr>
         <w:pStyle w:val="Heading2"/>
@@ -12864,8 +13139,8 @@
         </w:pict>
       </w:r>
     </w:p>
-    <w:bookmarkEnd w:id="150"/>
-    <w:bookmarkStart w:id="156" w:name="お金の器4つの見方"/>
+    <w:bookmarkEnd w:id="165"/>
+    <w:bookmarkStart w:id="174" w:name="お金の器4つの見方"/>
     <w:p>
       <w:pPr>
         <w:pStyle w:val="Heading2"/>
@@ -13120,7 +13395,7 @@
         <w:t xml:space="preserve">順番に、見ていきましょう。</w:t>
       </w:r>
     </w:p>
-    <w:bookmarkStart w:id="151" w:name="収入の器-普通の線はいつの間にか引かれている"/>
+    <w:bookmarkStart w:id="166" w:name="収入の器-普通の線はいつの間にか引かれている"/>
     <w:p>
       <w:pPr>
         <w:pStyle w:val="Heading3"/>
@@ -13205,8 +13480,8 @@
         <w:t xml:space="preserve">書いた線を、すぐに動かす必要はありません。見える形にするだけで十分です。</w:t>
       </w:r>
     </w:p>
-    <w:bookmarkEnd w:id="151"/>
-    <w:bookmarkStart w:id="152" w:name="流入の器-入口は1つだけと決めていませんか"/>
+    <w:bookmarkEnd w:id="166"/>
+    <w:bookmarkStart w:id="167" w:name="流入の器-入口は1つだけと決めていませんか"/>
     <w:p>
       <w:pPr>
         <w:pStyle w:val="Heading3"/>
@@ -13301,8 +13576,8 @@
         <w:t xml:space="preserve">金額の大きさは、問いません。</w:t>
       </w:r>
     </w:p>
-    <w:bookmarkEnd w:id="152"/>
-    <w:bookmarkStart w:id="153" w:name="需要の器-自分の力は誰かに必要とされている"/>
+    <w:bookmarkEnd w:id="167"/>
+    <w:bookmarkStart w:id="168" w:name="需要の器-自分の力は誰かに必要とされている"/>
     <w:p>
       <w:pPr>
         <w:pStyle w:val="Heading3"/>
@@ -13369,8 +13644,8 @@
         <w:t xml:space="preserve">「それくらいで?」と思うことほど、書く価値があります。</w:t>
       </w:r>
     </w:p>
-    <w:bookmarkEnd w:id="153"/>
-    <w:bookmarkStart w:id="154" w:name="貯蓄の器-意志ではなく仕組みで残す"/>
+    <w:bookmarkEnd w:id="168"/>
+    <w:bookmarkStart w:id="169" w:name="貯蓄の器-意志ではなく仕組みで残す"/>
     <w:p>
       <w:pPr>
         <w:pStyle w:val="Heading3"/>
@@ -13497,8 +13772,8 @@
         <w:t xml:space="preserve">※この事例は、複数の相談や体験談をもとにした仮名の再構成です。実在の特定の人物の話ではありません。</w:t>
       </w:r>
     </w:p>
-    <w:bookmarkEnd w:id="154"/>
-    <w:bookmarkStart w:id="155" w:name="どの器から始めるか"/>
+    <w:bookmarkEnd w:id="169"/>
+    <w:bookmarkStart w:id="173" w:name="どの器から始めるか"/>
     <w:p>
       <w:pPr>
         <w:pStyle w:val="Heading3"/>
@@ -13573,9 +13848,64 @@
         </w:pict>
       </w:r>
     </w:p>
-    <w:bookmarkEnd w:id="155"/>
-    <w:bookmarkEnd w:id="156"/>
-    <w:bookmarkStart w:id="162" w:name="お金のブロック3診断"/>
+    <w:p>
+      <w:pPr>
+        <w:pStyle w:val="CaptionedFigure"/>
+      </w:pPr>
+      <w:r>
+        <w:drawing>
+          <wp:inline>
+            <wp:extent cx="5334000" cy="2977116"/>
+            <wp:effectExtent b="0" l="0" r="0" t="0"/>
+            <wp:docPr descr="図: お金の不安は「見えない暗がり」から生まれる" title="" id="171" name="Picture"/>
+            <a:graphic>
+              <a:graphicData uri="http://schemas.openxmlformats.org/drawingml/2006/picture">
+                <pic:pic>
+                  <pic:nvPicPr>
+                    <pic:cNvPr descr="../images/fig09_ch7_four_vessels.jpg" id="172" name="Picture"/>
+                    <pic:cNvPicPr>
+                      <a:picLocks noChangeArrowheads="1" noChangeAspect="1"/>
+                    </pic:cNvPicPr>
+                  </pic:nvPicPr>
+                  <pic:blipFill>
+                    <a:blip r:embed="rId170"/>
+                    <a:stretch>
+                      <a:fillRect/>
+                    </a:stretch>
+                  </pic:blipFill>
+                  <pic:spPr bwMode="auto">
+                    <a:xfrm>
+                      <a:off x="0" y="0"/>
+                      <a:ext cx="5334000" cy="2977116"/>
+                    </a:xfrm>
+                    <a:prstGeom prst="rect">
+                      <a:avLst/>
+                    </a:prstGeom>
+                    <a:noFill/>
+                    <a:ln w="9525">
+                      <a:noFill/>
+                      <a:headEnd/>
+                      <a:tailEnd/>
+                    </a:ln>
+                  </pic:spPr>
+                </pic:pic>
+              </a:graphicData>
+            </a:graphic>
+          </wp:inline>
+        </w:drawing>
+      </w:r>
+    </w:p>
+    <w:p>
+      <w:pPr>
+        <w:pStyle w:val="ImageCaption"/>
+      </w:pPr>
+      <w:r>
+        <w:t xml:space="preserve">図: お金の不安は「見えない暗がり」から生まれる</w:t>
+      </w:r>
+    </w:p>
+    <w:bookmarkEnd w:id="173"/>
+    <w:bookmarkEnd w:id="174"/>
+    <w:bookmarkStart w:id="183" w:name="お金のブロック3診断"/>
     <w:p>
       <w:pPr>
         <w:pStyle w:val="Heading2"/>
@@ -13624,7 +13954,62 @@
         <w:t xml:space="preserve">お金に対するブレーキは、大きく3つのタイプに分けられます。</w:t>
       </w:r>
     </w:p>
-    <w:bookmarkStart w:id="157" w:name="ブロック1-罪悪感タイプ"/>
+    <w:p>
+      <w:pPr>
+        <w:pStyle w:val="CaptionedFigure"/>
+      </w:pPr>
+      <w:r>
+        <w:drawing>
+          <wp:inline>
+            <wp:extent cx="5334000" cy="2977116"/>
+            <wp:effectExtent b="0" l="0" r="0" t="0"/>
+            <wp:docPr descr="図: お金を遠ざける「3つのブレーキ」" title="" id="176" name="Picture"/>
+            <a:graphic>
+              <a:graphicData uri="http://schemas.openxmlformats.org/drawingml/2006/picture">
+                <pic:pic>
+                  <pic:nvPicPr>
+                    <pic:cNvPr descr="../images/fig10_ch7_three_brakes.jpg" id="177" name="Picture"/>
+                    <pic:cNvPicPr>
+                      <a:picLocks noChangeArrowheads="1" noChangeAspect="1"/>
+                    </pic:cNvPicPr>
+                  </pic:nvPicPr>
+                  <pic:blipFill>
+                    <a:blip r:embed="rId175"/>
+                    <a:stretch>
+                      <a:fillRect/>
+                    </a:stretch>
+                  </pic:blipFill>
+                  <pic:spPr bwMode="auto">
+                    <a:xfrm>
+                      <a:off x="0" y="0"/>
+                      <a:ext cx="5334000" cy="2977116"/>
+                    </a:xfrm>
+                    <a:prstGeom prst="rect">
+                      <a:avLst/>
+                    </a:prstGeom>
+                    <a:noFill/>
+                    <a:ln w="9525">
+                      <a:noFill/>
+                      <a:headEnd/>
+                      <a:tailEnd/>
+                    </a:ln>
+                  </pic:spPr>
+                </pic:pic>
+              </a:graphicData>
+            </a:graphic>
+          </wp:inline>
+        </w:drawing>
+      </w:r>
+    </w:p>
+    <w:p>
+      <w:pPr>
+        <w:pStyle w:val="ImageCaption"/>
+      </w:pPr>
+      <w:r>
+        <w:t xml:space="preserve">図: お金を遠ざける「3つのブレーキ」</w:t>
+      </w:r>
+    </w:p>
+    <w:bookmarkStart w:id="178" w:name="ブロック1-罪悪感タイプ"/>
     <w:p>
       <w:pPr>
         <w:pStyle w:val="Heading3"/>
@@ -13703,8 +14088,8 @@
         <w:t xml:space="preserve">これは、あなたを守るために身につけた考え方でもあります。</w:t>
       </w:r>
     </w:p>
-    <w:bookmarkEnd w:id="157"/>
-    <w:bookmarkStart w:id="158" w:name="ブロック2-汚染タイプ"/>
+    <w:bookmarkEnd w:id="178"/>
+    <w:bookmarkStart w:id="179" w:name="ブロック2-汚染タイプ"/>
     <w:p>
       <w:pPr>
         <w:pStyle w:val="Heading3"/>
@@ -13777,8 +14162,8 @@
         <w:t xml:space="preserve">ニュースやドラマで見た「お金で人が変わる話」が、イメージを作っていることもあります。</w:t>
       </w:r>
     </w:p>
-    <w:bookmarkEnd w:id="158"/>
-    <w:bookmarkStart w:id="159" w:name="ブロック3-自己価値タイプ"/>
+    <w:bookmarkEnd w:id="179"/>
+    <w:bookmarkStart w:id="180" w:name="ブロック3-自己価値タイプ"/>
     <w:p>
       <w:pPr>
         <w:pStyle w:val="Heading3"/>
@@ -13851,8 +14236,8 @@
         <w:t xml:space="preserve">このタイプは、お金の問題というより、第2章の「自分を責める言葉」と深くつながっています。</w:t>
       </w:r>
     </w:p>
-    <w:bookmarkEnd w:id="159"/>
-    <w:bookmarkStart w:id="160" w:name="診断の見方"/>
+    <w:bookmarkEnd w:id="180"/>
+    <w:bookmarkStart w:id="181" w:name="診断の見方"/>
     <w:p>
       <w:pPr>
         <w:pStyle w:val="Heading3"/>
@@ -13959,8 +14344,8 @@
         <w:t xml:space="preserve">一番気になるものを1つだけ見れば十分です。</w:t>
       </w:r>
     </w:p>
-    <w:bookmarkEnd w:id="160"/>
-    <w:bookmarkStart w:id="161" w:name="気づくだけで少し楽になる"/>
+    <w:bookmarkEnd w:id="181"/>
+    <w:bookmarkStart w:id="182" w:name="気づくだけで少し楽になる"/>
     <w:p>
       <w:pPr>
         <w:pStyle w:val="Heading3"/>
@@ -14052,9 +14437,9 @@
         </w:pict>
       </w:r>
     </w:p>
-    <w:bookmarkEnd w:id="161"/>
-    <w:bookmarkEnd w:id="162"/>
-    <w:bookmarkStart w:id="163" w:name="器を整えてもお金が増えるとは言えない理由"/>
+    <w:bookmarkEnd w:id="182"/>
+    <w:bookmarkEnd w:id="183"/>
+    <w:bookmarkStart w:id="184" w:name="器を整えてもお金が増えるとは言えない理由"/>
     <w:p>
       <w:pPr>
         <w:pStyle w:val="Heading2"/>
@@ -14241,8 +14626,8 @@
         </w:pict>
       </w:r>
     </w:p>
-    <w:bookmarkEnd w:id="163"/>
-    <w:bookmarkStart w:id="164" w:name="ワークお金のブロック診断所要-約3分"/>
+    <w:bookmarkEnd w:id="184"/>
+    <w:bookmarkStart w:id="185" w:name="ワークお金のブロック診断所要-約3分"/>
     <w:p>
       <w:pPr>
         <w:pStyle w:val="Heading2"/>
@@ -14460,8 +14845,8 @@
         </w:pict>
       </w:r>
     </w:p>
-    <w:bookmarkEnd w:id="164"/>
-    <w:bookmarkStart w:id="165" w:name="脳科学メモ-6"/>
+    <w:bookmarkEnd w:id="185"/>
+    <w:bookmarkStart w:id="186" w:name="脳科学メモ-6"/>
     <w:p>
       <w:pPr>
         <w:pStyle w:val="Heading2"/>
@@ -14559,8 +14944,8 @@
         </w:pict>
       </w:r>
     </w:p>
-    <w:bookmarkEnd w:id="165"/>
-    <w:bookmarkStart w:id="166" w:name="師匠かみき弟子りんじ-怖くて通帳が開けません"/>
+    <w:bookmarkEnd w:id="186"/>
+    <w:bookmarkStart w:id="187" w:name="師匠かみき弟子りんじ-怖くて通帳が開けません"/>
     <w:p>
       <w:pPr>
         <w:pStyle w:val="Heading2"/>
@@ -14768,9 +15153,9 @@
         <w:t xml:space="preserve">今日の5分、やれた? ○ / △</w:t>
       </w:r>
     </w:p>
-    <w:bookmarkEnd w:id="166"/>
-    <w:bookmarkEnd w:id="167"/>
-    <w:bookmarkStart w:id="177" w:name="おわりに-30日プランをつくろう"/>
+    <w:bookmarkEnd w:id="187"/>
+    <w:bookmarkEnd w:id="188"/>
+    <w:bookmarkStart w:id="204" w:name="おわりに-30日プランをつくろう"/>
     <w:p>
       <w:pPr>
         <w:pStyle w:val="Heading1"/>
@@ -14829,7 +15214,7 @@
         </w:pict>
       </w:r>
     </w:p>
-    <w:bookmarkStart w:id="168" w:name="続かなかった自分を責めなくていい"/>
+    <w:bookmarkStart w:id="192" w:name="続かなかった自分を責めなくていい"/>
     <w:p>
       <w:pPr>
         <w:pStyle w:val="Heading2"/>
@@ -14899,8 +15284,63 @@
         </w:pict>
       </w:r>
     </w:p>
-    <w:bookmarkEnd w:id="168"/>
-    <w:bookmarkStart w:id="174" w:name="自分用30日プランのつくり方所要-約10分"/>
+    <w:p>
+      <w:pPr>
+        <w:pStyle w:val="CaptionedFigure"/>
+      </w:pPr>
+      <w:r>
+        <w:drawing>
+          <wp:inline>
+            <wp:extent cx="5334000" cy="2977116"/>
+            <wp:effectExtent b="0" l="0" r="0" t="0"/>
+            <wp:docPr descr="図: いちばん強い習慣とは「戻ってこられる」こと" title="" id="190" name="Picture"/>
+            <a:graphic>
+              <a:graphicData uri="http://schemas.openxmlformats.org/drawingml/2006/picture">
+                <pic:pic>
+                  <pic:nvPicPr>
+                    <pic:cNvPr descr="../images/fig12_ending_return.jpg" id="191" name="Picture"/>
+                    <pic:cNvPicPr>
+                      <a:picLocks noChangeArrowheads="1" noChangeAspect="1"/>
+                    </pic:cNvPicPr>
+                  </pic:nvPicPr>
+                  <pic:blipFill>
+                    <a:blip r:embed="rId189"/>
+                    <a:stretch>
+                      <a:fillRect/>
+                    </a:stretch>
+                  </pic:blipFill>
+                  <pic:spPr bwMode="auto">
+                    <a:xfrm>
+                      <a:off x="0" y="0"/>
+                      <a:ext cx="5334000" cy="2977116"/>
+                    </a:xfrm>
+                    <a:prstGeom prst="rect">
+                      <a:avLst/>
+                    </a:prstGeom>
+                    <a:noFill/>
+                    <a:ln w="9525">
+                      <a:noFill/>
+                      <a:headEnd/>
+                      <a:tailEnd/>
+                    </a:ln>
+                  </pic:spPr>
+                </pic:pic>
+              </a:graphicData>
+            </a:graphic>
+          </wp:inline>
+        </w:drawing>
+      </w:r>
+    </w:p>
+    <w:p>
+      <w:pPr>
+        <w:pStyle w:val="ImageCaption"/>
+      </w:pPr>
+      <w:r>
+        <w:t xml:space="preserve">図: いちばん強い習慣とは「戻ってこられる」こと</w:t>
+      </w:r>
+    </w:p>
+    <w:bookmarkEnd w:id="192"/>
+    <w:bookmarkStart w:id="198" w:name="自分用30日プランのつくり方所要-約10分"/>
     <w:p>
       <w:pPr>
         <w:pStyle w:val="Heading2"/>
@@ -14929,7 +15369,7 @@
         <w:t xml:space="preserve">そのまま使ってもかまいませんが、自分用に整えると、続けやすくなります。</w:t>
       </w:r>
     </w:p>
-    <w:bookmarkStart w:id="169" w:name="ステップ1-いまの悩みを1つ選ぶ"/>
+    <w:bookmarkStart w:id="193" w:name="ステップ1-いまの悩みを1つ選ぶ"/>
     <w:p>
       <w:pPr>
         <w:pStyle w:val="Heading3"/>
@@ -14952,8 +15392,8 @@
         <w:t xml:space="preserve">一番軽くしたい悩みを、1つだけ選びます。</w:t>
       </w:r>
     </w:p>
-    <w:bookmarkEnd w:id="169"/>
-    <w:bookmarkStart w:id="170" w:name="ステップ2-読む順番を決める"/>
+    <w:bookmarkEnd w:id="193"/>
+    <w:bookmarkStart w:id="194" w:name="ステップ2-読む順番を決める"/>
     <w:p>
       <w:pPr>
         <w:pStyle w:val="Heading3"/>
@@ -14976,8 +15416,8 @@
         <w:t xml:space="preserve">迷うなら、第1章と第3章は、どのタイプの方にも土台になります。</w:t>
       </w:r>
     </w:p>
-    <w:bookmarkEnd w:id="170"/>
-    <w:bookmarkStart w:id="171" w:name="ステップ3-いつやるかを決める"/>
+    <w:bookmarkEnd w:id="194"/>
+    <w:bookmarkStart w:id="195" w:name="ステップ3-いつやるかを決める"/>
     <w:p>
       <w:pPr>
         <w:pStyle w:val="Heading3"/>
@@ -15063,8 +15503,8 @@
         <w:t xml:space="preserve">これは、行動の「きっかけ」を前もって決めておく方法で、研究でも続けやすさとの関連が報告されています。</w:t>
       </w:r>
     </w:p>
-    <w:bookmarkEnd w:id="171"/>
-    <w:bookmarkStart w:id="172" w:name="ステップ4-やれなかった日のルールを決める"/>
+    <w:bookmarkEnd w:id="195"/>
+    <w:bookmarkStart w:id="196" w:name="ステップ4-やれなかった日のルールを決める"/>
     <w:p>
       <w:pPr>
         <w:pStyle w:val="Heading3"/>
@@ -15117,8 +15557,8 @@
         <w:t xml:space="preserve">1週間空いたら → 読み返すのは、各章の冒頭だけでよい</w:t>
       </w:r>
     </w:p>
-    <w:bookmarkEnd w:id="172"/>
-    <w:bookmarkStart w:id="173" w:name="ステップ5-書き込む"/>
+    <w:bookmarkEnd w:id="196"/>
+    <w:bookmarkStart w:id="197" w:name="ステップ5-書き込む"/>
     <w:p>
       <w:pPr>
         <w:pStyle w:val="Heading3"/>
@@ -15315,9 +15755,9 @@
         </w:pict>
       </w:r>
     </w:p>
-    <w:bookmarkEnd w:id="173"/>
-    <w:bookmarkEnd w:id="174"/>
-    <w:bookmarkStart w:id="175" w:name="日後に確かめてほしいこと"/>
+    <w:bookmarkEnd w:id="197"/>
+    <w:bookmarkEnd w:id="198"/>
+    <w:bookmarkStart w:id="199" w:name="日後に確かめてほしいこと"/>
     <w:p>
       <w:pPr>
         <w:pStyle w:val="Heading2"/>
@@ -15409,8 +15849,8 @@
         </w:pict>
       </w:r>
     </w:p>
-    <w:bookmarkEnd w:id="175"/>
-    <w:bookmarkStart w:id="176" w:name="むすび"/>
+    <w:bookmarkEnd w:id="199"/>
+    <w:bookmarkStart w:id="203" w:name="むすび"/>
     <w:p>
       <w:pPr>
         <w:pStyle w:val="Heading2"/>
@@ -15490,9 +15930,64 @@
         <w:t xml:space="preserve">今日の5分、やれた? ○ / △</w:t>
       </w:r>
     </w:p>
-    <w:bookmarkEnd w:id="176"/>
-    <w:bookmarkEnd w:id="177"/>
-    <w:bookmarkStart w:id="187" w:name="巻末"/>
+    <w:p>
+      <w:pPr>
+        <w:pStyle w:val="CaptionedFigure"/>
+      </w:pPr>
+      <w:r>
+        <w:drawing>
+          <wp:inline>
+            <wp:extent cx="5334000" cy="2977116"/>
+            <wp:effectExtent b="0" l="0" r="0" t="0"/>
+            <wp:docPr descr="図: やる気がなくても、今日5分だけ。" title="" id="201" name="Picture"/>
+            <a:graphic>
+              <a:graphicData uri="http://schemas.openxmlformats.org/drawingml/2006/picture">
+                <pic:pic>
+                  <pic:nvPicPr>
+                    <pic:cNvPr descr="../images/fig13_ending_five_min.jpg" id="202" name="Picture"/>
+                    <pic:cNvPicPr>
+                      <a:picLocks noChangeArrowheads="1" noChangeAspect="1"/>
+                    </pic:cNvPicPr>
+                  </pic:nvPicPr>
+                  <pic:blipFill>
+                    <a:blip r:embed="rId200"/>
+                    <a:stretch>
+                      <a:fillRect/>
+                    </a:stretch>
+                  </pic:blipFill>
+                  <pic:spPr bwMode="auto">
+                    <a:xfrm>
+                      <a:off x="0" y="0"/>
+                      <a:ext cx="5334000" cy="2977116"/>
+                    </a:xfrm>
+                    <a:prstGeom prst="rect">
+                      <a:avLst/>
+                    </a:prstGeom>
+                    <a:noFill/>
+                    <a:ln w="9525">
+                      <a:noFill/>
+                      <a:headEnd/>
+                      <a:tailEnd/>
+                    </a:ln>
+                  </pic:spPr>
+                </pic:pic>
+              </a:graphicData>
+            </a:graphic>
+          </wp:inline>
+        </w:drawing>
+      </w:r>
+    </w:p>
+    <w:p>
+      <w:pPr>
+        <w:pStyle w:val="ImageCaption"/>
+      </w:pPr>
+      <w:r>
+        <w:t xml:space="preserve">図: やる気がなくても、今日5分だけ。</w:t>
+      </w:r>
+    </w:p>
+    <w:bookmarkEnd w:id="203"/>
+    <w:bookmarkEnd w:id="204"/>
+    <w:bookmarkStart w:id="214" w:name="巻末"/>
     <w:p>
       <w:pPr>
         <w:pStyle w:val="Heading1"/>
@@ -15501,7 +15996,7 @@
         <w:t xml:space="preserve">巻末</w:t>
       </w:r>
     </w:p>
-    <w:bookmarkStart w:id="182" w:name="日チェックシート"/>
+    <w:bookmarkStart w:id="209" w:name="日チェックシート"/>
     <w:p>
       <w:pPr>
         <w:pStyle w:val="Heading2"/>
@@ -15524,7 +16019,7 @@
         <w:t xml:space="preserve">「所要」は目安です。1分でも、やった日は ○ です。章の数字は、そのワークがある章を示します。</w:t>
       </w:r>
     </w:p>
-    <w:bookmarkStart w:id="178" w:name="第1週-脳のクセに気づく言葉をゆるめる"/>
+    <w:bookmarkStart w:id="205" w:name="第1週-脳のクセに気づく言葉をゆるめる"/>
     <w:p>
       <w:pPr>
         <w:pStyle w:val="Heading3"/>
@@ -16019,8 +16514,8 @@
         </w:tc>
       </w:tr>
     </w:tbl>
-    <w:bookmarkEnd w:id="178"/>
-    <w:bookmarkStart w:id="179" w:name="第2週-動き出すいいことに気づく休む"/>
+    <w:bookmarkEnd w:id="205"/>
+    <w:bookmarkStart w:id="206" w:name="第2週-動き出すいいことに気づく休む"/>
     <w:p>
       <w:pPr>
         <w:pStyle w:val="Heading3"/>
@@ -16515,8 +17010,8 @@
         </w:tc>
       </w:tr>
     </w:tbl>
-    <w:bookmarkEnd w:id="179"/>
-    <w:bookmarkStart w:id="180" w:name="第3週-人間関係で消耗しない"/>
+    <w:bookmarkEnd w:id="206"/>
+    <w:bookmarkStart w:id="207" w:name="第3週-人間関係で消耗しない"/>
     <w:p>
       <w:pPr>
         <w:pStyle w:val="Heading3"/>
@@ -17011,8 +17506,8 @@
         </w:tc>
       </w:tr>
     </w:tbl>
-    <w:bookmarkEnd w:id="180"/>
-    <w:bookmarkStart w:id="181" w:name="第4週-お金の不安を小さくする"/>
+    <w:bookmarkEnd w:id="207"/>
+    <w:bookmarkStart w:id="208" w:name="第4週-お金の不安を小さくする"/>
     <w:p>
       <w:pPr>
         <w:pStyle w:val="Heading3"/>
@@ -17648,9 +18143,9 @@
         </w:pict>
       </w:r>
     </w:p>
-    <w:bookmarkEnd w:id="181"/>
-    <w:bookmarkEnd w:id="182"/>
-    <w:bookmarkStart w:id="184" w:name="参考文献"/>
+    <w:bookmarkEnd w:id="208"/>
+    <w:bookmarkEnd w:id="209"/>
+    <w:bookmarkStart w:id="211" w:name="参考文献"/>
     <w:p>
       <w:pPr>
         <w:pStyle w:val="Heading2"/>
@@ -17837,7 +18332,7 @@
         <w:t xml:space="preserve">※ 他章で引用された文献は、各章の担当分を編集段階でここに統合します。</w:t>
       </w:r>
     </w:p>
-    <w:bookmarkStart w:id="183" w:name="要確認リスト出典を確認できておらず本文では固有名詞数字を出していないもの"/>
+    <w:bookmarkStart w:id="210" w:name="要確認リスト出典を確認できておらず本文では固有名詞数字を出していないもの"/>
     <w:p>
       <w:pPr>
         <w:pStyle w:val="Heading3"/>
@@ -17913,9 +18408,9 @@
         </w:pict>
       </w:r>
     </w:p>
-    <w:bookmarkEnd w:id="183"/>
-    <w:bookmarkEnd w:id="184"/>
-    <w:bookmarkStart w:id="185" w:name="免責事項"/>
+    <w:bookmarkEnd w:id="210"/>
+    <w:bookmarkEnd w:id="211"/>
+    <w:bookmarkStart w:id="212" w:name="免責事項"/>
     <w:p>
       <w:pPr>
         <w:pStyle w:val="Heading2"/>
@@ -18059,8 +18554,8 @@
         </w:pict>
       </w:r>
     </w:p>
-    <w:bookmarkEnd w:id="185"/>
-    <w:bookmarkStart w:id="186" w:name="購入者特典のご案内"/>
+    <w:bookmarkEnd w:id="212"/>
+    <w:bookmarkStart w:id="213" w:name="購入者特典のご案内"/>
     <w:p>
       <w:pPr>
         <w:pStyle w:val="Heading2"/>
@@ -18193,8 +18688,8 @@
         <w:t xml:space="preserve">※ 特典は、本書の内容を補うものであり、効果を保証するものではありません。</w:t>
       </w:r>
     </w:p>
-    <w:bookmarkEnd w:id="186"/>
-    <w:bookmarkEnd w:id="187"/>
+    <w:bookmarkEnd w:id="213"/>
+    <w:bookmarkEnd w:id="214"/>
     <w:sectPr/>
   </w:body>
 </w:document>
@@ -19393,6 +19888,10 @@
   <w:style w:customStyle="1" w:styleId="ImageCaption" w:type="paragraph">
     <w:name w:val="Image Caption"/>
     <w:basedOn w:val="Caption"/>
+    <w:rPr>
+      <w:rFonts w:ascii="游明朝" w:hAnsi="游明朝" w:eastAsia="游明朝" w:cs="游明朝"/>
+      <w:sz w:val="21"/>
+    </w:rPr>
   </w:style>
   <w:style w:customStyle="1" w:styleId="Figure" w:type="paragraph">
     <w:name w:val="Figure"/>
@@ -19404,6 +19903,10 @@
     <w:pPr>
       <w:keepNext/>
     </w:pPr>
+    <w:rPr>
+      <w:rFonts w:ascii="游明朝" w:hAnsi="游明朝" w:eastAsia="游明朝" w:cs="游明朝"/>
+      <w:sz w:val="21"/>
+    </w:rPr>
   </w:style>
   <w:style w:customStyle="1" w:styleId="BodyTextChar" w:type="character">
     <w:name w:val="Body Text Char"/>

--- a/book/kindle/『やる気がなくても動ける脳科学の5分習慣』_Kindle原稿.docx
+++ b/book/kindle/『やる気がなくても動ける脳科学の5分習慣』_Kindle原稿.docx
@@ -32,287 +32,29 @@
         <w:t xml:space="preserve">かみき♪</w:t>
       </w:r>
     </w:p>
-    <w:bookmarkStart w:id="30" w:name="はじめに-続かないのはあなたのせいじゃない"/>
-    <w:p>
-      <w:pPr>
-        <w:pStyle w:val="Heading1"/>
-      </w:pPr>
-      <w:r>
-        <w:t xml:space="preserve">はじめに 「続かない」のは、あなたのせいじゃない</w:t>
-      </w:r>
-    </w:p>
-    <w:p>
-      <w:pPr>
-        <w:pStyle w:val="FirstParagraph"/>
-      </w:pPr>
-      <w:r>
-        <w:t xml:space="preserve">新しい手帳を買った。朝活を始めると決めた。家計簿アプリも入れた。</w:t>
-      </w:r>
-      <w:r>
-        <w:t xml:space="preserve"> </w:t>
-      </w:r>
-      <w:r>
-        <w:t xml:space="preserve">けれど、気づけば三日坊主。「また続かなかった」と、ため息をついている。</w:t>
-      </w:r>
-    </w:p>
-    <w:p>
-      <w:pPr>
-        <w:pStyle w:val="BodyText"/>
-      </w:pPr>
-      <w:r>
-        <w:t xml:space="preserve">お金のこと、人間関係のこと、自分への自信のこと。</w:t>
-      </w:r>
-      <w:r>
-        <w:t xml:space="preserve"> </w:t>
-      </w:r>
-      <w:r>
-        <w:t xml:space="preserve">悩みはいくつもあるのに、動こうとすると体が重い。やる気が出ない自分に、さらにがっかりしてしまう。</w:t>
-      </w:r>
-    </w:p>
-    <w:p>
-      <w:pPr>
-        <w:pStyle w:val="BodyText"/>
-      </w:pPr>
-      <w:r>
-        <w:t xml:space="preserve">もし、少しでも心当たりがあるなら、最初にお伝えしたいことがあります。</w:t>
-      </w:r>
-    </w:p>
-    <w:p>
-      <w:pPr>
-        <w:pStyle w:val="BodyText"/>
-      </w:pPr>
-      <w:r>
-        <w:rPr>
-          <w:bCs/>
-          <w:b/>
-        </w:rPr>
-        <w:t xml:space="preserve">それは、あなたの意志が弱いからではありません。</w:t>
-      </w:r>
-    </w:p>
-    <w:bookmarkStart w:id="20" w:name="頑張っても続かない人の共通点"/>
-    <w:p>
-      <w:pPr>
-        <w:pStyle w:val="Heading2"/>
-      </w:pPr>
-      <w:r>
-        <w:t xml:space="preserve">頑張っても続かない人の「共通点」</w:t>
-      </w:r>
-    </w:p>
-    <w:p>
-      <w:pPr>
-        <w:pStyle w:val="FirstParagraph"/>
-      </w:pPr>
-      <w:r>
-        <w:t xml:space="preserve">私は「かみき♪」といいます。脳の仕組みをやさしく伝える活動をしています。</w:t>
-      </w:r>
-    </w:p>
-    <w:p>
-      <w:pPr>
-        <w:pStyle w:val="BodyText"/>
-      </w:pPr>
-      <w:r>
-        <w:t xml:space="preserve">これまで多くの方から、こんな声をいただいてきました。</w:t>
-      </w:r>
-    </w:p>
-    <w:p>
-      <w:pPr>
-        <w:numPr>
-          <w:ilvl w:val="0"/>
-          <w:numId w:val="1001"/>
-        </w:numPr>
-        <w:pStyle w:val="Compact"/>
-      </w:pPr>
-      <w:r>
-        <w:t xml:space="preserve">毎月「今月こそ貯めよう」と思うのに、気づくと同じ使い方をしている</w:t>
-      </w:r>
-    </w:p>
-    <w:p>
-      <w:pPr>
-        <w:numPr>
-          <w:ilvl w:val="0"/>
-          <w:numId w:val="1001"/>
-        </w:numPr>
-        <w:pStyle w:val="Compact"/>
-      </w:pPr>
-      <w:r>
-        <w:t xml:space="preserve">人に気をつかいすぎて、家に帰るとぐったりしている</w:t>
-      </w:r>
-    </w:p>
-    <w:p>
-      <w:pPr>
-        <w:numPr>
-          <w:ilvl w:val="0"/>
-          <w:numId w:val="1001"/>
-        </w:numPr>
-        <w:pStyle w:val="Compact"/>
-      </w:pPr>
-      <w:r>
-        <w:t xml:space="preserve">自分のことを、つい「ダメだな」と責めてしまう</w:t>
-      </w:r>
-    </w:p>
-    <w:p>
-      <w:pPr>
-        <w:numPr>
-          <w:ilvl w:val="0"/>
-          <w:numId w:val="1001"/>
-        </w:numPr>
-        <w:pStyle w:val="Compact"/>
-      </w:pPr>
-      <w:r>
-        <w:t xml:space="preserve">やる気が出るのを待っているうちに、1日が終わってしまう</w:t>
-      </w:r>
-    </w:p>
-    <w:p>
-      <w:pPr>
-        <w:pStyle w:val="FirstParagraph"/>
-      </w:pPr>
-      <w:r>
-        <w:t xml:space="preserve">内容はばらばらに見えます。でも、よく聞いていくと共通点がありました。</w:t>
-      </w:r>
-    </w:p>
-    <w:p>
-      <w:pPr>
-        <w:pStyle w:val="BodyText"/>
-      </w:pPr>
-      <w:r>
-        <w:t xml:space="preserve">それは、</w:t>
-      </w:r>
-      <w:r>
-        <w:rPr>
-          <w:bCs/>
-          <w:b/>
-        </w:rPr>
-        <w:t xml:space="preserve">みなさん「やる気」や「根性」で何とかしようとしていた</w:t>
-      </w:r>
-      <w:r>
-        <w:t xml:space="preserve">ということです。</w:t>
-      </w:r>
-    </w:p>
-    <w:p>
-      <w:pPr>
-        <w:pStyle w:val="BodyText"/>
-      </w:pPr>
-      <w:r>
-        <w:t xml:space="preserve">そして、気合いで始めて、気合いが切れて、「やっぱり自分はダメだ」と結論づけてしまう。この繰り返しで、悩みよりも「自分を責める気持ち」のほうが大きくなっていく。</w:t>
-      </w:r>
-    </w:p>
-    <w:p>
-      <w:pPr>
-        <w:pStyle w:val="BodyText"/>
-      </w:pPr>
-      <w:r>
-        <w:t xml:space="preserve">私は、ここがいちばんもったいないと感じています。</w:t>
-      </w:r>
-    </w:p>
-    <w:bookmarkEnd w:id="20"/>
-    <w:bookmarkStart w:id="24" w:name="脳は変わることが苦手なだけ"/>
-    <w:p>
-      <w:pPr>
-        <w:pStyle w:val="Heading2"/>
-      </w:pPr>
-      <w:r>
-        <w:t xml:space="preserve">脳は「変わること」が苦手なだけ</w:t>
-      </w:r>
-    </w:p>
-    <w:p>
-      <w:pPr>
-        <w:pStyle w:val="FirstParagraph"/>
-      </w:pPr>
-      <w:r>
-        <w:t xml:space="preserve">人の脳には、昔から大切な仕事があります。</w:t>
-      </w:r>
-      <w:r>
-        <w:rPr>
-          <w:bCs/>
-          <w:b/>
-        </w:rPr>
-        <w:t xml:space="preserve">あなたを危険から守ること</w:t>
-      </w:r>
-      <w:r>
-        <w:t xml:space="preserve">です。</w:t>
-      </w:r>
-    </w:p>
-    <w:p>
-      <w:pPr>
-        <w:pStyle w:val="BodyText"/>
-      </w:pPr>
-      <w:r>
-        <w:t xml:space="preserve">そのために脳は、いつものやり方、いつもの環境を「安全」と見なしやすい性質を持っています。新しいことを始めようとすると、「待って、それは本当に大丈夫?」とブレーキをかけてくるのです。</w:t>
-      </w:r>
-    </w:p>
-    <w:p>
-      <w:pPr>
-        <w:pStyle w:val="BodyText"/>
-      </w:pPr>
-      <w:r>
-        <w:t xml:space="preserve">私はこの働きを、本書では</w:t>
-      </w:r>
-      <w:r>
-        <w:rPr>
-          <w:bCs/>
-          <w:b/>
-        </w:rPr>
-        <w:t xml:space="preserve">「ビビりな警備員」</w:t>
-      </w:r>
-      <w:r>
-        <w:t xml:space="preserve">というたとえで説明します。</w:t>
-      </w:r>
-    </w:p>
-    <w:p>
-      <w:pPr>
-        <w:pStyle w:val="BodyText"/>
-      </w:pPr>
-      <w:r>
-        <w:t xml:space="preserve">警備員は、悪者ではありません。あなたを守りたくて、必死なだけです。ただ、少し心配性で、変化に敏感すぎる。</w:t>
-      </w:r>
-    </w:p>
-    <w:p>
-      <w:pPr>
-        <w:pStyle w:val="BodyText"/>
-      </w:pPr>
-      <w:r>
-        <w:t xml:space="preserve">だから「続かない」とき、起きているのは意志の弱さではなく、</w:t>
-      </w:r>
-      <w:r>
-        <w:rPr>
-          <w:bCs/>
-          <w:b/>
-        </w:rPr>
-        <w:t xml:space="preserve">警備員が全力であなたを守っている</w:t>
-      </w:r>
-      <w:r>
-        <w:t xml:space="preserve">という状態かもしれません。</w:t>
-      </w:r>
-    </w:p>
-    <w:p>
-      <w:pPr>
-        <w:pStyle w:val="BodyText"/>
-      </w:pPr>
-      <w:r>
-        <w:t xml:space="preserve">この見方ができると、不思議と肩の力が抜けます。自分を責める代わりに、「じゃあ、警備員に気づかれないくらい小さく始めてみよう」と考えられるようになるからです。</w:t>
-      </w:r>
-    </w:p>
-    <w:p>
-      <w:pPr>
-        <w:pStyle w:val="CaptionedFigure"/>
+    <w:p>
+      <w:pPr>
+        <w:pStyle w:val="FirstParagraph"/>
+        <w:keepNext/>
+        <w:jc w:val="center"/>
       </w:pPr>
       <w:r>
         <w:drawing>
           <wp:inline>
             <wp:extent cx="5334000" cy="2977116"/>
             <wp:effectExtent b="0" l="0" r="0" t="0"/>
-            <wp:docPr descr="図: 「続かない」のは、意志が弱いからではありません" title="" id="22" name="Picture"/>
+            <wp:docPr descr="" title="" id="21" name="Picture"/>
             <a:graphic>
               <a:graphicData uri="http://schemas.openxmlformats.org/drawingml/2006/picture">
                 <pic:pic>
                   <pic:nvPicPr>
-                    <pic:cNvPr descr="../images/fig02_intro_willpower.jpg" id="23" name="Picture"/>
+                    <pic:cNvPr descr="../images/fig01_cover.jpg" id="22" name="Picture"/>
                     <pic:cNvPicPr>
                       <a:picLocks noChangeArrowheads="1" noChangeAspect="1"/>
                     </pic:cNvPicPr>
                   </pic:nvPicPr>
                   <pic:blipFill>
-                    <a:blip r:embed="rId21"/>
+                    <a:blip r:embed="rId20"/>
                     <a:stretch>
                       <a:fillRect/>
                     </a:stretch>
@@ -339,16 +81,325 @@
         </w:drawing>
       </w:r>
     </w:p>
+    <w:bookmarkStart w:id="33" w:name="はじめに-続かないのはあなたのせいじゃない"/>
+    <w:p>
+      <w:pPr>
+        <w:pStyle w:val="Heading1"/>
+      </w:pPr>
+      <w:r>
+        <w:t xml:space="preserve">はじめに 「続かない」のは、あなたのせいじゃない</w:t>
+      </w:r>
+    </w:p>
+    <w:p>
+      <w:pPr>
+        <w:pStyle w:val="FirstParagraph"/>
+      </w:pPr>
+      <w:r>
+        <w:t xml:space="preserve">新しい手帳を買った。朝活を始めると決めた。家計簿アプリも入れた。</w:t>
+      </w:r>
+      <w:r>
+        <w:t xml:space="preserve"> </w:t>
+      </w:r>
+      <w:r>
+        <w:t xml:space="preserve">けれど、気づけば三日坊主。「また続かなかった」と、ため息をついている。</w:t>
+      </w:r>
+    </w:p>
+    <w:p>
+      <w:pPr>
+        <w:pStyle w:val="BodyText"/>
+      </w:pPr>
+      <w:r>
+        <w:t xml:space="preserve">お金のこと、人間関係のこと、自分への自信のこと。</w:t>
+      </w:r>
+      <w:r>
+        <w:t xml:space="preserve"> </w:t>
+      </w:r>
+      <w:r>
+        <w:t xml:space="preserve">悩みはいくつもあるのに、動こうとすると体が重い。やる気が出ない自分に、さらにがっかりしてしまう。</w:t>
+      </w:r>
+    </w:p>
+    <w:p>
+      <w:pPr>
+        <w:pStyle w:val="BodyText"/>
+      </w:pPr>
+      <w:r>
+        <w:t xml:space="preserve">もし、少しでも心当たりがあるなら、最初にお伝えしたいことがあります。</w:t>
+      </w:r>
+    </w:p>
+    <w:p>
+      <w:pPr>
+        <w:pStyle w:val="BodyText"/>
+      </w:pPr>
+      <w:r>
+        <w:rPr>
+          <w:bCs/>
+          <w:b/>
+        </w:rPr>
+        <w:t xml:space="preserve">それは、あなたの意志が弱いからではありません。</w:t>
+      </w:r>
+    </w:p>
+    <w:bookmarkStart w:id="26" w:name="頑張っても続かない人の共通点"/>
+    <w:p>
+      <w:pPr>
+        <w:pStyle w:val="Heading2"/>
+      </w:pPr>
+      <w:r>
+        <w:t xml:space="preserve">頑張っても続かない人の「共通点」</w:t>
+      </w:r>
+    </w:p>
+    <w:p>
+      <w:pPr>
+        <w:pStyle w:val="FirstParagraph"/>
+      </w:pPr>
+      <w:r>
+        <w:t xml:space="preserve">私は「かみき♪」といいます。脳の仕組みをやさしく伝える活動をしています。</w:t>
+      </w:r>
+    </w:p>
+    <w:p>
+      <w:pPr>
+        <w:pStyle w:val="BodyText"/>
+      </w:pPr>
+      <w:r>
+        <w:t xml:space="preserve">これまで多くの方から、こんな声をいただいてきました。</w:t>
+      </w:r>
+    </w:p>
+    <w:p>
+      <w:pPr>
+        <w:numPr>
+          <w:ilvl w:val="0"/>
+          <w:numId w:val="1001"/>
+        </w:numPr>
+        <w:pStyle w:val="Compact"/>
+      </w:pPr>
+      <w:r>
+        <w:t xml:space="preserve">毎月「今月こそ貯めよう」と思うのに、気づくと同じ使い方をしている</w:t>
+      </w:r>
+    </w:p>
+    <w:p>
+      <w:pPr>
+        <w:numPr>
+          <w:ilvl w:val="0"/>
+          <w:numId w:val="1001"/>
+        </w:numPr>
+        <w:pStyle w:val="Compact"/>
+      </w:pPr>
+      <w:r>
+        <w:t xml:space="preserve">人に気をつかいすぎて、家に帰るとぐったりしている</w:t>
+      </w:r>
+    </w:p>
+    <w:p>
+      <w:pPr>
+        <w:numPr>
+          <w:ilvl w:val="0"/>
+          <w:numId w:val="1001"/>
+        </w:numPr>
+        <w:pStyle w:val="Compact"/>
+      </w:pPr>
+      <w:r>
+        <w:t xml:space="preserve">自分のことを、つい「ダメだな」と責めてしまう</w:t>
+      </w:r>
+    </w:p>
+    <w:p>
+      <w:pPr>
+        <w:numPr>
+          <w:ilvl w:val="0"/>
+          <w:numId w:val="1001"/>
+        </w:numPr>
+        <w:pStyle w:val="Compact"/>
+      </w:pPr>
+      <w:r>
+        <w:t xml:space="preserve">やる気が出るのを待っているうちに、1日が終わってしまう</w:t>
+      </w:r>
+    </w:p>
+    <w:p>
+      <w:pPr>
+        <w:pStyle w:val="FirstParagraph"/>
+      </w:pPr>
+      <w:r>
+        <w:t xml:space="preserve">内容はばらばらに見えます。でも、よく聞いていくと共通点がありました。</w:t>
+      </w:r>
+    </w:p>
+    <w:p>
+      <w:pPr>
+        <w:pStyle w:val="BodyText"/>
+      </w:pPr>
+      <w:r>
+        <w:t xml:space="preserve">それは、</w:t>
+      </w:r>
+      <w:r>
+        <w:rPr>
+          <w:bCs/>
+          <w:b/>
+        </w:rPr>
+        <w:t xml:space="preserve">みなさん「やる気」や「根性」で何とかしようとしていた</w:t>
+      </w:r>
+      <w:r>
+        <w:t xml:space="preserve">ということです。</w:t>
+      </w:r>
+    </w:p>
+    <w:p>
+      <w:pPr>
+        <w:pStyle w:val="BodyText"/>
+      </w:pPr>
+      <w:r>
+        <w:t xml:space="preserve">そして、気合いで始めて、気合いが切れて、「やっぱり自分はダメだ」と結論づけてしまう。この繰り返しで、悩みよりも「自分を責める気持ち」のほうが大きくなっていく。</w:t>
+      </w:r>
+    </w:p>
+    <w:p>
+      <w:pPr>
+        <w:pStyle w:val="BodyText"/>
+      </w:pPr>
+      <w:r>
+        <w:t xml:space="preserve">私は、ここがいちばんもったいないと感じています。</w:t>
+      </w:r>
+    </w:p>
+    <w:p>
+      <w:pPr>
+        <w:pStyle w:val="CaptionedFigure"/>
+        <w:keepNext/>
+        <w:jc w:val="center"/>
+      </w:pPr>
+      <w:r>
+        <w:drawing>
+          <wp:inline>
+            <wp:extent cx="4800600" cy="2679404"/>
+            <wp:effectExtent b="0" l="0" r="0" t="0"/>
+            <wp:docPr descr="図1 「続かない」のは、意志が弱いからではない" title="" id="24" name="Picture"/>
+            <a:graphic>
+              <a:graphicData uri="http://schemas.openxmlformats.org/drawingml/2006/picture">
+                <pic:pic>
+                  <pic:nvPicPr>
+                    <pic:cNvPr descr="../images/fig02_intro_willpower.jpg" id="25" name="Picture"/>
+                    <pic:cNvPicPr>
+                      <a:picLocks noChangeArrowheads="1" noChangeAspect="1"/>
+                    </pic:cNvPicPr>
+                  </pic:nvPicPr>
+                  <pic:blipFill>
+                    <a:blip r:embed="rId23"/>
+                    <a:stretch>
+                      <a:fillRect/>
+                    </a:stretch>
+                  </pic:blipFill>
+                  <pic:spPr bwMode="auto">
+                    <a:xfrm>
+                      <a:off x="0" y="0"/>
+                      <a:ext cx="4800600" cy="2679404"/>
+                    </a:xfrm>
+                    <a:prstGeom prst="rect">
+                      <a:avLst/>
+                    </a:prstGeom>
+                    <a:noFill/>
+                    <a:ln w="9525">
+                      <a:noFill/>
+                      <a:headEnd/>
+                      <a:tailEnd/>
+                    </a:ln>
+                  </pic:spPr>
+                </pic:pic>
+              </a:graphicData>
+            </a:graphic>
+          </wp:inline>
+        </w:drawing>
+      </w:r>
+    </w:p>
     <w:p>
       <w:pPr>
         <w:pStyle w:val="ImageCaption"/>
       </w:pPr>
       <w:r>
-        <w:t xml:space="preserve">図: 「続かない」のは、意志が弱いからではありません</w:t>
-      </w:r>
-    </w:p>
-    <w:bookmarkEnd w:id="24"/>
-    <w:bookmarkStart w:id="25" w:name="この本でお約束することしないこと"/>
+        <w:t xml:space="preserve">図1 「続かない」のは、意志が弱いからではない</w:t>
+      </w:r>
+    </w:p>
+    <w:bookmarkEnd w:id="26"/>
+    <w:bookmarkStart w:id="27" w:name="脳は変わることが苦手なだけ"/>
+    <w:p>
+      <w:pPr>
+        <w:pStyle w:val="Heading2"/>
+      </w:pPr>
+      <w:r>
+        <w:t xml:space="preserve">脳は「変わること」が苦手なだけ</w:t>
+      </w:r>
+    </w:p>
+    <w:p>
+      <w:pPr>
+        <w:pStyle w:val="FirstParagraph"/>
+      </w:pPr>
+      <w:r>
+        <w:t xml:space="preserve">人の脳には、昔から大切な仕事があります。</w:t>
+      </w:r>
+      <w:r>
+        <w:rPr>
+          <w:bCs/>
+          <w:b/>
+        </w:rPr>
+        <w:t xml:space="preserve">あなたを危険から守ること</w:t>
+      </w:r>
+      <w:r>
+        <w:t xml:space="preserve">です。</w:t>
+      </w:r>
+    </w:p>
+    <w:p>
+      <w:pPr>
+        <w:pStyle w:val="BodyText"/>
+      </w:pPr>
+      <w:r>
+        <w:t xml:space="preserve">そのために脳は、いつものやり方、いつもの環境を「安全」と見なしやすい性質を持っています。新しいことを始めようとすると、「待って、それは本当に大丈夫?」とブレーキをかけてくるのです。</w:t>
+      </w:r>
+    </w:p>
+    <w:p>
+      <w:pPr>
+        <w:pStyle w:val="BodyText"/>
+      </w:pPr>
+      <w:r>
+        <w:t xml:space="preserve">私はこの働きを、本書では</w:t>
+      </w:r>
+      <w:r>
+        <w:rPr>
+          <w:bCs/>
+          <w:b/>
+        </w:rPr>
+        <w:t xml:space="preserve">「ビビりな警備員」</w:t>
+      </w:r>
+      <w:r>
+        <w:t xml:space="preserve">というたとえで説明します。</w:t>
+      </w:r>
+    </w:p>
+    <w:p>
+      <w:pPr>
+        <w:pStyle w:val="BodyText"/>
+      </w:pPr>
+      <w:r>
+        <w:t xml:space="preserve">警備員は、悪者ではありません。あなたを守りたくて、必死なだけです。ただ、少し心配性で、変化に敏感すぎる。</w:t>
+      </w:r>
+    </w:p>
+    <w:p>
+      <w:pPr>
+        <w:pStyle w:val="BodyText"/>
+      </w:pPr>
+      <w:r>
+        <w:t xml:space="preserve">だから「続かない」とき、起きているのは意志の弱さではなく、</w:t>
+      </w:r>
+      <w:r>
+        <w:rPr>
+          <w:bCs/>
+          <w:b/>
+        </w:rPr>
+        <w:t xml:space="preserve">警備員が全力であなたを守っている</w:t>
+      </w:r>
+      <w:r>
+        <w:t xml:space="preserve">という状態かもしれません。</w:t>
+      </w:r>
+    </w:p>
+    <w:p>
+      <w:pPr>
+        <w:pStyle w:val="BodyText"/>
+      </w:pPr>
+      <w:r>
+        <w:t xml:space="preserve">この見方ができると、不思議と肩の力が抜けます。自分を責める代わりに、「じゃあ、警備員に気づかれないくらい小さく始めてみよう」と考えられるようになるからです。</w:t>
+      </w:r>
+    </w:p>
+    <w:bookmarkEnd w:id="27"/>
+    <w:bookmarkStart w:id="28" w:name="この本でお約束することしないこと"/>
     <w:p>
       <w:pPr>
         <w:pStyle w:val="Heading2"/>
@@ -477,8 +528,8 @@
         <w:t xml:space="preserve">また、気分の落ち込みや不安が強く、日常生活に支障が出ているときは、この本で何とかしようとせず、医療機関や専門の相談窓口に頼ってください。それは弱さではなく、とても賢い選択です。</w:t>
       </w:r>
     </w:p>
-    <w:bookmarkEnd w:id="25"/>
-    <w:bookmarkStart w:id="26" w:name="で根拠の強さを正直に区別します"/>
+    <w:bookmarkEnd w:id="28"/>
+    <w:bookmarkStart w:id="29" w:name="で根拠の強さを正直に区別します"/>
     <w:p>
       <w:pPr>
         <w:pStyle w:val="Heading2"/>
@@ -648,8 +699,8 @@
         <w:t xml:space="preserve">確実に言えないことは、「〜と言われています」と書きます。数字や研究名も、確かなものだけにとどめました。</w:t>
       </w:r>
     </w:p>
-    <w:bookmarkEnd w:id="26"/>
-    <w:bookmarkStart w:id="27" w:name="この本の使い方-飛ばし読みok5分でok"/>
+    <w:bookmarkEnd w:id="29"/>
+    <w:bookmarkStart w:id="30" w:name="この本の使い方-飛ばし読みok5分でok"/>
     <w:p>
       <w:pPr>
         <w:pStyle w:val="Heading2"/>
@@ -781,8 +832,8 @@
         <w:t xml:space="preserve">があります。やれた日に○、難しかった日に△をつけてください。空白の日があっても、そこで終わりではありません。再開した日が、新しいスタートです。</w:t>
       </w:r>
     </w:p>
-    <w:bookmarkEnd w:id="27"/>
-    <w:bookmarkStart w:id="28" w:name="日後のゴール"/>
+    <w:bookmarkEnd w:id="30"/>
+    <w:bookmarkStart w:id="31" w:name="日後のゴール"/>
     <w:p>
       <w:pPr>
         <w:pStyle w:val="Heading2"/>
@@ -853,8 +904,8 @@
         <w:t xml:space="preserve">だと私は思っています。</w:t>
       </w:r>
     </w:p>
-    <w:bookmarkEnd w:id="28"/>
-    <w:bookmarkStart w:id="29" w:name="それでは始めましょう"/>
+    <w:bookmarkEnd w:id="31"/>
+    <w:bookmarkStart w:id="32" w:name="それでは始めましょう"/>
     <w:p>
       <w:pPr>
         <w:pStyle w:val="Heading2"/>
@@ -895,9 +946,9 @@
         <w:t xml:space="preserve">かみき♪</w:t>
       </w:r>
     </w:p>
-    <w:bookmarkEnd w:id="29"/>
-    <w:bookmarkEnd w:id="30"/>
-    <w:bookmarkStart w:id="62" w:name="序章-3分でわかるあなたの悩みタイプ診断"/>
+    <w:bookmarkEnd w:id="32"/>
+    <w:bookmarkEnd w:id="33"/>
+    <w:bookmarkStart w:id="65" w:name="序章-3分でわかるあなたの悩みタイプ診断"/>
     <w:p>
       <w:pPr>
         <w:pStyle w:val="Heading1"/>
@@ -958,7 +1009,7 @@
         <w:t xml:space="preserve">です。3分で終わります。</w:t>
       </w:r>
     </w:p>
-    <w:bookmarkStart w:id="31" w:name="この章を読むとできること"/>
+    <w:bookmarkStart w:id="34" w:name="この章を読むとできること"/>
     <w:p>
       <w:pPr>
         <w:pStyle w:val="Heading2"/>
@@ -1001,8 +1052,8 @@
         <w:t xml:space="preserve">が決まり、迷わず次の一歩に進める</w:t>
       </w:r>
     </w:p>
-    <w:bookmarkEnd w:id="31"/>
-    <w:bookmarkStart w:id="32" w:name="診断の前にこれだけ読んでください"/>
+    <w:bookmarkEnd w:id="34"/>
+    <w:bookmarkStart w:id="35" w:name="診断の前にこれだけ読んでください"/>
     <w:p>
       <w:pPr>
         <w:pStyle w:val="Heading2"/>
@@ -1027,8 +1078,8 @@
         <w:t xml:space="preserve">また、結果は固定ではありません。時期や状況で変わります。「いまはこの傾向が強いんだな」と、気軽に受け取ってください。</w:t>
       </w:r>
     </w:p>
-    <w:bookmarkEnd w:id="32"/>
-    <w:bookmarkStart w:id="33" w:name="やり方"/>
+    <w:bookmarkEnd w:id="35"/>
+    <w:bookmarkStart w:id="36" w:name="やり方"/>
     <w:p>
       <w:pPr>
         <w:pStyle w:val="Heading2"/>
@@ -1098,8 +1149,8 @@
         </w:pict>
       </w:r>
     </w:p>
-    <w:bookmarkEnd w:id="33"/>
-    <w:bookmarkStart w:id="44" w:name="診断-10問"/>
+    <w:bookmarkEnd w:id="36"/>
+    <w:bookmarkStart w:id="47" w:name="診断-10問"/>
     <w:p>
       <w:pPr>
         <w:pStyle w:val="Heading2"/>
@@ -1108,7 +1159,7 @@
         <w:t xml:space="preserve">診断 10問</w:t>
       </w:r>
     </w:p>
-    <w:bookmarkStart w:id="34" w:name="問1-月末通帳や家計アプリの残高を見たとき"/>
+    <w:bookmarkStart w:id="37" w:name="問1-月末通帳や家計アプリの残高を見たとき"/>
     <w:p>
       <w:pPr>
         <w:pStyle w:val="Heading3"/>
@@ -1137,8 +1188,8 @@
         <w:t xml:space="preserve">③ 「貯めるつもりだったのに、何もしなかった」と落ち込む</w:t>
       </w:r>
     </w:p>
-    <w:bookmarkEnd w:id="34"/>
-    <w:bookmarkStart w:id="35" w:name="問2-朝目が覚めた直後"/>
+    <w:bookmarkEnd w:id="37"/>
+    <w:bookmarkStart w:id="38" w:name="問2-朝目が覚めた直後"/>
     <w:p>
       <w:pPr>
         <w:pStyle w:val="Heading3"/>
@@ -1167,8 +1218,8 @@
         <w:t xml:space="preserve">③ ふと、お金や将来の心配が頭をよぎる</w:t>
       </w:r>
     </w:p>
-    <w:bookmarkEnd w:id="35"/>
-    <w:bookmarkStart w:id="36" w:name="問3-気乗りしない誘いを受けたとき"/>
+    <w:bookmarkEnd w:id="38"/>
+    <w:bookmarkStart w:id="39" w:name="問3-気乗りしない誘いを受けたとき"/>
     <w:p>
       <w:pPr>
         <w:pStyle w:val="Heading3"/>
@@ -1197,8 +1248,8 @@
         <w:t xml:space="preserve">③ 行く元気が出ず、返事を後回しにしてしまう</w:t>
       </w:r>
     </w:p>
-    <w:bookmarkEnd w:id="36"/>
-    <w:bookmarkStart w:id="37" w:name="問4-新しいことを始めたいとき"/>
+    <w:bookmarkEnd w:id="39"/>
+    <w:bookmarkStart w:id="40" w:name="問4-新しいことを始めたいとき"/>
     <w:p>
       <w:pPr>
         <w:pStyle w:val="Heading3"/>
@@ -1227,8 +1278,8 @@
         <w:t xml:space="preserve">③ 「周りにどう思われるか」が気になって、言い出せない</w:t>
       </w:r>
     </w:p>
-    <w:bookmarkEnd w:id="37"/>
-    <w:bookmarkStart w:id="38" w:name="問5-うまくいかなかったとき心の中でつぶやく言葉"/>
+    <w:bookmarkEnd w:id="40"/>
+    <w:bookmarkStart w:id="41" w:name="問5-うまくいかなかったとき心の中でつぶやく言葉"/>
     <w:p>
       <w:pPr>
         <w:pStyle w:val="Heading3"/>
@@ -1257,8 +1308,8 @@
         <w:t xml:space="preserve">③ 「これでいくら損したか」と、つい数字で考える</w:t>
       </w:r>
     </w:p>
-    <w:bookmarkEnd w:id="38"/>
-    <w:bookmarkStart w:id="39" w:name="問6-snsを眺めているとき"/>
+    <w:bookmarkEnd w:id="41"/>
+    <w:bookmarkStart w:id="42" w:name="問6-snsを眺めているとき"/>
     <w:p>
       <w:pPr>
         <w:pStyle w:val="Heading3"/>
@@ -1287,8 +1338,8 @@
         <w:t xml:space="preserve">③ 誰かの投稿への反応や、自分の投稿の反応が気になる</w:t>
       </w:r>
     </w:p>
-    <w:bookmarkEnd w:id="39"/>
-    <w:bookmarkStart w:id="40" w:name="問7-一日の終わりにいちばん疲れの原因だと思うもの"/>
+    <w:bookmarkEnd w:id="42"/>
+    <w:bookmarkStart w:id="43" w:name="問7-一日の終わりにいちばん疲れの原因だと思うもの"/>
     <w:p>
       <w:pPr>
         <w:pStyle w:val="Heading3"/>
@@ -1317,8 +1368,8 @@
         <w:t xml:space="preserve">③ お金や将来の不安を考えすぎたこと</w:t>
       </w:r>
     </w:p>
-    <w:bookmarkEnd w:id="40"/>
-    <w:bookmarkStart w:id="41" w:name="問8-ちょっといい買い物をしようとしたとき"/>
+    <w:bookmarkEnd w:id="43"/>
+    <w:bookmarkStart w:id="44" w:name="問8-ちょっといい買い物をしようとしたとき"/>
     <w:p>
       <w:pPr>
         <w:pStyle w:val="Heading3"/>
@@ -1347,8 +1398,8 @@
         <w:t xml:space="preserve">③ 欲しいけれど、決めるのが面倒で先延ばしにする</w:t>
       </w:r>
     </w:p>
-    <w:bookmarkEnd w:id="41"/>
-    <w:bookmarkStart w:id="42" w:name="問9-人から頼みごとをされたとき"/>
+    <w:bookmarkEnd w:id="44"/>
+    <w:bookmarkStart w:id="45" w:name="問9-人から頼みごとをされたとき"/>
     <w:p>
       <w:pPr>
         <w:pStyle w:val="Heading3"/>
@@ -1377,8 +1428,8 @@
         <w:t xml:space="preserve">③ 見返りがはっきりしないと、なんだかモヤモヤする</w:t>
       </w:r>
     </w:p>
-    <w:bookmarkEnd w:id="42"/>
-    <w:bookmarkStart w:id="43" w:name="問10-変わりたいと思う理由でいちばん近いもの"/>
+    <w:bookmarkEnd w:id="45"/>
+    <w:bookmarkStart w:id="46" w:name="問10-変わりたいと思う理由でいちばん近いもの"/>
     <w:p>
       <w:pPr>
         <w:pStyle w:val="Heading3"/>
@@ -1414,8 +1465,8 @@
         </w:pict>
       </w:r>
     </w:p>
-    <w:bookmarkEnd w:id="43"/>
-    <w:bookmarkEnd w:id="44"/>
+    <w:bookmarkEnd w:id="46"/>
+    <w:bookmarkEnd w:id="47"/>
     <w:bookmarkStart w:id="49" w:name="採点方法"/>
     <w:p>
       <w:pPr>
@@ -2246,27 +2297,40 @@
         </w:pict>
       </w:r>
     </w:p>
+    <w:bookmarkEnd w:id="48"/>
+    <w:bookmarkEnd w:id="49"/>
+    <w:bookmarkStart w:id="56" w:name="つのタイプ"/>
+    <w:p>
+      <w:pPr>
+        <w:pStyle w:val="Heading2"/>
+      </w:pPr>
+      <w:r>
+        <w:t xml:space="preserve">3つのタイプ</w:t>
+      </w:r>
+    </w:p>
     <w:p>
       <w:pPr>
         <w:pStyle w:val="CaptionedFigure"/>
+        <w:keepNext/>
+        <w:jc w:val="center"/>
       </w:pPr>
       <w:r>
         <w:drawing>
           <wp:inline>
-            <wp:extent cx="5334000" cy="2977116"/>
+            <wp:extent cx="4800600" cy="2679404"/>
             <wp:effectExtent b="0" l="0" r="0" t="0"/>
-            <wp:docPr descr="図: あなたの「しんどい」はどのタイプ?" title="" id="46" name="Picture"/>
+            <wp:docPr descr="図2 あなたの「しんどい」はどのタイプ?" title="" id="51" name="Picture"/>
             <a:graphic>
               <a:graphicData uri="http://schemas.openxmlformats.org/drawingml/2006/picture">
                 <pic:pic>
                   <pic:nvPicPr>
-                    <pic:cNvPr descr="../images/fig04_prologue_types.jpg" id="47" name="Picture"/>
+                    <pic:cNvPr descr="../images/fig04_prologue_types.jpg" id="52" name="Picture"/>
                     <pic:cNvPicPr>
                       <a:picLocks noChangeArrowheads="1" noChangeAspect="1"/>
                     </pic:cNvPicPr>
                   </pic:nvPicPr>
                   <pic:blipFill>
-                    <a:blip r:embed="rId45"/>
+                    <a:blip r:embed="rId50"/>
                     <a:stretch>
                       <a:fillRect/>
                     </a:stretch>
@@ -2274,7 +2338,7 @@
                   <pic:spPr bwMode="auto">
                     <a:xfrm>
                       <a:off x="0" y="0"/>
-                      <a:ext cx="5334000" cy="2977116"/>
+                      <a:ext cx="4800600" cy="2679404"/>
                     </a:xfrm>
                     <a:prstGeom prst="rect">
                       <a:avLst/>
@@ -2298,21 +2362,10 @@
         <w:pStyle w:val="ImageCaption"/>
       </w:pPr>
       <w:r>
-        <w:t xml:space="preserve">図: あなたの「しんどい」はどのタイプ?</w:t>
-      </w:r>
-    </w:p>
-    <w:bookmarkEnd w:id="48"/>
-    <w:bookmarkEnd w:id="49"/>
-    <w:bookmarkStart w:id="53" w:name="つのタイプ"/>
-    <w:p>
-      <w:pPr>
-        <w:pStyle w:val="Heading2"/>
-      </w:pPr>
-      <w:r>
-        <w:t xml:space="preserve">3つのタイプ</w:t>
-      </w:r>
-    </w:p>
-    <w:bookmarkStart w:id="50" w:name="お金型-足りないという感覚が心の中心にいる"/>
+        <w:t xml:space="preserve">図2 あなたの「しんどい」はどのタイプ?</w:t>
+      </w:r>
+    </w:p>
+    <w:bookmarkStart w:id="53" w:name="お金型-足りないという感覚が心の中心にいる"/>
     <w:p>
       <w:pPr>
         <w:pStyle w:val="Heading3"/>
@@ -2390,8 +2443,8 @@
         <w:t xml:space="preserve">※本書はお金の増減を約束するものではなく、投資のアドバイスでもありません。</w:t>
       </w:r>
     </w:p>
-    <w:bookmarkEnd w:id="50"/>
-    <w:bookmarkStart w:id="51" w:name="人間関係型-相手を優先しすぎて自分が後回しになる"/>
+    <w:bookmarkEnd w:id="53"/>
+    <w:bookmarkStart w:id="54" w:name="人間関係型-相手を優先しすぎて自分が後回しになる"/>
     <w:p>
       <w:pPr>
         <w:pStyle w:val="Heading3"/>
@@ -2471,8 +2524,8 @@
         <w:t xml:space="preserve">です。大げさな断り方ではなく、できるところから少しずつ試していきます。</w:t>
       </w:r>
     </w:p>
-    <w:bookmarkEnd w:id="51"/>
-    <w:bookmarkStart w:id="52" w:name="やる気型-動けない自分を責めてさらに動けなくなる"/>
+    <w:bookmarkEnd w:id="54"/>
+    <w:bookmarkStart w:id="55" w:name="やる気型-動けない自分を責めてさらに動けなくなる"/>
     <w:p>
       <w:pPr>
         <w:pStyle w:val="Heading3"/>
@@ -2559,9 +2612,9 @@
         </w:pict>
       </w:r>
     </w:p>
-    <w:bookmarkEnd w:id="52"/>
-    <w:bookmarkEnd w:id="53"/>
-    <w:bookmarkStart w:id="58" w:name="複合タイプ"/>
+    <w:bookmarkEnd w:id="55"/>
+    <w:bookmarkEnd w:id="56"/>
+    <w:bookmarkStart w:id="61" w:name="複合タイプ"/>
     <w:p>
       <w:pPr>
         <w:pStyle w:val="Heading2"/>
@@ -2578,7 +2631,7 @@
         <w:t xml:space="preserve">実際には、1つのタイプにきれいに収まる方はあまり多くありません。悩みは、つながっているからです。</w:t>
       </w:r>
     </w:p>
-    <w:bookmarkStart w:id="54" w:name="お金型-人間関係型"/>
+    <w:bookmarkStart w:id="57" w:name="お金型-人間関係型"/>
     <w:p>
       <w:pPr>
         <w:pStyle w:val="Heading3"/>
@@ -2605,8 +2658,8 @@
         <w:t xml:space="preserve">です。第6章と第7章を、交互に読むとつながりが見えてきます。</w:t>
       </w:r>
     </w:p>
-    <w:bookmarkEnd w:id="54"/>
-    <w:bookmarkStart w:id="55" w:name="お金型-やる気型"/>
+    <w:bookmarkEnd w:id="57"/>
+    <w:bookmarkStart w:id="58" w:name="お金型-やる気型"/>
     <w:p>
       <w:pPr>
         <w:pStyle w:val="Heading3"/>
@@ -2633,8 +2686,8 @@
         <w:t xml:space="preserve">という面があります。小さなワークから、少しずつ。</w:t>
       </w:r>
     </w:p>
-    <w:bookmarkEnd w:id="55"/>
-    <w:bookmarkStart w:id="56" w:name="人間関係型-やる気型"/>
+    <w:bookmarkEnd w:id="58"/>
+    <w:bookmarkStart w:id="59" w:name="人間関係型-やる気型"/>
     <w:p>
       <w:pPr>
         <w:pStyle w:val="Heading3"/>
@@ -2661,8 +2714,8 @@
         <w:t xml:space="preserve">から。動けないのは、疲れているサインかもしれません。</w:t>
       </w:r>
     </w:p>
-    <w:bookmarkEnd w:id="56"/>
-    <w:bookmarkStart w:id="57" w:name="三拍子型"/>
+    <w:bookmarkEnd w:id="59"/>
+    <w:bookmarkStart w:id="60" w:name="三拍子型"/>
     <w:p>
       <w:pPr>
         <w:pStyle w:val="Heading3"/>
@@ -2696,9 +2749,9 @@
         </w:pict>
       </w:r>
     </w:p>
-    <w:bookmarkEnd w:id="57"/>
-    <w:bookmarkEnd w:id="58"/>
-    <w:bookmarkStart w:id="60" w:name="タイプ別-読む順番ガイド"/>
+    <w:bookmarkEnd w:id="60"/>
+    <w:bookmarkEnd w:id="61"/>
+    <w:bookmarkStart w:id="63" w:name="タイプ別-読む順番ガイド"/>
     <w:p>
       <w:pPr>
         <w:pStyle w:val="Heading2"/>
@@ -2972,7 +3025,7 @@
         </w:tc>
       </w:tr>
     </w:tbl>
-    <w:bookmarkStart w:id="59" w:name="日の目安"/>
+    <w:bookmarkStart w:id="62" w:name="日の目安"/>
     <w:p>
       <w:pPr>
         <w:pStyle w:val="Heading3"/>
@@ -3072,9 +3125,9 @@
         </w:pict>
       </w:r>
     </w:p>
-    <w:bookmarkEnd w:id="59"/>
-    <w:bookmarkEnd w:id="60"/>
-    <w:bookmarkStart w:id="61" w:name="この章のまとめ"/>
+    <w:bookmarkEnd w:id="62"/>
+    <w:bookmarkEnd w:id="63"/>
+    <w:bookmarkStart w:id="64" w:name="この章のまとめ"/>
     <w:p>
       <w:pPr>
         <w:pStyle w:val="Heading2"/>
@@ -3154,9 +3207,9 @@
         <w:t xml:space="preserve">今日の5分、やれた? ○ / △</w:t>
       </w:r>
     </w:p>
-    <w:bookmarkEnd w:id="61"/>
-    <w:bookmarkEnd w:id="62"/>
-    <w:bookmarkStart w:id="80" w:name="第1章-変われないのは脳のクセだった"/>
+    <w:bookmarkEnd w:id="64"/>
+    <w:bookmarkEnd w:id="65"/>
+    <w:bookmarkStart w:id="83" w:name="第1章-変われないのは脳のクセだった"/>
     <w:p>
       <w:pPr>
         <w:pStyle w:val="Heading1"/>
@@ -3187,7 +3240,7 @@
         <w:t xml:space="preserve">もしそう感じているなら、この章はあなたのために書きました。</w:t>
       </w:r>
     </w:p>
-    <w:bookmarkStart w:id="63" w:name="この章を読むとできること-1"/>
+    <w:bookmarkStart w:id="66" w:name="この章を読むとできること-1"/>
     <w:p>
       <w:pPr>
         <w:pStyle w:val="Heading2"/>
@@ -3247,8 +3300,8 @@
         </w:pict>
       </w:r>
     </w:p>
-    <w:bookmarkEnd w:id="63"/>
-    <w:bookmarkStart w:id="65" w:name="脳は現状維持が大好き"/>
+    <w:bookmarkEnd w:id="66"/>
+    <w:bookmarkStart w:id="68" w:name="脳は現状維持が大好き"/>
     <w:p>
       <w:pPr>
         <w:pStyle w:val="Heading2"/>
@@ -3401,7 +3454,7 @@
         <w:t xml:space="preserve">なのです。</w:t>
       </w:r>
     </w:p>
-    <w:bookmarkStart w:id="64" w:name="事例-mさん40代会社員の場合"/>
+    <w:bookmarkStart w:id="67" w:name="事例-mさん40代会社員の場合"/>
     <w:p>
       <w:pPr>
         <w:pStyle w:val="Heading3"/>
@@ -3485,8 +3538,8 @@
         </w:pict>
       </w:r>
     </w:p>
-    <w:bookmarkEnd w:id="64"/>
-    <w:bookmarkEnd w:id="65"/>
+    <w:bookmarkEnd w:id="67"/>
+    <w:bookmarkEnd w:id="68"/>
     <w:bookmarkStart w:id="71" w:name="ビビりな警備員扁桃体とのつきあい方"/>
     <w:p>
       <w:pPr>
@@ -3696,7 +3749,7 @@
         <w:t xml:space="preserve">のです。</w:t>
       </w:r>
     </w:p>
-    <w:bookmarkStart w:id="66" w:name="タイプ別に見る警備員の声"/>
+    <w:bookmarkStart w:id="69" w:name="タイプ別に見る警備員の声"/>
     <w:p>
       <w:pPr>
         <w:pStyle w:val="Heading3"/>
@@ -3797,7 +3850,7 @@
         <w:t xml:space="preserve">というメッセージです。</w:t>
       </w:r>
     </w:p>
-    <w:bookmarkEnd w:id="66"/>
+    <w:bookmarkEnd w:id="69"/>
     <w:bookmarkStart w:id="70" w:name="警備員を敵にしない"/>
     <w:p>
       <w:pPr>
@@ -3882,27 +3935,76 @@
         </w:pict>
       </w:r>
     </w:p>
+    <w:bookmarkEnd w:id="70"/>
+    <w:bookmarkEnd w:id="71"/>
+    <w:bookmarkStart w:id="78" w:name="小さな一歩なら警備員は大丈夫と通してくれる"/>
+    <w:p>
+      <w:pPr>
+        <w:pStyle w:val="Heading2"/>
+      </w:pPr>
+      <w:r>
+        <w:t xml:space="preserve">3. 小さな一歩なら、警備員は「大丈夫」と通してくれる</w:t>
+      </w:r>
+    </w:p>
+    <w:p>
+      <w:pPr>
+        <w:pStyle w:val="FirstParagraph"/>
+      </w:pPr>
+      <w:r>
+        <w:t xml:space="preserve">警備員が反応しやすいのは、「大きな変化」です。</w:t>
+      </w:r>
+    </w:p>
+    <w:p>
+      <w:pPr>
+        <w:pStyle w:val="BodyText"/>
+      </w:pPr>
+      <w:r>
+        <w:t xml:space="preserve">「毎朝1時間早起きして勉強する」</w:t>
+      </w:r>
+      <w:r>
+        <w:t xml:space="preserve"> </w:t>
+      </w:r>
+      <w:r>
+        <w:t xml:space="preserve">「今日から毎月5万円貯める」</w:t>
+      </w:r>
+      <w:r>
+        <w:t xml:space="preserve"> </w:t>
+      </w:r>
+      <w:r>
+        <w:t xml:space="preserve">「苦手な上司にはっきり言う」</w:t>
+      </w:r>
+    </w:p>
+    <w:p>
+      <w:pPr>
+        <w:pStyle w:val="BodyText"/>
+      </w:pPr>
+      <w:r>
+        <w:t xml:space="preserve">どれも立派な目標です。でも、警備員から見れば、これは「生活を丸ごと変える大事件」。当然、全力で止めに来ます。</w:t>
+      </w:r>
+    </w:p>
     <w:p>
       <w:pPr>
         <w:pStyle w:val="CaptionedFigure"/>
+        <w:keepNext/>
+        <w:jc w:val="center"/>
       </w:pPr>
       <w:r>
         <w:drawing>
           <wp:inline>
-            <wp:extent cx="5334000" cy="2977116"/>
+            <wp:extent cx="4800600" cy="2679404"/>
             <wp:effectExtent b="0" l="0" r="0" t="0"/>
-            <wp:docPr descr="図: ビビりな警備員(扁桃体)の目をかいくぐる" title="" id="68" name="Picture"/>
+            <wp:docPr descr="図3 大きな一歩は止められ、小さな一歩は通される" title="" id="73" name="Picture"/>
             <a:graphic>
               <a:graphicData uri="http://schemas.openxmlformats.org/drawingml/2006/picture">
                 <pic:pic>
                   <pic:nvPicPr>
-                    <pic:cNvPr descr="../images/fig03_ch1_guard.jpg" id="69" name="Picture"/>
+                    <pic:cNvPr descr="../images/fig03_ch1_guard.jpg" id="74" name="Picture"/>
                     <pic:cNvPicPr>
                       <a:picLocks noChangeArrowheads="1" noChangeAspect="1"/>
                     </pic:cNvPicPr>
                   </pic:nvPicPr>
                   <pic:blipFill>
-                    <a:blip r:embed="rId67"/>
+                    <a:blip r:embed="rId72"/>
                     <a:stretch>
                       <a:fillRect/>
                     </a:stretch>
@@ -3910,7 +4012,7 @@
                   <pic:spPr bwMode="auto">
                     <a:xfrm>
                       <a:off x="0" y="0"/>
-                      <a:ext cx="5334000" cy="2977116"/>
+                      <a:ext cx="4800600" cy="2679404"/>
                     </a:xfrm>
                     <a:prstGeom prst="rect">
                       <a:avLst/>
@@ -3934,54 +4036,7 @@
         <w:pStyle w:val="ImageCaption"/>
       </w:pPr>
       <w:r>
-        <w:t xml:space="preserve">図: ビビりな警備員(扁桃体)の目をかいくぐる</w:t>
-      </w:r>
-    </w:p>
-    <w:bookmarkEnd w:id="70"/>
-    <w:bookmarkEnd w:id="71"/>
-    <w:bookmarkStart w:id="75" w:name="小さな一歩なら警備員は大丈夫と通してくれる"/>
-    <w:p>
-      <w:pPr>
-        <w:pStyle w:val="Heading2"/>
-      </w:pPr>
-      <w:r>
-        <w:t xml:space="preserve">3. 小さな一歩なら、警備員は「大丈夫」と通してくれる</w:t>
-      </w:r>
-    </w:p>
-    <w:p>
-      <w:pPr>
-        <w:pStyle w:val="FirstParagraph"/>
-      </w:pPr>
-      <w:r>
-        <w:t xml:space="preserve">警備員が反応しやすいのは、「大きな変化」です。</w:t>
-      </w:r>
-    </w:p>
-    <w:p>
-      <w:pPr>
-        <w:pStyle w:val="BodyText"/>
-      </w:pPr>
-      <w:r>
-        <w:t xml:space="preserve">「毎朝1時間早起きして勉強する」</w:t>
-      </w:r>
-      <w:r>
-        <w:t xml:space="preserve"> </w:t>
-      </w:r>
-      <w:r>
-        <w:t xml:space="preserve">「今日から毎月5万円貯める」</w:t>
-      </w:r>
-      <w:r>
-        <w:t xml:space="preserve"> </w:t>
-      </w:r>
-      <w:r>
-        <w:t xml:space="preserve">「苦手な上司にはっきり言う」</w:t>
-      </w:r>
-    </w:p>
-    <w:p>
-      <w:pPr>
-        <w:pStyle w:val="BodyText"/>
-      </w:pPr>
-      <w:r>
-        <w:t xml:space="preserve">どれも立派な目標です。でも、警備員から見れば、これは「生活を丸ごと変える大事件」。当然、全力で止めに来ます。</w:t>
+        <w:t xml:space="preserve">図3 大きな一歩は止められ、小さな一歩は通される</w:t>
       </w:r>
     </w:p>
     <w:p>
@@ -4072,7 +4127,7 @@
         <w:t xml:space="preserve">が、次の一歩を軽くしてくれるのです。</w:t>
       </w:r>
     </w:p>
-    <w:bookmarkStart w:id="72" w:name="カーナビの考え方"/>
+    <w:bookmarkStart w:id="75" w:name="カーナビの考え方"/>
     <w:p>
       <w:pPr>
         <w:pStyle w:val="Heading3"/>
@@ -4153,8 +4208,8 @@
         <w:t xml:space="preserve">がものをいうのです。</w:t>
       </w:r>
     </w:p>
-    <w:bookmarkEnd w:id="72"/>
-    <w:bookmarkStart w:id="73" w:name="脳は大人になっても変わる"/>
+    <w:bookmarkEnd w:id="75"/>
+    <w:bookmarkStart w:id="76" w:name="脳は大人になっても変わる"/>
     <w:p>
       <w:pPr>
         <w:pStyle w:val="Heading3"/>
@@ -4207,8 +4262,8 @@
         <w:t xml:space="preserve">です。劇的な変化を期待しすぎないほうが、続けやすくなります。</w:t>
       </w:r>
     </w:p>
-    <w:bookmarkEnd w:id="73"/>
-    <w:bookmarkStart w:id="74" w:name="自分を責めると警備員はもっと心配になる"/>
+    <w:bookmarkEnd w:id="76"/>
+    <w:bookmarkStart w:id="77" w:name="自分を責めると警備員はもっと心配になる"/>
     <w:p>
       <w:pPr>
         <w:pStyle w:val="Heading3"/>
@@ -4292,9 +4347,9 @@
         </w:pict>
       </w:r>
     </w:p>
-    <w:bookmarkEnd w:id="74"/>
-    <w:bookmarkEnd w:id="75"/>
-    <w:bookmarkStart w:id="76" w:name="今日からできるほんの少しの考え方"/>
+    <w:bookmarkEnd w:id="77"/>
+    <w:bookmarkEnd w:id="78"/>
+    <w:bookmarkStart w:id="79" w:name="今日からできるほんの少しの考え方"/>
     <w:p>
       <w:pPr>
         <w:pStyle w:val="Heading2"/>
@@ -4402,8 +4457,8 @@
         </w:pict>
       </w:r>
     </w:p>
-    <w:bookmarkEnd w:id="76"/>
-    <w:bookmarkStart w:id="77" w:name="ワーク小さな一歩チェック所要時間1分"/>
+    <w:bookmarkEnd w:id="79"/>
+    <w:bookmarkStart w:id="80" w:name="ワーク小さな一歩チェック所要時間1分"/>
     <w:p>
       <w:pPr>
         <w:pStyle w:val="Heading2"/>
@@ -4535,8 +4590,8 @@
         </w:pict>
       </w:r>
     </w:p>
-    <w:bookmarkEnd w:id="77"/>
-    <w:bookmarkStart w:id="78" w:name="脳科学メモ"/>
+    <w:bookmarkEnd w:id="80"/>
+    <w:bookmarkStart w:id="81" w:name="脳科学メモ"/>
     <w:p>
       <w:pPr>
         <w:pStyle w:val="Heading2"/>
@@ -4640,8 +4695,8 @@
         </w:pict>
       </w:r>
     </w:p>
-    <w:bookmarkEnd w:id="78"/>
-    <w:bookmarkStart w:id="79" w:name="師匠かみき-弟子りんじ-警備員にお礼を言う"/>
+    <w:bookmarkEnd w:id="81"/>
+    <w:bookmarkStart w:id="82" w:name="師匠かみき-弟子りんじ-警備員にお礼を言う"/>
     <w:p>
       <w:pPr>
         <w:pStyle w:val="Heading2"/>
@@ -4904,9 +4959,9 @@
         <w:t xml:space="preserve">今日の5分、やれた? ○ / △</w:t>
       </w:r>
     </w:p>
-    <w:bookmarkEnd w:id="79"/>
-    <w:bookmarkEnd w:id="80"/>
-    <w:bookmarkStart w:id="106" w:name="第2章-自分を責める言葉を1つだけ変える"/>
+    <w:bookmarkEnd w:id="82"/>
+    <w:bookmarkEnd w:id="83"/>
+    <w:bookmarkStart w:id="109" w:name="第2章-自分を責める言葉を1つだけ変える"/>
     <w:p>
       <w:pPr>
         <w:pStyle w:val="Heading1"/>
@@ -4978,7 +5033,7 @@
         </w:pict>
       </w:r>
     </w:p>
-    <w:bookmarkStart w:id="88" w:name="無理なポジティブはいらない"/>
+    <w:bookmarkStart w:id="91" w:name="無理なポジティブはいらない"/>
     <w:p>
       <w:pPr>
         <w:pStyle w:val="Heading2"/>
@@ -4987,7 +5042,7 @@
         <w:t xml:space="preserve">1 無理なポジティブは、いらない</w:t>
       </w:r>
     </w:p>
-    <w:bookmarkStart w:id="81" w:name="前向きな言葉を言いましょうでしんどくなった経験"/>
+    <w:bookmarkStart w:id="84" w:name="前向きな言葉を言いましょうでしんどくなった経験"/>
     <w:p>
       <w:pPr>
         <w:pStyle w:val="Heading3"/>
@@ -5068,8 +5123,8 @@
         <w:t xml:space="preserve">自分でも信じていない言葉を、無理に自分に聞かせる。すると、「理想の言葉」と「本音」のあいだに、ズレが生まれます。このズレが大きいほど、人は居心地が悪くなります。</w:t>
       </w:r>
     </w:p>
-    <w:bookmarkEnd w:id="81"/>
-    <w:bookmarkStart w:id="82" w:name="信じられない肯定はかえって逆効果になることがある"/>
+    <w:bookmarkEnd w:id="84"/>
+    <w:bookmarkStart w:id="85" w:name="信じられない肯定はかえって逆効果になることがある"/>
     <w:p>
       <w:pPr>
         <w:pStyle w:val="Heading3"/>
@@ -5124,8 +5179,8 @@
         <w:t xml:space="preserve">無理なポジティブは、いりません。</w:t>
       </w:r>
     </w:p>
-    <w:bookmarkEnd w:id="82"/>
-    <w:bookmarkStart w:id="83" w:name="では肯定的な言葉は意味がないの"/>
+    <w:bookmarkEnd w:id="85"/>
+    <w:bookmarkStart w:id="86" w:name="では肯定的な言葉は意味がないの"/>
     <w:p>
       <w:pPr>
         <w:pStyle w:val="Heading3"/>
@@ -5384,8 +5439,8 @@
         <w:t xml:space="preserve">脳は、自分が納得できる言葉には、あまり反発しません。</w:t>
       </w:r>
     </w:p>
-    <w:bookmarkEnd w:id="83"/>
-    <w:bookmarkStart w:id="87" w:name="つだけ変えれば十分"/>
+    <w:bookmarkEnd w:id="86"/>
+    <w:bookmarkStart w:id="90" w:name="つだけ変えれば十分"/>
     <w:p>
       <w:pPr>
         <w:pStyle w:val="Heading3"/>
@@ -5423,33 +5478,28 @@
       </w:r>
     </w:p>
     <w:p>
-      <w:r>
-        <w:pict>
-          <v:rect style="width:0;height:1.5pt" o:hralign="center" o:hrstd="t" o:hr="t"/>
-        </w:pict>
-      </w:r>
-    </w:p>
-    <w:p>
       <w:pPr>
         <w:pStyle w:val="CaptionedFigure"/>
+        <w:keepNext/>
+        <w:jc w:val="center"/>
       </w:pPr>
       <w:r>
         <w:drawing>
           <wp:inline>
-            <wp:extent cx="5334000" cy="2977116"/>
+            <wp:extent cx="4800600" cy="2679404"/>
             <wp:effectExtent b="0" l="0" r="0" t="0"/>
-            <wp:docPr descr="図: 無理なポジティブは、警備員を怒らせる" title="" id="85" name="Picture"/>
+            <wp:docPr descr="図4 自己否定・無理なポジティブ・感情ラベリング" title="" id="88" name="Picture"/>
             <a:graphic>
               <a:graphicData uri="http://schemas.openxmlformats.org/drawingml/2006/picture">
                 <pic:pic>
                   <pic:nvPicPr>
-                    <pic:cNvPr descr="../images/fig06_ch2_positive.jpg" id="86" name="Picture"/>
+                    <pic:cNvPr descr="../images/fig06_ch2_positive.jpg" id="89" name="Picture"/>
                     <pic:cNvPicPr>
                       <a:picLocks noChangeArrowheads="1" noChangeAspect="1"/>
                     </pic:cNvPicPr>
                   </pic:nvPicPr>
                   <pic:blipFill>
-                    <a:blip r:embed="rId84"/>
+                    <a:blip r:embed="rId87"/>
                     <a:stretch>
                       <a:fillRect/>
                     </a:stretch>
@@ -5457,7 +5507,7 @@
                   <pic:spPr bwMode="auto">
                     <a:xfrm>
                       <a:off x="0" y="0"/>
-                      <a:ext cx="5334000" cy="2977116"/>
+                      <a:ext cx="4800600" cy="2679404"/>
                     </a:xfrm>
                     <a:prstGeom prst="rect">
                       <a:avLst/>
@@ -5481,12 +5531,19 @@
         <w:pStyle w:val="ImageCaption"/>
       </w:pPr>
       <w:r>
-        <w:t xml:space="preserve">図: 無理なポジティブは、警備員を怒らせる</w:t>
-      </w:r>
-    </w:p>
-    <w:bookmarkEnd w:id="87"/>
-    <w:bookmarkEnd w:id="88"/>
-    <w:bookmarkStart w:id="92" w:name="考えないようにするほど考えてしまう理由"/>
+        <w:t xml:space="preserve">図4 自己否定・無理なポジティブ・感情ラベリング</w:t>
+      </w:r>
+    </w:p>
+    <w:p>
+      <w:r>
+        <w:pict>
+          <v:rect style="width:0;height:1.5pt" o:hralign="center" o:hrstd="t" o:hr="t"/>
+        </w:pict>
+      </w:r>
+    </w:p>
+    <w:bookmarkEnd w:id="90"/>
+    <w:bookmarkEnd w:id="91"/>
+    <w:bookmarkStart w:id="95" w:name="考えないようにするほど考えてしまう理由"/>
     <w:p>
       <w:pPr>
         <w:pStyle w:val="Heading2"/>
@@ -5495,7 +5552,7 @@
         <w:t xml:space="preserve">2 「考えないようにする」ほど、考えてしまう理由</w:t>
       </w:r>
     </w:p>
-    <w:bookmarkStart w:id="89" w:name="白くまの実験"/>
+    <w:bookmarkStart w:id="92" w:name="白くまの実験"/>
     <w:p>
       <w:pPr>
         <w:pStyle w:val="Heading3"/>
@@ -5562,8 +5619,8 @@
         <w:t xml:space="preserve">そもそも、そういう方法が、うまくいきにくいのです。</w:t>
       </w:r>
     </w:p>
-    <w:bookmarkEnd w:id="89"/>
-    <w:bookmarkStart w:id="90" w:name="しないよりするで言葉を選ぶ"/>
+    <w:bookmarkEnd w:id="92"/>
+    <w:bookmarkStart w:id="93" w:name="しないよりするで言葉を選ぶ"/>
     <w:p>
       <w:pPr>
         <w:pStyle w:val="Heading3"/>
@@ -5686,8 +5743,8 @@
         <w:t xml:space="preserve">目的地を入れた言葉は、あなたを次の一歩に連れていってくれます。</w:t>
       </w:r>
     </w:p>
-    <w:bookmarkEnd w:id="90"/>
-    <w:bookmarkStart w:id="91" w:name="責める言葉を消そうとしなくていい"/>
+    <w:bookmarkEnd w:id="93"/>
+    <w:bookmarkStart w:id="94" w:name="責める言葉を消そうとしなくていい"/>
     <w:p>
       <w:pPr>
         <w:pStyle w:val="Heading3"/>
@@ -5755,9 +5812,9 @@
         </w:pict>
       </w:r>
     </w:p>
-    <w:bookmarkEnd w:id="91"/>
-    <w:bookmarkEnd w:id="92"/>
-    <w:bookmarkStart w:id="97" w:name="感情に名前をつけると楽になる"/>
+    <w:bookmarkEnd w:id="94"/>
+    <w:bookmarkEnd w:id="95"/>
+    <w:bookmarkStart w:id="100" w:name="感情に名前をつけると楽になる"/>
     <w:p>
       <w:pPr>
         <w:pStyle w:val="Heading2"/>
@@ -5766,7 +5823,7 @@
         <w:t xml:space="preserve">3 感情に名前をつけると、楽になる</w:t>
       </w:r>
     </w:p>
-    <w:bookmarkStart w:id="93" w:name="モヤモヤの正体に名前をつける"/>
+    <w:bookmarkStart w:id="96" w:name="モヤモヤの正体に名前をつける"/>
     <w:p>
       <w:pPr>
         <w:pStyle w:val="Heading3"/>
@@ -5895,8 +5952,8 @@
         <w:t xml:space="preserve">感情も、正体がわかると、警備員が少し静かになってくれるのです。</w:t>
       </w:r>
     </w:p>
-    <w:bookmarkEnd w:id="93"/>
-    <w:bookmarkStart w:id="94" w:name="自分がではなくという自分がいる"/>
+    <w:bookmarkEnd w:id="96"/>
+    <w:bookmarkStart w:id="97" w:name="自分がではなくという自分がいる"/>
     <w:p>
       <w:pPr>
         <w:pStyle w:val="Heading3"/>
@@ -5964,8 +6021,8 @@
         <w:t xml:space="preserve">心理学では、考えと自分を切り離すこの練習を「脱フュージョン」と呼ぶことがあります。覚えなくて大丈夫です。「〜という自分がいるな」の一言だけ、持ち帰ってください。</w:t>
       </w:r>
     </w:p>
-    <w:bookmarkEnd w:id="94"/>
-    <w:bookmarkStart w:id="95" w:name="事例私は本当に使えないが口ぐせだった人"/>
+    <w:bookmarkEnd w:id="97"/>
+    <w:bookmarkStart w:id="98" w:name="事例私は本当に使えないが口ぐせだった人"/>
     <w:p>
       <w:pPr>
         <w:pStyle w:val="Heading3"/>
@@ -6056,8 +6113,8 @@
         <w:t xml:space="preserve">自分の価値をジャッジする言葉から、次にやることがわかる言葉へ。これが「1つだけ変える」の中身です。</w:t>
       </w:r>
     </w:p>
-    <w:bookmarkEnd w:id="95"/>
-    <w:bookmarkStart w:id="96" w:name="つらさが強いときはひとりで抱えないで"/>
+    <w:bookmarkEnd w:id="98"/>
+    <w:bookmarkStart w:id="99" w:name="つらさが強いときはひとりで抱えないで"/>
     <w:p>
       <w:pPr>
         <w:pStyle w:val="Heading3"/>
@@ -6099,9 +6156,9 @@
         </w:pict>
       </w:r>
     </w:p>
-    <w:bookmarkEnd w:id="96"/>
-    <w:bookmarkEnd w:id="97"/>
-    <w:bookmarkStart w:id="101" w:name="朝のコップ一杯でやさしい一言を添える"/>
+    <w:bookmarkEnd w:id="99"/>
+    <w:bookmarkEnd w:id="100"/>
+    <w:bookmarkStart w:id="104" w:name="朝のコップ一杯でやさしい一言を添える"/>
     <w:p>
       <w:pPr>
         <w:pStyle w:val="Heading2"/>
@@ -6110,7 +6167,7 @@
         <w:t xml:space="preserve">4 朝のコップ一杯で、やさしい一言を添える</w:t>
       </w:r>
     </w:p>
-    <w:bookmarkStart w:id="98" w:name="習慣はきっかけとセットにすると続けやすい"/>
+    <w:bookmarkStart w:id="101" w:name="習慣はきっかけとセットにすると続けやすい"/>
     <w:p>
       <w:pPr>
         <w:pStyle w:val="Heading3"/>
@@ -6165,8 +6222,8 @@
         <w:t xml:space="preserve">水そのものに特別な力があるわけではありません。大事なのは、「毎日必ずやる動作」と「やさしい一言」を結びつけることです。</w:t>
       </w:r>
     </w:p>
-    <w:bookmarkEnd w:id="98"/>
-    <w:bookmarkStart w:id="99" w:name="朝の一言の例"/>
+    <w:bookmarkEnd w:id="101"/>
+    <w:bookmarkStart w:id="102" w:name="朝の一言の例"/>
     <w:p>
       <w:pPr>
         <w:pStyle w:val="Heading3"/>
@@ -6253,8 +6310,8 @@
         <w:t xml:space="preserve">「べき」には、自分に対する小さなプレッシャーが、ずっとかかっています。「でいい」に変えるだけで、肩の力が少し抜けます。</w:t>
       </w:r>
     </w:p>
-    <w:bookmarkEnd w:id="99"/>
-    <w:bookmarkStart w:id="100" w:name="夜はできたことを3つだけ"/>
+    <w:bookmarkEnd w:id="102"/>
+    <w:bookmarkStart w:id="103" w:name="夜はできたことを3つだけ"/>
     <w:p>
       <w:pPr>
         <w:pStyle w:val="Heading3"/>
@@ -6348,9 +6405,9 @@
         </w:pict>
       </w:r>
     </w:p>
-    <w:bookmarkEnd w:id="100"/>
-    <w:bookmarkEnd w:id="101"/>
-    <w:bookmarkStart w:id="102" w:name="ワーク言葉の置き換え表所要時間3分"/>
+    <w:bookmarkEnd w:id="103"/>
+    <w:bookmarkEnd w:id="104"/>
+    <w:bookmarkStart w:id="105" w:name="ワーク言葉の置き換え表所要時間3分"/>
     <w:p>
       <w:pPr>
         <w:pStyle w:val="Heading2"/>
@@ -6600,8 +6657,8 @@
         </w:pict>
       </w:r>
     </w:p>
-    <w:bookmarkEnd w:id="102"/>
-    <w:bookmarkStart w:id="103" w:name="脳科学メモ-1"/>
+    <w:bookmarkEnd w:id="105"/>
+    <w:bookmarkStart w:id="106" w:name="脳科学メモ-1"/>
     <w:p>
       <w:pPr>
         <w:pStyle w:val="Heading2"/>
@@ -6707,8 +6764,8 @@
         </w:pict>
       </w:r>
     </w:p>
-    <w:bookmarkEnd w:id="103"/>
-    <w:bookmarkStart w:id="104" w:name="師匠かみき弟子りんじの対話コラム"/>
+    <w:bookmarkEnd w:id="106"/>
+    <w:bookmarkStart w:id="107" w:name="師匠かみき弟子りんじの対話コラム"/>
     <w:p>
       <w:pPr>
         <w:pStyle w:val="Heading2"/>
@@ -6874,8 +6931,8 @@
         </w:pict>
       </w:r>
     </w:p>
-    <w:bookmarkEnd w:id="104"/>
-    <w:bookmarkStart w:id="105" w:name="今日のできたか確認"/>
+    <w:bookmarkEnd w:id="107"/>
+    <w:bookmarkStart w:id="108" w:name="今日のできたか確認"/>
     <w:p>
       <w:pPr>
         <w:pStyle w:val="Heading2"/>
@@ -6902,9 +6959,9 @@
         <w:t xml:space="preserve">(責める言葉を1つ書き出せたら、それだけで○です)</w:t>
       </w:r>
     </w:p>
-    <w:bookmarkEnd w:id="105"/>
-    <w:bookmarkEnd w:id="106"/>
-    <w:bookmarkStart w:id="132" w:name="第3章-5分で動き出すやる気の作り方"/>
+    <w:bookmarkEnd w:id="108"/>
+    <w:bookmarkEnd w:id="109"/>
+    <w:bookmarkStart w:id="135" w:name="第3章-5分で動き出すやる気の作り方"/>
     <w:p>
       <w:pPr>
         <w:pStyle w:val="Heading1"/>
@@ -6978,7 +7035,7 @@
         </w:pict>
       </w:r>
     </w:p>
-    <w:bookmarkStart w:id="113" w:name="やる気は待つものではなく作るもの"/>
+    <w:bookmarkStart w:id="116" w:name="やる気は待つものではなく作るもの"/>
     <w:p>
       <w:pPr>
         <w:pStyle w:val="Heading2"/>
@@ -6987,7 +7044,7 @@
         <w:t xml:space="preserve">1 やる気は、待つものではなく、作るもの</w:t>
       </w:r>
     </w:p>
-    <w:bookmarkStart w:id="107" w:name="やる気が出たらやるは順番が逆かもしれない"/>
+    <w:bookmarkStart w:id="113" w:name="やる気が出たらやるは順番が逆かもしれない"/>
     <w:p>
       <w:pPr>
         <w:pStyle w:val="Heading3"/>
@@ -7072,202 +7129,29 @@
         <w:t xml:space="preserve">やる気は、待つものではなく、作るもの。</w:t>
       </w:r>
     </w:p>
-    <w:bookmarkEnd w:id="107"/>
-    <w:bookmarkStart w:id="108" w:name="ドーパミンはごほうびではなく期待で動く"/>
-    <w:p>
-      <w:pPr>
-        <w:pStyle w:val="Heading3"/>
-      </w:pPr>
-      <w:r>
-        <w:t xml:space="preserve">ドーパミンは「ごほうび」ではなく「期待」で動く</w:t>
-      </w:r>
-    </w:p>
-    <w:p>
-      <w:pPr>
-        <w:pStyle w:val="FirstParagraph"/>
-      </w:pPr>
-      <w:r>
-        <w:t xml:space="preserve">やる気の話で、よく登場するのが「ドーパミン」という脳内の物質です。</w:t>
-      </w:r>
-      <w:r>
-        <w:t xml:space="preserve"> </w:t>
-      </w:r>
-      <w:r>
-        <w:t xml:space="preserve">「幸せ物質」「ごほうび物質」と紹介されることがありますが、実は、少し誤解されやすい呼び方です。</w:t>
-      </w:r>
-    </w:p>
-    <w:p>
-      <w:pPr>
-        <w:pStyle w:val="BodyText"/>
-      </w:pPr>
-      <w:r>
-        <w:t xml:space="preserve">動物を使った研究などから、ドーパミンは、ごほうびをもらった瞬間だけでなく、</w:t>
-      </w:r>
-      <w:r>
-        <w:rPr>
-          <w:bCs/>
-          <w:b/>
-        </w:rPr>
-        <w:t xml:space="preserve">「これをやったら、いいことがありそうだ」という予測や期待</w:t>
-      </w:r>
-      <w:r>
-        <w:t xml:space="preserve">に関わっていると考えられています。</w:t>
-      </w:r>
-    </w:p>
-    <w:p>
-      <w:pPr>
-        <w:pStyle w:val="BodyText"/>
-      </w:pPr>
-      <w:r>
-        <w:t xml:space="preserve">つまり、こういうことです。</w:t>
-      </w:r>
-    </w:p>
-    <w:p>
-      <w:pPr>
-        <w:numPr>
-          <w:ilvl w:val="0"/>
-          <w:numId w:val="1026"/>
-        </w:numPr>
-        <w:pStyle w:val="Compact"/>
-      </w:pPr>
-      <w:r>
-        <w:t xml:space="preserve">「これをやったら、すぐに、小さくても良いことがある」と脳が予測できる → 動き出しやすい</w:t>
-      </w:r>
-    </w:p>
-    <w:p>
-      <w:pPr>
-        <w:numPr>
-          <w:ilvl w:val="0"/>
-          <w:numId w:val="1026"/>
-        </w:numPr>
-        <w:pStyle w:val="Compact"/>
-      </w:pPr>
-      <w:r>
-        <w:t xml:space="preserve">「ごほうびは、ずっと先。しかも、しんどそう」と脳が予測する → 動きにくい</w:t>
-      </w:r>
-    </w:p>
-    <w:p>
-      <w:pPr>
-        <w:pStyle w:val="FirstParagraph"/>
-      </w:pPr>
-      <w:r>
-        <w:t xml:space="preserve">やる気が出ないのは、あなたが怠けているからではありません。</w:t>
-      </w:r>
-      <w:r>
-        <w:t xml:space="preserve"> </w:t>
-      </w:r>
-      <w:r>
-        <w:t xml:space="preserve">脳が「今これをやっても、見返りが遠い」と判断しているだけ、という可能性があるのです。</w:t>
-      </w:r>
-    </w:p>
-    <w:bookmarkEnd w:id="108"/>
-    <w:bookmarkStart w:id="112" w:name="人は遠いごほうびより近いごほうびを選びやすい"/>
-    <w:p>
-      <w:pPr>
-        <w:pStyle w:val="Heading3"/>
-      </w:pPr>
-      <w:r>
-        <w:t xml:space="preserve">人は「遠いごほうび」より「近いごほうび」を選びやすい</w:t>
-      </w:r>
-    </w:p>
-    <w:p>
-      <w:pPr>
-        <w:pStyle w:val="FirstParagraph"/>
-      </w:pPr>
-      <w:r>
-        <w:t xml:space="preserve">もう1つ、知っておくと楽になる話があります。</w:t>
-      </w:r>
-      <w:r>
-        <w:t xml:space="preserve"> </w:t>
-      </w:r>
-      <w:r>
-        <w:t xml:space="preserve">人は、同じ大きさのごほうびでも、</w:t>
-      </w:r>
-      <w:r>
-        <w:rPr>
-          <w:bCs/>
-          <w:b/>
-        </w:rPr>
-        <w:t xml:space="preserve">遠い未来のものより、すぐ手に入るものを高く見積もる</w:t>
-      </w:r>
-      <w:r>
-        <w:t xml:space="preserve">傾向がある、と言われています。心理学や行動経済学では「時間割引」と呼ばれます。</w:t>
-      </w:r>
-    </w:p>
-    <w:p>
-      <w:pPr>
-        <w:pStyle w:val="BodyText"/>
-      </w:pPr>
-      <w:r>
-        <w:t xml:space="preserve">ダイエットをしたいのに、目の前のケーキに手が伸びる。</w:t>
-      </w:r>
-      <w:r>
-        <w:t xml:space="preserve"> </w:t>
-      </w:r>
-      <w:r>
-        <w:t xml:space="preserve">資格の勉強をしたいのに、スマホを見てしまう。</w:t>
-      </w:r>
-    </w:p>
-    <w:p>
-      <w:pPr>
-        <w:pStyle w:val="BodyText"/>
-      </w:pPr>
-      <w:r>
-        <w:t xml:space="preserve">これは、性格の問題ではありません。</w:t>
-      </w:r>
-      <w:r>
-        <w:t xml:space="preserve"> </w:t>
-      </w:r>
-      <w:r>
-        <w:t xml:space="preserve">半年後の健康や合格よりも、目の前のケーキやスマホのほうが、脳にとって「近いごほうび」だからです。</w:t>
-      </w:r>
-    </w:p>
-    <w:p>
-      <w:pPr>
-        <w:pStyle w:val="BodyText"/>
-      </w:pPr>
-      <w:r>
-        <w:t xml:space="preserve">だから、やる気を作るには、こう考えると楽です。</w:t>
-      </w:r>
-      <w:r>
-        <w:t xml:space="preserve"> </w:t>
-      </w:r>
-      <w:r>
-        <w:rPr>
-          <w:bCs/>
-          <w:b/>
-        </w:rPr>
-        <w:t xml:space="preserve">遠くの大きなごほうびを、近くの小さなごほうびに分けてあげる。</w:t>
-      </w:r>
-    </w:p>
-    <w:p>
-      <w:r>
-        <w:pict>
-          <v:rect style="width:0;height:1.5pt" o:hralign="center" o:hrstd="t" o:hr="t"/>
-        </w:pict>
-      </w:r>
-    </w:p>
     <w:p>
       <w:pPr>
         <w:pStyle w:val="CaptionedFigure"/>
+        <w:keepNext/>
+        <w:jc w:val="center"/>
       </w:pPr>
       <w:r>
         <w:drawing>
           <wp:inline>
-            <wp:extent cx="5334000" cy="2977116"/>
+            <wp:extent cx="4800600" cy="2679404"/>
             <wp:effectExtent b="0" l="0" r="0" t="0"/>
-            <wp:docPr descr="図: やる気は「待つ」ものではなく、動くと「ついてくる」" title="" id="110" name="Picture"/>
+            <wp:docPr descr="図5 やる気は、動くとあとからついてくる" title="" id="111" name="Picture"/>
             <a:graphic>
               <a:graphicData uri="http://schemas.openxmlformats.org/drawingml/2006/picture">
                 <pic:pic>
                   <pic:nvPicPr>
-                    <pic:cNvPr descr="../images/fig05_ch3_motivation.jpg" id="111" name="Picture"/>
+                    <pic:cNvPr descr="../images/fig05_ch3_motivation.jpg" id="112" name="Picture"/>
                     <pic:cNvPicPr>
                       <a:picLocks noChangeArrowheads="1" noChangeAspect="1"/>
                     </pic:cNvPicPr>
                   </pic:nvPicPr>
                   <pic:blipFill>
-                    <a:blip r:embed="rId109"/>
+                    <a:blip r:embed="rId110"/>
                     <a:stretch>
                       <a:fillRect/>
                     </a:stretch>
@@ -7275,7 +7159,7 @@
                   <pic:spPr bwMode="auto">
                     <a:xfrm>
                       <a:off x="0" y="0"/>
-                      <a:ext cx="5334000" cy="2977116"/>
+                      <a:ext cx="4800600" cy="2679404"/>
                     </a:xfrm>
                     <a:prstGeom prst="rect">
                       <a:avLst/>
@@ -7299,12 +7183,187 @@
         <w:pStyle w:val="ImageCaption"/>
       </w:pPr>
       <w:r>
-        <w:t xml:space="preserve">図: やる気は「待つ」ものではなく、動くと「ついてくる」</w:t>
-      </w:r>
-    </w:p>
-    <w:bookmarkEnd w:id="112"/>
+        <w:t xml:space="preserve">図5 やる気は、動くとあとからついてくる</w:t>
+      </w:r>
+    </w:p>
     <w:bookmarkEnd w:id="113"/>
-    <w:bookmarkStart w:id="118" w:name="分だけルールで動き出す"/>
+    <w:bookmarkStart w:id="114" w:name="ドーパミンはごほうびではなく期待で動く"/>
+    <w:p>
+      <w:pPr>
+        <w:pStyle w:val="Heading3"/>
+      </w:pPr>
+      <w:r>
+        <w:t xml:space="preserve">ドーパミンは「ごほうび」ではなく「期待」で動く</w:t>
+      </w:r>
+    </w:p>
+    <w:p>
+      <w:pPr>
+        <w:pStyle w:val="FirstParagraph"/>
+      </w:pPr>
+      <w:r>
+        <w:t xml:space="preserve">やる気の話で、よく登場するのが「ドーパミン」という脳内の物質です。</w:t>
+      </w:r>
+      <w:r>
+        <w:t xml:space="preserve"> </w:t>
+      </w:r>
+      <w:r>
+        <w:t xml:space="preserve">「幸せ物質」「ごほうび物質」と紹介されることがありますが、実は、少し誤解されやすい呼び方です。</w:t>
+      </w:r>
+    </w:p>
+    <w:p>
+      <w:pPr>
+        <w:pStyle w:val="BodyText"/>
+      </w:pPr>
+      <w:r>
+        <w:t xml:space="preserve">動物を使った研究などから、ドーパミンは、ごほうびをもらった瞬間だけでなく、</w:t>
+      </w:r>
+      <w:r>
+        <w:rPr>
+          <w:bCs/>
+          <w:b/>
+        </w:rPr>
+        <w:t xml:space="preserve">「これをやったら、いいことがありそうだ」という予測や期待</w:t>
+      </w:r>
+      <w:r>
+        <w:t xml:space="preserve">に関わっていると考えられています。</w:t>
+      </w:r>
+    </w:p>
+    <w:p>
+      <w:pPr>
+        <w:pStyle w:val="BodyText"/>
+      </w:pPr>
+      <w:r>
+        <w:t xml:space="preserve">つまり、こういうことです。</w:t>
+      </w:r>
+    </w:p>
+    <w:p>
+      <w:pPr>
+        <w:numPr>
+          <w:ilvl w:val="0"/>
+          <w:numId w:val="1026"/>
+        </w:numPr>
+        <w:pStyle w:val="Compact"/>
+      </w:pPr>
+      <w:r>
+        <w:t xml:space="preserve">「これをやったら、すぐに、小さくても良いことがある」と脳が予測できる → 動き出しやすい</w:t>
+      </w:r>
+    </w:p>
+    <w:p>
+      <w:pPr>
+        <w:numPr>
+          <w:ilvl w:val="0"/>
+          <w:numId w:val="1026"/>
+        </w:numPr>
+        <w:pStyle w:val="Compact"/>
+      </w:pPr>
+      <w:r>
+        <w:t xml:space="preserve">「ごほうびは、ずっと先。しかも、しんどそう」と脳が予測する → 動きにくい</w:t>
+      </w:r>
+    </w:p>
+    <w:p>
+      <w:pPr>
+        <w:pStyle w:val="FirstParagraph"/>
+      </w:pPr>
+      <w:r>
+        <w:t xml:space="preserve">やる気が出ないのは、あなたが怠けているからではありません。</w:t>
+      </w:r>
+      <w:r>
+        <w:t xml:space="preserve"> </w:t>
+      </w:r>
+      <w:r>
+        <w:t xml:space="preserve">脳が「今これをやっても、見返りが遠い」と判断しているだけ、という可能性があるのです。</w:t>
+      </w:r>
+    </w:p>
+    <w:bookmarkEnd w:id="114"/>
+    <w:bookmarkStart w:id="115" w:name="人は遠いごほうびより近いごほうびを選びやすい"/>
+    <w:p>
+      <w:pPr>
+        <w:pStyle w:val="Heading3"/>
+      </w:pPr>
+      <w:r>
+        <w:t xml:space="preserve">人は「遠いごほうび」より「近いごほうび」を選びやすい</w:t>
+      </w:r>
+    </w:p>
+    <w:p>
+      <w:pPr>
+        <w:pStyle w:val="FirstParagraph"/>
+      </w:pPr>
+      <w:r>
+        <w:t xml:space="preserve">もう1つ、知っておくと楽になる話があります。</w:t>
+      </w:r>
+      <w:r>
+        <w:t xml:space="preserve"> </w:t>
+      </w:r>
+      <w:r>
+        <w:t xml:space="preserve">人は、同じ大きさのごほうびでも、</w:t>
+      </w:r>
+      <w:r>
+        <w:rPr>
+          <w:bCs/>
+          <w:b/>
+        </w:rPr>
+        <w:t xml:space="preserve">遠い未来のものより、すぐ手に入るものを高く見積もる</w:t>
+      </w:r>
+      <w:r>
+        <w:t xml:space="preserve">傾向がある、と言われています。心理学や行動経済学では「時間割引」と呼ばれます。</w:t>
+      </w:r>
+    </w:p>
+    <w:p>
+      <w:pPr>
+        <w:pStyle w:val="BodyText"/>
+      </w:pPr>
+      <w:r>
+        <w:t xml:space="preserve">ダイエットをしたいのに、目の前のケーキに手が伸びる。</w:t>
+      </w:r>
+      <w:r>
+        <w:t xml:space="preserve"> </w:t>
+      </w:r>
+      <w:r>
+        <w:t xml:space="preserve">資格の勉強をしたいのに、スマホを見てしまう。</w:t>
+      </w:r>
+    </w:p>
+    <w:p>
+      <w:pPr>
+        <w:pStyle w:val="BodyText"/>
+      </w:pPr>
+      <w:r>
+        <w:t xml:space="preserve">これは、性格の問題ではありません。</w:t>
+      </w:r>
+      <w:r>
+        <w:t xml:space="preserve"> </w:t>
+      </w:r>
+      <w:r>
+        <w:t xml:space="preserve">半年後の健康や合格よりも、目の前のケーキやスマホのほうが、脳にとって「近いごほうび」だからです。</w:t>
+      </w:r>
+    </w:p>
+    <w:p>
+      <w:pPr>
+        <w:pStyle w:val="BodyText"/>
+      </w:pPr>
+      <w:r>
+        <w:t xml:space="preserve">だから、やる気を作るには、こう考えると楽です。</w:t>
+      </w:r>
+      <w:r>
+        <w:t xml:space="preserve"> </w:t>
+      </w:r>
+      <w:r>
+        <w:rPr>
+          <w:bCs/>
+          <w:b/>
+        </w:rPr>
+        <w:t xml:space="preserve">遠くの大きなごほうびを、近くの小さなごほうびに分けてあげる。</w:t>
+      </w:r>
+    </w:p>
+    <w:p>
+      <w:r>
+        <w:pict>
+          <v:rect style="width:0;height:1.5pt" o:hralign="center" o:hrstd="t" o:hr="t"/>
+        </w:pict>
+      </w:r>
+    </w:p>
+    <w:bookmarkEnd w:id="115"/>
+    <w:bookmarkEnd w:id="116"/>
+    <w:bookmarkStart w:id="121" w:name="分だけルールで動き出す"/>
     <w:p>
       <w:pPr>
         <w:pStyle w:val="Heading2"/>
@@ -7313,7 +7372,7 @@
         <w:t xml:space="preserve">2 「5分だけ」ルールで、動き出す</w:t>
       </w:r>
     </w:p>
-    <w:bookmarkStart w:id="114" w:name="最初の一歩がいちばん重い"/>
+    <w:bookmarkStart w:id="117" w:name="最初の一歩がいちばん重い"/>
     <w:p>
       <w:pPr>
         <w:pStyle w:val="Heading3"/>
@@ -7368,8 +7427,8 @@
         <w:t xml:space="preserve">です。</w:t>
       </w:r>
     </w:p>
-    <w:bookmarkEnd w:id="114"/>
-    <w:bookmarkStart w:id="115" w:name="分ルールのやり方"/>
+    <w:bookmarkEnd w:id="117"/>
+    <w:bookmarkStart w:id="118" w:name="分ルールのやり方"/>
     <w:p>
       <w:pPr>
         <w:pStyle w:val="Heading3"/>
@@ -7454,8 +7513,8 @@
         <w:t xml:space="preserve">けれど、「5分だけ」と聞くと、警備員の警戒が少しゆるみます。「それくらいなら、まあいいか」となるのです。</w:t>
       </w:r>
     </w:p>
-    <w:bookmarkEnd w:id="115"/>
-    <w:bookmarkStart w:id="116" w:name="始めるとやる気が追いかけてくることがある"/>
+    <w:bookmarkEnd w:id="118"/>
+    <w:bookmarkStart w:id="119" w:name="始めるとやる気が追いかけてくることがある"/>
     <w:p>
       <w:pPr>
         <w:pStyle w:val="Heading3"/>
@@ -7524,8 +7583,8 @@
         <w:t xml:space="preserve">気持ちは自分でコントロールしにくいですが、5分だけ手を動かすことなら、できそうな気がしませんか。</w:t>
       </w:r>
     </w:p>
-    <w:bookmarkEnd w:id="116"/>
-    <w:bookmarkStart w:id="117" w:name="分ルールは自分を責めない仕組み"/>
+    <w:bookmarkEnd w:id="119"/>
+    <w:bookmarkStart w:id="120" w:name="分ルールは自分を責めない仕組み"/>
     <w:p>
       <w:pPr>
         <w:pStyle w:val="Heading3"/>
@@ -7601,9 +7660,9 @@
         </w:pict>
       </w:r>
     </w:p>
-    <w:bookmarkEnd w:id="117"/>
-    <w:bookmarkEnd w:id="118"/>
-    <w:bookmarkStart w:id="122" w:name="ベビーステップと環境づくり"/>
+    <w:bookmarkEnd w:id="120"/>
+    <w:bookmarkEnd w:id="121"/>
+    <w:bookmarkStart w:id="125" w:name="ベビーステップと環境づくり"/>
     <w:p>
       <w:pPr>
         <w:pStyle w:val="Heading2"/>
@@ -7612,7 +7671,7 @@
         <w:t xml:space="preserve">3 ベビーステップと、環境づくり</w:t>
       </w:r>
     </w:p>
-    <w:bookmarkStart w:id="119" w:name="分でも重いときはもっと小さくする"/>
+    <w:bookmarkStart w:id="122" w:name="分でも重いときはもっと小さくする"/>
     <w:p>
       <w:pPr>
         <w:pStyle w:val="Heading3"/>
@@ -7925,8 +7984,8 @@
         <w:t xml:space="preserve">小さくできた、という事実が、「私にもできた」という感覚の、最初の種になります。</w:t>
       </w:r>
     </w:p>
-    <w:bookmarkEnd w:id="119"/>
-    <w:bookmarkStart w:id="120" w:name="始めるまでの考える手間を減らす"/>
+    <w:bookmarkEnd w:id="122"/>
+    <w:bookmarkStart w:id="123" w:name="始めるまでの考える手間を減らす"/>
     <w:p>
       <w:pPr>
         <w:pStyle w:val="Heading3"/>
@@ -8035,8 +8094,8 @@
         <w:t xml:space="preserve">これは、ずるでもなんでもありません。賢い工夫です。</w:t>
       </w:r>
     </w:p>
-    <w:bookmarkEnd w:id="120"/>
-    <w:bookmarkStart w:id="121" w:name="水を飲んだら5分"/>
+    <w:bookmarkEnd w:id="123"/>
+    <w:bookmarkStart w:id="124" w:name="水を飲んだら5分"/>
     <w:p>
       <w:pPr>
         <w:pStyle w:val="Heading3"/>
@@ -8130,9 +8189,9 @@
         </w:pict>
       </w:r>
     </w:p>
-    <w:bookmarkEnd w:id="121"/>
-    <w:bookmarkEnd w:id="122"/>
-    <w:bookmarkStart w:id="127" w:name="小さなやれたをすぐに自分に伝える"/>
+    <w:bookmarkEnd w:id="124"/>
+    <w:bookmarkEnd w:id="125"/>
+    <w:bookmarkStart w:id="130" w:name="小さなやれたをすぐに自分に伝える"/>
     <w:p>
       <w:pPr>
         <w:pStyle w:val="Heading2"/>
@@ -8141,7 +8200,7 @@
         <w:t xml:space="preserve">4 小さな「やれた」を、すぐに自分に伝える</w:t>
       </w:r>
     </w:p>
-    <w:bookmarkStart w:id="123" w:name="ごほうびは終わったらすぐに"/>
+    <w:bookmarkStart w:id="126" w:name="ごほうびは終わったらすぐに"/>
     <w:p>
       <w:pPr>
         <w:pStyle w:val="Heading3"/>
@@ -8260,8 +8319,8 @@
         <w:t xml:space="preserve">それだけで、十分です。</w:t>
       </w:r>
     </w:p>
-    <w:bookmarkEnd w:id="123"/>
-    <w:bookmarkStart w:id="124" w:name="まだ足りないではなくここまでできた"/>
+    <w:bookmarkEnd w:id="126"/>
+    <w:bookmarkStart w:id="127" w:name="まだ足りないではなくここまでできた"/>
     <w:p>
       <w:pPr>
         <w:pStyle w:val="Heading3"/>
@@ -8348,8 +8407,8 @@
         <w:t xml:space="preserve">大きな成功をたまにするより、小さな「できた」を毎日積み重ねるほうが、自分への信頼は育ちやすいのです。</w:t>
       </w:r>
     </w:p>
-    <w:bookmarkEnd w:id="124"/>
-    <w:bookmarkStart w:id="125" w:name="事例机に向かえない日が続いていた人"/>
+    <w:bookmarkEnd w:id="127"/>
+    <w:bookmarkStart w:id="128" w:name="事例机に向かえない日が続いていた人"/>
     <w:p>
       <w:pPr>
         <w:pStyle w:val="Heading3"/>
@@ -8428,8 +8487,8 @@
         <w:t xml:space="preserve">けれど、「できなかった日」を責める言葉を、「今日は休む日にしよう。明日、また1行から」に置き換えたことで、完全にやめてしまうことなく続けられた、と話していました。</w:t>
       </w:r>
     </w:p>
-    <w:bookmarkEnd w:id="125"/>
-    <w:bookmarkStart w:id="126" w:name="気持ちが動かない状態が長く続くときは"/>
+    <w:bookmarkEnd w:id="128"/>
+    <w:bookmarkStart w:id="129" w:name="気持ちが動かない状態が長く続くときは"/>
     <w:p>
       <w:pPr>
         <w:pStyle w:val="Heading3"/>
@@ -8465,9 +8524,9 @@
         </w:pict>
       </w:r>
     </w:p>
-    <w:bookmarkEnd w:id="126"/>
-    <w:bookmarkEnd w:id="127"/>
-    <w:bookmarkStart w:id="128" w:name="ワーク5分ルール習慣表所要時間1分"/>
+    <w:bookmarkEnd w:id="129"/>
+    <w:bookmarkEnd w:id="130"/>
+    <w:bookmarkStart w:id="131" w:name="ワーク5分ルール習慣表所要時間1分"/>
     <w:p>
       <w:pPr>
         <w:pStyle w:val="Heading2"/>
@@ -8744,8 +8803,8 @@
         </w:pict>
       </w:r>
     </w:p>
-    <w:bookmarkEnd w:id="128"/>
-    <w:bookmarkStart w:id="129" w:name="脳科学メモ-2"/>
+    <w:bookmarkEnd w:id="131"/>
+    <w:bookmarkStart w:id="132" w:name="脳科学メモ-2"/>
     <w:p>
       <w:pPr>
         <w:pStyle w:val="Heading2"/>
@@ -8851,8 +8910,8 @@
         </w:pict>
       </w:r>
     </w:p>
-    <w:bookmarkEnd w:id="129"/>
-    <w:bookmarkStart w:id="130" w:name="師匠かみき弟子りんじの対話コラム-1"/>
+    <w:bookmarkEnd w:id="132"/>
+    <w:bookmarkStart w:id="133" w:name="師匠かみき弟子りんじの対話コラム-1"/>
     <w:p>
       <w:pPr>
         <w:pStyle w:val="Heading2"/>
@@ -9018,8 +9077,8 @@
         </w:pict>
       </w:r>
     </w:p>
-    <w:bookmarkEnd w:id="130"/>
-    <w:bookmarkStart w:id="131" w:name="今日のできたか確認-1"/>
+    <w:bookmarkEnd w:id="133"/>
+    <w:bookmarkStart w:id="134" w:name="今日のできたか確認-1"/>
     <w:p>
       <w:pPr>
         <w:pStyle w:val="Heading2"/>
@@ -9046,9 +9105,9 @@
         <w:t xml:space="preserve">(ベビーステップを1つ決められたら、それだけで○です)</w:t>
       </w:r>
     </w:p>
-    <w:bookmarkEnd w:id="131"/>
-    <w:bookmarkEnd w:id="132"/>
-    <w:bookmarkStart w:id="142" w:name="第4章-いいことに気づける脳になる"/>
+    <w:bookmarkEnd w:id="134"/>
+    <w:bookmarkEnd w:id="135"/>
+    <w:bookmarkStart w:id="145" w:name="第4章-いいことに気づける脳になる"/>
     <w:p>
       <w:pPr>
         <w:pStyle w:val="Heading1"/>
@@ -9120,7 +9179,7 @@
         </w:pict>
       </w:r>
     </w:p>
-    <w:bookmarkStart w:id="133" w:name="運がいい人は何が違うのか"/>
+    <w:bookmarkStart w:id="136" w:name="運がいい人は何が違うのか"/>
     <w:p>
       <w:pPr>
         <w:pStyle w:val="Heading2"/>
@@ -9270,8 +9329,8 @@
         </w:pict>
       </w:r>
     </w:p>
-    <w:bookmarkEnd w:id="133"/>
-    <w:bookmarkStart w:id="134" w:name="悪いことばかり目につくのは警備員の仕事だから"/>
+    <w:bookmarkEnd w:id="136"/>
+    <w:bookmarkStart w:id="137" w:name="悪いことばかり目につくのは警備員の仕事だから"/>
     <w:p>
       <w:pPr>
         <w:pStyle w:val="Heading2"/>
@@ -9379,8 +9438,8 @@
         </w:pict>
       </w:r>
     </w:p>
-    <w:bookmarkEnd w:id="134"/>
-    <w:bookmarkStart w:id="135" w:name="無理なポジティブはいりません"/>
+    <w:bookmarkEnd w:id="137"/>
+    <w:bookmarkStart w:id="138" w:name="無理なポジティブはいりません"/>
     <w:p>
       <w:pPr>
         <w:pStyle w:val="Heading2"/>
@@ -9548,8 +9607,8 @@
         </w:pict>
       </w:r>
     </w:p>
-    <w:bookmarkEnd w:id="135"/>
-    <w:bookmarkStart w:id="136" w:name="見る場所を変えるもうひとつの方法"/>
+    <w:bookmarkEnd w:id="138"/>
+    <w:bookmarkStart w:id="139" w:name="見る場所を変えるもうひとつの方法"/>
     <w:p>
       <w:pPr>
         <w:pStyle w:val="Heading2"/>
@@ -9669,8 +9728,8 @@
         </w:pict>
       </w:r>
     </w:p>
-    <w:bookmarkEnd w:id="136"/>
-    <w:bookmarkStart w:id="138" w:name="ありがとうはいちばん小さな目印になる"/>
+    <w:bookmarkEnd w:id="139"/>
+    <w:bookmarkStart w:id="141" w:name="ありがとうはいちばん小さな目印になる"/>
     <w:p>
       <w:pPr>
         <w:pStyle w:val="Heading2"/>
@@ -9765,7 +9824,7 @@
         <w:t xml:space="preserve">感謝を書き出す習慣が、気分の安定と関連したという研究は、実際にいくつかあります。ただ、効果の出方は人それぞれです。「やれば必ず幸せになる」と約束できるものではありません。それでも、お金も時間もほとんどかからず、副作用の心配もほぼない習慣ですから、試す価値はあると私は思っています。</w:t>
       </w:r>
     </w:p>
-    <w:bookmarkStart w:id="137" w:name="事例-毎日何もいいことがないと思っていたaさん仮名の再構成です"/>
+    <w:bookmarkStart w:id="140" w:name="事例-毎日何もいいことがないと思っていたaさん仮名の再構成です"/>
     <w:p>
       <w:pPr>
         <w:pStyle w:val="Heading3"/>
@@ -9821,9 +9880,9 @@
         </w:pict>
       </w:r>
     </w:p>
-    <w:bookmarkEnd w:id="137"/>
-    <w:bookmarkEnd w:id="138"/>
-    <w:bookmarkStart w:id="139" w:name="ワークツイてる脳ノート所要時間-2分"/>
+    <w:bookmarkEnd w:id="140"/>
+    <w:bookmarkEnd w:id="141"/>
+    <w:bookmarkStart w:id="142" w:name="ワークツイてる脳ノート所要時間-2分"/>
     <w:p>
       <w:pPr>
         <w:pStyle w:val="Heading2"/>
@@ -9931,8 +9990,8 @@
         </w:pict>
       </w:r>
     </w:p>
-    <w:bookmarkEnd w:id="139"/>
-    <w:bookmarkStart w:id="140" w:name="脳科学メモ-3"/>
+    <w:bookmarkEnd w:id="142"/>
+    <w:bookmarkStart w:id="143" w:name="脳科学メモ-3"/>
     <w:p>
       <w:pPr>
         <w:pStyle w:val="Heading2"/>
@@ -10020,8 +10079,8 @@
         </w:pict>
       </w:r>
     </w:p>
-    <w:bookmarkEnd w:id="140"/>
-    <w:bookmarkStart w:id="141" w:name="師匠かみき弟子りんじの対話コラム-2"/>
+    <w:bookmarkEnd w:id="143"/>
+    <w:bookmarkStart w:id="144" w:name="師匠かみき弟子りんじの対話コラム-2"/>
     <w:p>
       <w:pPr>
         <w:pStyle w:val="Heading2"/>
@@ -10209,9 +10268,9 @@
         <w:t xml:space="preserve">(ツイてる脳ノートが1行でも書けたら○。開いただけでも△。どちらも合格です)</w:t>
       </w:r>
     </w:p>
-    <w:bookmarkEnd w:id="141"/>
-    <w:bookmarkEnd w:id="142"/>
-    <w:bookmarkStart w:id="151" w:name="第5章-疲れストレス眠りを1分でリセットする"/>
+    <w:bookmarkEnd w:id="144"/>
+    <w:bookmarkEnd w:id="145"/>
+    <w:bookmarkStart w:id="157" w:name="第5章-疲れストレス眠りを1分でリセットする"/>
     <w:p>
       <w:pPr>
         <w:pStyle w:val="Heading1"/>
@@ -10301,7 +10360,7 @@
         </w:pict>
       </w:r>
     </w:p>
-    <w:bookmarkStart w:id="143" w:name="休めないのはあなたのせいではありません"/>
+    <w:bookmarkStart w:id="146" w:name="休めないのはあなたのせいではありません"/>
     <w:p>
       <w:pPr>
         <w:pStyle w:val="Heading2"/>
@@ -10427,8 +10486,8 @@
         </w:pict>
       </w:r>
     </w:p>
-    <w:bookmarkEnd w:id="143"/>
-    <w:bookmarkStart w:id="144" w:name="秒呼吸-息をゆっくり吐くだけ"/>
+    <w:bookmarkEnd w:id="146"/>
+    <w:bookmarkStart w:id="150" w:name="秒呼吸-息をゆっくり吐くだけ"/>
     <w:p>
       <w:pPr>
         <w:pStyle w:val="Heading2"/>
@@ -10461,6 +10520,63 @@
       </w:r>
       <w:r>
         <w:t xml:space="preserve">と言われています。呼吸は、自分で意識して変えられる、数少ない体の動きのひとつだからです。</w:t>
+      </w:r>
+    </w:p>
+    <w:p>
+      <w:pPr>
+        <w:pStyle w:val="CaptionedFigure"/>
+        <w:keepNext/>
+        <w:jc w:val="center"/>
+      </w:pPr>
+      <w:r>
+        <w:drawing>
+          <wp:inline>
+            <wp:extent cx="4800600" cy="2679404"/>
+            <wp:effectExtent b="0" l="0" r="0" t="0"/>
+            <wp:docPr descr="図6 5秒呼吸とマインドフルネスウォーター" title="" id="148" name="Picture"/>
+            <a:graphic>
+              <a:graphicData uri="http://schemas.openxmlformats.org/drawingml/2006/picture">
+                <pic:pic>
+                  <pic:nvPicPr>
+                    <pic:cNvPr descr="../images/fig07_ch5_breath_water.jpg" id="149" name="Picture"/>
+                    <pic:cNvPicPr>
+                      <a:picLocks noChangeArrowheads="1" noChangeAspect="1"/>
+                    </pic:cNvPicPr>
+                  </pic:nvPicPr>
+                  <pic:blipFill>
+                    <a:blip r:embed="rId147"/>
+                    <a:stretch>
+                      <a:fillRect/>
+                    </a:stretch>
+                  </pic:blipFill>
+                  <pic:spPr bwMode="auto">
+                    <a:xfrm>
+                      <a:off x="0" y="0"/>
+                      <a:ext cx="4800600" cy="2679404"/>
+                    </a:xfrm>
+                    <a:prstGeom prst="rect">
+                      <a:avLst/>
+                    </a:prstGeom>
+                    <a:noFill/>
+                    <a:ln w="9525">
+                      <a:noFill/>
+                      <a:headEnd/>
+                      <a:tailEnd/>
+                    </a:ln>
+                  </pic:spPr>
+                </pic:pic>
+              </a:graphicData>
+            </a:graphic>
+          </wp:inline>
+        </w:drawing>
+      </w:r>
+    </w:p>
+    <w:p>
+      <w:pPr>
+        <w:pStyle w:val="ImageCaption"/>
+      </w:pPr>
+      <w:r>
+        <w:t xml:space="preserve">図6 5秒呼吸とマインドフルネスウォーター</w:t>
       </w:r>
     </w:p>
     <w:p>
@@ -10597,8 +10713,8 @@
         </w:pict>
       </w:r>
     </w:p>
-    <w:bookmarkEnd w:id="144"/>
-    <w:bookmarkStart w:id="145" w:name="ぼーっとする時間はサボりではありません"/>
+    <w:bookmarkEnd w:id="150"/>
+    <w:bookmarkStart w:id="151" w:name="ぼーっとする時間はサボりではありません"/>
     <w:p>
       <w:pPr>
         <w:pStyle w:val="Heading2"/>
@@ -10736,8 +10852,8 @@
         </w:pict>
       </w:r>
     </w:p>
-    <w:bookmarkEnd w:id="145"/>
-    <w:bookmarkStart w:id="146" w:name="眠る前の習慣-脳に今日はここまでを知らせる"/>
+    <w:bookmarkEnd w:id="151"/>
+    <w:bookmarkStart w:id="152" w:name="眠る前の習慣-脳に今日はここまでを知らせる"/>
     <w:p>
       <w:pPr>
         <w:pStyle w:val="Heading2"/>
@@ -10939,8 +11055,8 @@
         </w:pict>
       </w:r>
     </w:p>
-    <w:bookmarkEnd w:id="146"/>
-    <w:bookmarkStart w:id="147" w:name="マインドフルネスウォーター-水を五感で味わう1分"/>
+    <w:bookmarkEnd w:id="152"/>
+    <w:bookmarkStart w:id="153" w:name="マインドフルネスウォーター-水を五感で味わう1分"/>
     <w:p>
       <w:pPr>
         <w:pStyle w:val="Heading2"/>
@@ -11153,8 +11269,8 @@
         </w:pict>
       </w:r>
     </w:p>
-    <w:bookmarkEnd w:id="147"/>
-    <w:bookmarkStart w:id="148" w:name="ワーク呼吸と水の1分ワーク所要時間-1分"/>
+    <w:bookmarkEnd w:id="153"/>
+    <w:bookmarkStart w:id="154" w:name="ワーク呼吸と水の1分ワーク所要時間-1分"/>
     <w:p>
       <w:pPr>
         <w:pStyle w:val="Heading2"/>
@@ -11262,8 +11378,8 @@
         </w:pict>
       </w:r>
     </w:p>
-    <w:bookmarkEnd w:id="148"/>
-    <w:bookmarkStart w:id="149" w:name="脳科学メモ-4"/>
+    <w:bookmarkEnd w:id="154"/>
+    <w:bookmarkStart w:id="155" w:name="脳科学メモ-4"/>
     <w:p>
       <w:pPr>
         <w:pStyle w:val="Heading2"/>
@@ -11369,8 +11485,8 @@
         </w:pict>
       </w:r>
     </w:p>
-    <w:bookmarkEnd w:id="149"/>
-    <w:bookmarkStart w:id="150" w:name="師匠かみき弟子りんじの対話コラム-3"/>
+    <w:bookmarkEnd w:id="155"/>
+    <w:bookmarkStart w:id="156" w:name="師匠かみき弟子りんじの対話コラム-3"/>
     <w:p>
       <w:pPr>
         <w:pStyle w:val="Heading2"/>
@@ -11548,9 +11664,9 @@
         <w:t xml:space="preserve">(呼吸3回、水ひと口のどちらかだけでも、やれたら○です。思い出しただけなら△です)</w:t>
       </w:r>
     </w:p>
-    <w:bookmarkEnd w:id="150"/>
-    <w:bookmarkEnd w:id="151"/>
-    <w:bookmarkStart w:id="164" w:name="第6章-人間関係で消耗しない脳の使い方"/>
+    <w:bookmarkEnd w:id="156"/>
+    <w:bookmarkEnd w:id="157"/>
+    <w:bookmarkStart w:id="173" w:name="第6章-人間関係で消耗しない脳の使い方"/>
     <w:p>
       <w:pPr>
         <w:pStyle w:val="Heading1"/>
@@ -11622,7 +11738,7 @@
         </w:pict>
       </w:r>
     </w:p>
-    <w:bookmarkStart w:id="153" w:name="優しすぎる人はなぜ疲れやすいのか"/>
+    <w:bookmarkStart w:id="159" w:name="優しすぎる人はなぜ疲れやすいのか"/>
     <w:p>
       <w:pPr>
         <w:pStyle w:val="Heading2"/>
@@ -11711,7 +11827,7 @@
         <w:t xml:space="preserve">「かもしれない」で十分です。大切なのは、疲れの原因を「自分がダメだから」から「受け取る量が多いから」に置き換えることだからです。</w:t>
       </w:r>
     </w:p>
-    <w:bookmarkStart w:id="152" w:name="拒絶に敏感なのも警備員のしごと"/>
+    <w:bookmarkStart w:id="158" w:name="拒絶に敏感なのも警備員のしごと"/>
     <w:p>
       <w:pPr>
         <w:pStyle w:val="Heading3"/>
@@ -11769,9 +11885,9 @@
         </w:pict>
       </w:r>
     </w:p>
-    <w:bookmarkEnd w:id="152"/>
-    <w:bookmarkEnd w:id="153"/>
-    <w:bookmarkStart w:id="156" w:name="巻き込まれない線の引き方"/>
+    <w:bookmarkEnd w:id="158"/>
+    <w:bookmarkEnd w:id="159"/>
+    <w:bookmarkStart w:id="165" w:name="巻き込まれない線の引き方"/>
     <w:p>
       <w:pPr>
         <w:pStyle w:val="Heading2"/>
@@ -11800,6 +11916,63 @@
       </w:r>
       <w:r>
         <w:t xml:space="preserve">どれも、あなたの努力で決められるものではありません。</w:t>
+      </w:r>
+    </w:p>
+    <w:p>
+      <w:pPr>
+        <w:pStyle w:val="CaptionedFigure"/>
+        <w:keepNext/>
+        <w:jc w:val="center"/>
+      </w:pPr>
+      <w:r>
+        <w:drawing>
+          <wp:inline>
+            <wp:extent cx="4800600" cy="2679404"/>
+            <wp:effectExtent b="0" l="0" r="0" t="0"/>
+            <wp:docPr descr="図7 「私の電池」と「あの人の天気」の間に線を引く" title="" id="161" name="Picture"/>
+            <a:graphic>
+              <a:graphicData uri="http://schemas.openxmlformats.org/drawingml/2006/picture">
+                <pic:pic>
+                  <pic:nvPicPr>
+                    <pic:cNvPr descr="../images/fig08_ch6_boundary.jpg" id="162" name="Picture"/>
+                    <pic:cNvPicPr>
+                      <a:picLocks noChangeArrowheads="1" noChangeAspect="1"/>
+                    </pic:cNvPicPr>
+                  </pic:nvPicPr>
+                  <pic:blipFill>
+                    <a:blip r:embed="rId160"/>
+                    <a:stretch>
+                      <a:fillRect/>
+                    </a:stretch>
+                  </pic:blipFill>
+                  <pic:spPr bwMode="auto">
+                    <a:xfrm>
+                      <a:off x="0" y="0"/>
+                      <a:ext cx="4800600" cy="2679404"/>
+                    </a:xfrm>
+                    <a:prstGeom prst="rect">
+                      <a:avLst/>
+                    </a:prstGeom>
+                    <a:noFill/>
+                    <a:ln w="9525">
+                      <a:noFill/>
+                      <a:headEnd/>
+                      <a:tailEnd/>
+                    </a:ln>
+                  </pic:spPr>
+                </pic:pic>
+              </a:graphicData>
+            </a:graphic>
+          </wp:inline>
+        </w:drawing>
+      </w:r>
+    </w:p>
+    <w:p>
+      <w:pPr>
+        <w:pStyle w:val="ImageCaption"/>
+      </w:pPr>
+      <w:r>
+        <w:t xml:space="preserve">図7 「私の電池」と「あの人の天気」の間に線を引く</w:t>
       </w:r>
     </w:p>
     <w:p>
@@ -11862,7 +12035,7 @@
         <w:t xml:space="preserve">、というだけです。</w:t>
       </w:r>
     </w:p>
-    <w:bookmarkStart w:id="154" w:name="巻き込まれそうな瞬間の小さな3つの手"/>
+    <w:bookmarkStart w:id="163" w:name="巻き込まれそうな瞬間の小さな3つの手"/>
     <w:p>
       <w:pPr>
         <w:pStyle w:val="Heading3"/>
@@ -11943,8 +12116,8 @@
         <w:t xml:space="preserve">頼まれごとには、「予定を確認して、あとでお返事しますね」と時間をもらいます。その場で「はい」と言ってしまう人ほど、この一呼吸が効きます。</w:t>
       </w:r>
     </w:p>
-    <w:bookmarkEnd w:id="154"/>
-    <w:bookmarkStart w:id="155" w:name="断り方は短くていい"/>
+    <w:bookmarkEnd w:id="163"/>
+    <w:bookmarkStart w:id="164" w:name="断り方は短くていい"/>
     <w:p>
       <w:pPr>
         <w:pStyle w:val="Heading3"/>
@@ -12030,9 +12203,9 @@
         </w:pict>
       </w:r>
     </w:p>
-    <w:bookmarkEnd w:id="155"/>
-    <w:bookmarkEnd w:id="156"/>
-    <w:bookmarkStart w:id="158" w:name="付き合う5人の平均は本当なのか"/>
+    <w:bookmarkEnd w:id="164"/>
+    <w:bookmarkEnd w:id="165"/>
+    <w:bookmarkStart w:id="167" w:name="付き合う5人の平均は本当なのか"/>
     <w:p>
       <w:pPr>
         <w:pStyle w:val="Heading2"/>
@@ -12184,7 +12357,7 @@
         <w:t xml:space="preserve">この2つは、あなたの体がくれる正直なデータです。それを「いい人・悪い人」の判定にしないことが、ここでは大切です。</w:t>
       </w:r>
     </w:p>
-    <w:bookmarkStart w:id="157" w:name="消耗する人が悪い人とは限りません"/>
+    <w:bookmarkStart w:id="166" w:name="消耗する人が悪い人とは限りません"/>
     <w:p>
       <w:pPr>
         <w:pStyle w:val="Heading3"/>
@@ -12266,9 +12439,9 @@
         </w:pict>
       </w:r>
     </w:p>
-    <w:bookmarkEnd w:id="157"/>
-    <w:bookmarkEnd w:id="158"/>
-    <w:bookmarkStart w:id="159" w:name="全員に好かれなくても人生は回る"/>
+    <w:bookmarkEnd w:id="166"/>
+    <w:bookmarkEnd w:id="167"/>
+    <w:bookmarkStart w:id="168" w:name="全員に好かれなくても人生は回る"/>
     <w:p>
       <w:pPr>
         <w:pStyle w:val="Heading2"/>
@@ -12348,8 +12521,8 @@
         </w:pict>
       </w:r>
     </w:p>
-    <w:bookmarkEnd w:id="159"/>
-    <w:bookmarkStart w:id="160" w:name="ワーク回復と消耗の棚卸し所要時間-5分"/>
+    <w:bookmarkEnd w:id="168"/>
+    <w:bookmarkStart w:id="169" w:name="ワーク回復と消耗の棚卸し所要時間-5分"/>
     <w:p>
       <w:pPr>
         <w:pStyle w:val="Heading2"/>
@@ -12539,8 +12712,8 @@
         </w:pict>
       </w:r>
     </w:p>
-    <w:bookmarkEnd w:id="160"/>
-    <w:bookmarkStart w:id="161" w:name="脳科学メモ-5"/>
+    <w:bookmarkEnd w:id="169"/>
+    <w:bookmarkStart w:id="170" w:name="脳科学メモ-5"/>
     <w:p>
       <w:pPr>
         <w:pStyle w:val="Heading2"/>
@@ -12703,8 +12876,8 @@
         </w:pict>
       </w:r>
     </w:p>
-    <w:bookmarkEnd w:id="161"/>
-    <w:bookmarkStart w:id="162" w:name="師匠かみき弟子りんじの対話コラム-4"/>
+    <w:bookmarkEnd w:id="170"/>
+    <w:bookmarkStart w:id="171" w:name="師匠かみき弟子りんじの対話コラム-4"/>
     <w:p>
       <w:pPr>
         <w:pStyle w:val="Heading2"/>
@@ -12870,8 +13043,8 @@
         </w:pict>
       </w:r>
     </w:p>
-    <w:bookmarkEnd w:id="162"/>
-    <w:bookmarkStart w:id="163" w:name="今日の5分やれた-〇"/>
+    <w:bookmarkEnd w:id="171"/>
+    <w:bookmarkStart w:id="172" w:name="今日の5分やれた-〇"/>
     <w:p>
       <w:pPr>
         <w:pStyle w:val="Heading2"/>
@@ -12896,9 +13069,9 @@
         <w:t xml:space="preserve">※この章の内容は、心のつらさが強いときの治療やカウンセリングの代わりにはなりません。人間関係のつらさが長く続く、眠れない、気持ちが沈んで動けない、職場や家庭で理不尽な扱いを受けているといった場合は、ひとりで抱えずに、医療機関や公的な相談窓口、専門家に相談してください。</w:t>
       </w:r>
     </w:p>
-    <w:bookmarkEnd w:id="163"/>
-    <w:bookmarkEnd w:id="164"/>
-    <w:bookmarkStart w:id="188" w:name="第7章-お金の不安を小さくするお金の器"/>
+    <w:bookmarkEnd w:id="172"/>
+    <w:bookmarkEnd w:id="173"/>
+    <w:bookmarkStart w:id="197" w:name="第7章-お金の不安を小さくするお金の器"/>
     <w:p>
       <w:pPr>
         <w:pStyle w:val="Heading1"/>
@@ -12996,7 +13169,7 @@
         </w:pict>
       </w:r>
     </w:p>
-    <w:bookmarkStart w:id="165" w:name="不安は足りないより見えないときに大きくなる"/>
+    <w:bookmarkStart w:id="174" w:name="不安は足りないより見えないときに大きくなる"/>
     <w:p>
       <w:pPr>
         <w:pStyle w:val="Heading2"/>
@@ -13139,8 +13312,8 @@
         </w:pict>
       </w:r>
     </w:p>
-    <w:bookmarkEnd w:id="165"/>
-    <w:bookmarkStart w:id="174" w:name="お金の器4つの見方"/>
+    <w:bookmarkEnd w:id="174"/>
+    <w:bookmarkStart w:id="183" w:name="お金の器4つの見方"/>
     <w:p>
       <w:pPr>
         <w:pStyle w:val="Heading2"/>
@@ -13395,480 +13568,29 @@
         <w:t xml:space="preserve">順番に、見ていきましょう。</w:t>
       </w:r>
     </w:p>
-    <w:bookmarkStart w:id="166" w:name="収入の器-普通の線はいつの間にか引かれている"/>
-    <w:p>
-      <w:pPr>
-        <w:pStyle w:val="Heading3"/>
-      </w:pPr>
-      <w:r>
-        <w:t xml:space="preserve">収入の器 ― 「普通」の線は、いつの間にか引かれている</w:t>
-      </w:r>
-    </w:p>
-    <w:p>
-      <w:pPr>
-        <w:pStyle w:val="FirstParagraph"/>
-      </w:pPr>
-      <w:r>
-        <w:t xml:space="preserve">収入の器は、金額そのものではなく、</w:t>
-      </w:r>
-      <w:r>
-        <w:rPr>
-          <w:bCs/>
-          <w:b/>
-        </w:rPr>
-        <w:t xml:space="preserve">「自分にとってこれが普通」という感覚</w:t>
-      </w:r>
-      <w:r>
-        <w:t xml:space="preserve">のことです。</w:t>
-      </w:r>
-    </w:p>
-    <w:p>
-      <w:pPr>
-        <w:pStyle w:val="BodyText"/>
-      </w:pPr>
-      <w:r>
-        <w:t xml:space="preserve">子どものころに聞いた「うちはそんなに贅沢できない」。</w:t>
-      </w:r>
-      <w:r>
-        <w:t xml:space="preserve"> </w:t>
-      </w:r>
-      <w:r>
-        <w:t xml:space="preserve">職場で自然と共有されている「このくらいが相場」。</w:t>
-      </w:r>
-      <w:r>
-        <w:t xml:space="preserve"> </w:t>
-      </w:r>
-      <w:r>
-        <w:t xml:space="preserve">そうした言葉が積み重なって、頭の中に1本の線が引かれていることがあります。</w:t>
-      </w:r>
-    </w:p>
-    <w:p>
-      <w:pPr>
-        <w:pStyle w:val="BodyText"/>
-      </w:pPr>
-      <w:r>
-        <w:t xml:space="preserve">線があること自体は、悪いことではありません。</w:t>
-      </w:r>
-      <w:r>
-        <w:t xml:space="preserve"> </w:t>
-      </w:r>
-      <w:r>
-        <w:t xml:space="preserve">ただ、</w:t>
-      </w:r>
-      <w:r>
-        <w:rPr>
-          <w:bCs/>
-          <w:b/>
-        </w:rPr>
-        <w:t xml:space="preserve">線が「事実」ではなく「思い込み」だった</w:t>
-      </w:r>
-      <w:r>
-        <w:t xml:space="preserve">ことに気づくだけで、見え方が変わります。</w:t>
-      </w:r>
-    </w:p>
-    <w:p>
-      <w:pPr>
-        <w:pStyle w:val="BodyText"/>
-      </w:pPr>
-      <w:r>
-        <w:t xml:space="preserve">小さな一歩は、「これ以上は無理」と思う金額や条件を、紙に1行だけ書くことです。</w:t>
-      </w:r>
-      <w:r>
-        <w:t xml:space="preserve"> </w:t>
-      </w:r>
-      <w:r>
-        <w:t xml:space="preserve">書いた線を、すぐに動かす必要はありません。見える形にするだけで十分です。</w:t>
-      </w:r>
-    </w:p>
-    <w:bookmarkEnd w:id="166"/>
-    <w:bookmarkStart w:id="167" w:name="流入の器-入口は1つだけと決めていませんか"/>
-    <w:p>
-      <w:pPr>
-        <w:pStyle w:val="Heading3"/>
-      </w:pPr>
-      <w:r>
-        <w:t xml:space="preserve">流入の器 ― 入口は1つだけ、と決めていませんか</w:t>
-      </w:r>
-    </w:p>
-    <w:p>
-      <w:pPr>
-        <w:pStyle w:val="FirstParagraph"/>
-      </w:pPr>
-      <w:r>
-        <w:t xml:space="preserve">多くの人にとって、お金の入口は給与や年金など、1〜2本です。</w:t>
-      </w:r>
-      <w:r>
-        <w:t xml:space="preserve"> </w:t>
-      </w:r>
-      <w:r>
-        <w:t xml:space="preserve">入口が少ないと、そこが揺らいだときに不安が一気に大きくなります。</w:t>
-      </w:r>
-    </w:p>
-    <w:p>
-      <w:pPr>
-        <w:pStyle w:val="BodyText"/>
-      </w:pPr>
-      <w:r>
-        <w:t xml:space="preserve">だからといって、無理に副業や投資を始める必要はありません。</w:t>
-      </w:r>
-      <w:r>
-        <w:t xml:space="preserve"> </w:t>
-      </w:r>
-      <w:r>
-        <w:t xml:space="preserve">この本は、特定の金融商品や副業をすすめる本ではないからです。</w:t>
-      </w:r>
-    </w:p>
-    <w:p>
-      <w:pPr>
-        <w:pStyle w:val="BodyText"/>
-      </w:pPr>
-      <w:r>
-        <w:t xml:space="preserve">ここでの一歩は、とても小さなものです。</w:t>
-      </w:r>
-    </w:p>
-    <w:p>
-      <w:pPr>
-        <w:numPr>
-          <w:ilvl w:val="0"/>
-          <w:numId w:val="1052"/>
-        </w:numPr>
-        <w:pStyle w:val="Compact"/>
-      </w:pPr>
-      <w:r>
-        <w:t xml:space="preserve">家にある不要品を、1点だけ手放してみる</w:t>
-      </w:r>
-    </w:p>
-    <w:p>
-      <w:pPr>
-        <w:numPr>
-          <w:ilvl w:val="0"/>
-          <w:numId w:val="1052"/>
-        </w:numPr>
-        <w:pStyle w:val="Compact"/>
-      </w:pPr>
-      <w:r>
-        <w:t xml:space="preserve">使っていないポイントや、受け取っていない還付・給付がないか確認する</w:t>
-      </w:r>
-    </w:p>
-    <w:p>
-      <w:pPr>
-        <w:numPr>
-          <w:ilvl w:val="0"/>
-          <w:numId w:val="1052"/>
-        </w:numPr>
-        <w:pStyle w:val="Compact"/>
-      </w:pPr>
-      <w:r>
-        <w:t xml:space="preserve">自分にできることを、誰かの役に立つ形で書き出してみる</w:t>
-      </w:r>
-    </w:p>
-    <w:p>
-      <w:pPr>
-        <w:pStyle w:val="FirstParagraph"/>
-      </w:pPr>
-      <w:r>
-        <w:t xml:space="preserve">どれも、「入口が増える感覚」を体験するための練習です。</w:t>
-      </w:r>
-      <w:r>
-        <w:t xml:space="preserve"> </w:t>
-      </w:r>
-      <w:r>
-        <w:t xml:space="preserve">金額の大きさは、問いません。</w:t>
-      </w:r>
-    </w:p>
-    <w:bookmarkEnd w:id="167"/>
-    <w:bookmarkStart w:id="168" w:name="需要の器-自分の力は誰かに必要とされている"/>
-    <w:p>
-      <w:pPr>
-        <w:pStyle w:val="Heading3"/>
-      </w:pPr>
-      <w:r>
-        <w:t xml:space="preserve">需要の器 ― 自分の力は、誰かに必要とされている</w:t>
-      </w:r>
-    </w:p>
-    <w:p>
-      <w:pPr>
-        <w:pStyle w:val="FirstParagraph"/>
-      </w:pPr>
-      <w:r>
-        <w:t xml:space="preserve">需要の器は、「自分の力が、誰かの役に立っている」という実感のことです。</w:t>
-      </w:r>
-    </w:p>
-    <w:p>
-      <w:pPr>
-        <w:pStyle w:val="BodyText"/>
-      </w:pPr>
-      <w:r>
-        <w:t xml:space="preserve">自分の価値を低く見積もる癖がある人は、感謝された経験があっても、</w:t>
-      </w:r>
-      <w:r>
-        <w:t xml:space="preserve"> </w:t>
-      </w:r>
-      <w:r>
-        <w:t xml:space="preserve">「あれは大したことじゃない」と流してしまいます。</w:t>
-      </w:r>
-      <w:r>
-        <w:t xml:space="preserve"> </w:t>
-      </w:r>
-      <w:r>
-        <w:t xml:space="preserve">けれど、流された記憶は、自己評価の材料として使われません。</w:t>
-      </w:r>
-    </w:p>
-    <w:p>
-      <w:pPr>
-        <w:pStyle w:val="BodyText"/>
-      </w:pPr>
-      <w:r>
-        <w:t xml:space="preserve">小さな一歩は、</w:t>
-      </w:r>
-      <w:r>
-        <w:rPr>
-          <w:bCs/>
-          <w:b/>
-        </w:rPr>
-        <w:t xml:space="preserve">「ありがとう」と言われたことを3つ書くこと</w:t>
-      </w:r>
-      <w:r>
-        <w:t xml:space="preserve">です。</w:t>
-      </w:r>
-      <w:r>
-        <w:t xml:space="preserve"> </w:t>
-      </w:r>
-      <w:r>
-        <w:t xml:space="preserve">仕事でも家事でも、友人とのやり取りでも構いません。</w:t>
-      </w:r>
-      <w:r>
-        <w:t xml:space="preserve"> </w:t>
-      </w:r>
-      <w:r>
-        <w:t xml:space="preserve">「それくらいで?」と思うことほど、書く価値があります。</w:t>
-      </w:r>
-    </w:p>
-    <w:bookmarkEnd w:id="168"/>
-    <w:bookmarkStart w:id="169" w:name="貯蓄の器-意志ではなく仕組みで残す"/>
-    <w:p>
-      <w:pPr>
-        <w:pStyle w:val="Heading3"/>
-      </w:pPr>
-      <w:r>
-        <w:t xml:space="preserve">貯蓄の器 ― 意志ではなく仕組みで残す</w:t>
-      </w:r>
-    </w:p>
-    <w:p>
-      <w:pPr>
-        <w:pStyle w:val="FirstParagraph"/>
-      </w:pPr>
-      <w:r>
-        <w:t xml:space="preserve">貯蓄の器は、「いくら貯めたか」ではなく、</w:t>
-      </w:r>
-      <w:r>
-        <w:rPr>
-          <w:bCs/>
-          <w:b/>
-        </w:rPr>
-        <w:t xml:space="preserve">「お金が残る仕組みがあるか」</w:t>
-      </w:r>
-      <w:r>
-        <w:t xml:space="preserve">を見る器です。</w:t>
-      </w:r>
-    </w:p>
-    <w:p>
-      <w:pPr>
-        <w:pStyle w:val="BodyText"/>
-      </w:pPr>
-      <w:r>
-        <w:t xml:space="preserve">貯められないと、「自分は意志が弱い」と責めてしまいがちです。</w:t>
-      </w:r>
-      <w:r>
-        <w:t xml:space="preserve"> </w:t>
-      </w:r>
-      <w:r>
-        <w:t xml:space="preserve">でも、第3章で見たように、意志に頼らず</w:t>
-      </w:r>
-      <w:r>
-        <w:rPr>
-          <w:bCs/>
-          <w:b/>
-        </w:rPr>
-        <w:t xml:space="preserve">仕組みで動く</w:t>
-      </w:r>
-      <w:r>
-        <w:t xml:space="preserve">ほうが、続きやすいのです。</w:t>
-      </w:r>
-    </w:p>
-    <w:p>
-      <w:pPr>
-        <w:pStyle w:val="BodyText"/>
-      </w:pPr>
-      <w:r>
-        <w:t xml:space="preserve">たとえば、給料日に、無理のない少額が別の口座へ自動で移るように設定する。</w:t>
-      </w:r>
-      <w:r>
-        <w:t xml:space="preserve"> </w:t>
-      </w:r>
-      <w:r>
-        <w:t xml:space="preserve">財布に入れる現金の上限を決める。</w:t>
-      </w:r>
-      <w:r>
-        <w:t xml:space="preserve"> </w:t>
-      </w:r>
-      <w:r>
-        <w:t xml:space="preserve">やることは、それだけです。</w:t>
-      </w:r>
-    </w:p>
-    <w:p>
-      <w:pPr>
-        <w:pStyle w:val="BodyText"/>
-      </w:pPr>
-      <w:r>
-        <w:t xml:space="preserve">金額は、「え、それだけ?」と思うくらいで始めてかまいません。</w:t>
-      </w:r>
-      <w:r>
-        <w:t xml:space="preserve"> </w:t>
-      </w:r>
-      <w:r>
-        <w:t xml:space="preserve">大事なのは、金額よりも「自動で動く」という体験です。</w:t>
-      </w:r>
-    </w:p>
-    <w:p>
-      <w:pPr>
-        <w:pStyle w:val="BlockText"/>
-      </w:pPr>
-      <w:r>
-        <w:rPr>
-          <w:bCs/>
-          <w:b/>
-        </w:rPr>
-        <w:t xml:space="preserve">事例(仮名の再構成)</w:t>
-      </w:r>
-      <w:r>
-        <w:t xml:space="preserve"> </w:t>
-      </w:r>
-      <w:r>
-        <w:t xml:space="preserve">美咲さん(30代・会社員)は、毎月「今月こそ貯めよう」と決意しては、月末に自己嫌悪になっていました。</w:t>
-      </w:r>
-      <w:r>
-        <w:t xml:space="preserve"> </w:t>
-      </w:r>
-      <w:r>
-        <w:t xml:space="preserve">そこで、決意をやめました。給料日に、千円だけが別口座に自動で移る設定にしたのです。</w:t>
-      </w:r>
-      <w:r>
-        <w:t xml:space="preserve"> </w:t>
-      </w:r>
-      <w:r>
-        <w:t xml:space="preserve">3か月たっても、貯まった額はわずかでした。けれど、「月末に自分を責める時間」が減ったそうです。</w:t>
-      </w:r>
-      <w:r>
-        <w:t xml:space="preserve"> </w:t>
-      </w:r>
-      <w:r>
-        <w:t xml:space="preserve">金額より先に、「お金が残る仕組みがある」という安心が生まれた、という例です。</w:t>
-      </w:r>
-      <w:r>
-        <w:t xml:space="preserve"> </w:t>
-      </w:r>
-      <w:r>
-        <w:t xml:space="preserve">※この事例は、複数の相談や体験談をもとにした仮名の再構成です。実在の特定の人物の話ではありません。</w:t>
-      </w:r>
-    </w:p>
-    <w:bookmarkEnd w:id="169"/>
-    <w:bookmarkStart w:id="173" w:name="どの器から始めるか"/>
-    <w:p>
-      <w:pPr>
-        <w:pStyle w:val="Heading3"/>
-      </w:pPr>
-      <w:r>
-        <w:t xml:space="preserve">どの器から始めるか</w:t>
-      </w:r>
-    </w:p>
-    <w:p>
-      <w:pPr>
-        <w:pStyle w:val="FirstParagraph"/>
-      </w:pPr>
-      <w:r>
-        <w:t xml:space="preserve">4つの器は、上の順番で見ていくと整理しやすいですが、</w:t>
-      </w:r>
-      <w:r>
-        <w:rPr>
-          <w:bCs/>
-          <w:b/>
-        </w:rPr>
-        <w:t xml:space="preserve">順番に決まりはありません。</w:t>
-      </w:r>
-    </w:p>
-    <w:p>
-      <w:pPr>
-        <w:numPr>
-          <w:ilvl w:val="0"/>
-          <w:numId w:val="1053"/>
-        </w:numPr>
-        <w:pStyle w:val="Compact"/>
-      </w:pPr>
-      <w:r>
-        <w:t xml:space="preserve">通帳を見るのも怖い → 「貯蓄の器」の見える化から</w:t>
-      </w:r>
-    </w:p>
-    <w:p>
-      <w:pPr>
-        <w:numPr>
-          <w:ilvl w:val="0"/>
-          <w:numId w:val="1053"/>
-        </w:numPr>
-        <w:pStyle w:val="Compact"/>
-      </w:pPr>
-      <w:r>
-        <w:t xml:space="preserve">「自分なんて」が口ぐせ → 「需要の器」の3つ書きから</w:t>
-      </w:r>
-    </w:p>
-    <w:p>
-      <w:pPr>
-        <w:numPr>
-          <w:ilvl w:val="0"/>
-          <w:numId w:val="1053"/>
-        </w:numPr>
-        <w:pStyle w:val="Compact"/>
-      </w:pPr>
-      <w:r>
-        <w:t xml:space="preserve">毎月ぎりぎりで余裕がない → 「流入の器」の確認から</w:t>
-      </w:r>
-    </w:p>
-    <w:p>
-      <w:pPr>
-        <w:pStyle w:val="FirstParagraph"/>
-      </w:pPr>
-      <w:r>
-        <w:t xml:space="preserve">一番気になる器を1つだけ選べば十分です。</w:t>
-      </w:r>
-    </w:p>
-    <w:p>
-      <w:r>
-        <w:pict>
-          <v:rect style="width:0;height:1.5pt" o:hralign="center" o:hrstd="t" o:hr="t"/>
-        </w:pict>
-      </w:r>
-    </w:p>
     <w:p>
       <w:pPr>
         <w:pStyle w:val="CaptionedFigure"/>
+        <w:keepNext/>
+        <w:jc w:val="center"/>
       </w:pPr>
       <w:r>
         <w:drawing>
           <wp:inline>
-            <wp:extent cx="5334000" cy="2977116"/>
+            <wp:extent cx="4800600" cy="2679404"/>
             <wp:effectExtent b="0" l="0" r="0" t="0"/>
-            <wp:docPr descr="図: お金の不安は「見えない暗がり」から生まれる" title="" id="171" name="Picture"/>
+            <wp:docPr descr="図8 お金の4つの器" title="" id="176" name="Picture"/>
             <a:graphic>
               <a:graphicData uri="http://schemas.openxmlformats.org/drawingml/2006/picture">
                 <pic:pic>
                   <pic:nvPicPr>
-                    <pic:cNvPr descr="../images/fig09_ch7_four_vessels.jpg" id="172" name="Picture"/>
+                    <pic:cNvPr descr="../images/fig09_ch7_four_vessels.jpg" id="177" name="Picture"/>
                     <pic:cNvPicPr>
                       <a:picLocks noChangeArrowheads="1" noChangeAspect="1"/>
                     </pic:cNvPicPr>
                   </pic:nvPicPr>
                   <pic:blipFill>
-                    <a:blip r:embed="rId170"/>
+                    <a:blip r:embed="rId175"/>
                     <a:stretch>
                       <a:fillRect/>
                     </a:stretch>
@@ -13876,7 +13598,7 @@
                   <pic:spPr bwMode="auto">
                     <a:xfrm>
                       <a:off x="0" y="0"/>
-                      <a:ext cx="5334000" cy="2977116"/>
+                      <a:ext cx="4800600" cy="2679404"/>
                     </a:xfrm>
                     <a:prstGeom prst="rect">
                       <a:avLst/>
@@ -13900,12 +13622,465 @@
         <w:pStyle w:val="ImageCaption"/>
       </w:pPr>
       <w:r>
-        <w:t xml:space="preserve">図: お金の不安は「見えない暗がり」から生まれる</w:t>
-      </w:r>
-    </w:p>
-    <w:bookmarkEnd w:id="173"/>
-    <w:bookmarkEnd w:id="174"/>
-    <w:bookmarkStart w:id="183" w:name="お金のブロック3診断"/>
+        <w:t xml:space="preserve">図8 お金の4つの器</w:t>
+      </w:r>
+    </w:p>
+    <w:bookmarkStart w:id="178" w:name="収入の器-普通の線はいつの間にか引かれている"/>
+    <w:p>
+      <w:pPr>
+        <w:pStyle w:val="Heading3"/>
+      </w:pPr>
+      <w:r>
+        <w:t xml:space="preserve">収入の器 ― 「普通」の線は、いつの間にか引かれている</w:t>
+      </w:r>
+    </w:p>
+    <w:p>
+      <w:pPr>
+        <w:pStyle w:val="FirstParagraph"/>
+      </w:pPr>
+      <w:r>
+        <w:t xml:space="preserve">収入の器は、金額そのものではなく、</w:t>
+      </w:r>
+      <w:r>
+        <w:rPr>
+          <w:bCs/>
+          <w:b/>
+        </w:rPr>
+        <w:t xml:space="preserve">「自分にとってこれが普通」という感覚</w:t>
+      </w:r>
+      <w:r>
+        <w:t xml:space="preserve">のことです。</w:t>
+      </w:r>
+    </w:p>
+    <w:p>
+      <w:pPr>
+        <w:pStyle w:val="BodyText"/>
+      </w:pPr>
+      <w:r>
+        <w:t xml:space="preserve">子どものころに聞いた「うちはそんなに贅沢できない」。</w:t>
+      </w:r>
+      <w:r>
+        <w:t xml:space="preserve"> </w:t>
+      </w:r>
+      <w:r>
+        <w:t xml:space="preserve">職場で自然と共有されている「このくらいが相場」。</w:t>
+      </w:r>
+      <w:r>
+        <w:t xml:space="preserve"> </w:t>
+      </w:r>
+      <w:r>
+        <w:t xml:space="preserve">そうした言葉が積み重なって、頭の中に1本の線が引かれていることがあります。</w:t>
+      </w:r>
+    </w:p>
+    <w:p>
+      <w:pPr>
+        <w:pStyle w:val="BodyText"/>
+      </w:pPr>
+      <w:r>
+        <w:t xml:space="preserve">線があること自体は、悪いことではありません。</w:t>
+      </w:r>
+      <w:r>
+        <w:t xml:space="preserve"> </w:t>
+      </w:r>
+      <w:r>
+        <w:t xml:space="preserve">ただ、</w:t>
+      </w:r>
+      <w:r>
+        <w:rPr>
+          <w:bCs/>
+          <w:b/>
+        </w:rPr>
+        <w:t xml:space="preserve">線が「事実」ではなく「思い込み」だった</w:t>
+      </w:r>
+      <w:r>
+        <w:t xml:space="preserve">ことに気づくだけで、見え方が変わります。</w:t>
+      </w:r>
+    </w:p>
+    <w:p>
+      <w:pPr>
+        <w:pStyle w:val="BodyText"/>
+      </w:pPr>
+      <w:r>
+        <w:t xml:space="preserve">小さな一歩は、「これ以上は無理」と思う金額や条件を、紙に1行だけ書くことです。</w:t>
+      </w:r>
+      <w:r>
+        <w:t xml:space="preserve"> </w:t>
+      </w:r>
+      <w:r>
+        <w:t xml:space="preserve">書いた線を、すぐに動かす必要はありません。見える形にするだけで十分です。</w:t>
+      </w:r>
+    </w:p>
+    <w:bookmarkEnd w:id="178"/>
+    <w:bookmarkStart w:id="179" w:name="流入の器-入口は1つだけと決めていませんか"/>
+    <w:p>
+      <w:pPr>
+        <w:pStyle w:val="Heading3"/>
+      </w:pPr>
+      <w:r>
+        <w:t xml:space="preserve">流入の器 ― 入口は1つだけ、と決めていませんか</w:t>
+      </w:r>
+    </w:p>
+    <w:p>
+      <w:pPr>
+        <w:pStyle w:val="FirstParagraph"/>
+      </w:pPr>
+      <w:r>
+        <w:t xml:space="preserve">多くの人にとって、お金の入口は給与や年金など、1〜2本です。</w:t>
+      </w:r>
+      <w:r>
+        <w:t xml:space="preserve"> </w:t>
+      </w:r>
+      <w:r>
+        <w:t xml:space="preserve">入口が少ないと、そこが揺らいだときに不安が一気に大きくなります。</w:t>
+      </w:r>
+    </w:p>
+    <w:p>
+      <w:pPr>
+        <w:pStyle w:val="BodyText"/>
+      </w:pPr>
+      <w:r>
+        <w:t xml:space="preserve">だからといって、無理に副業や投資を始める必要はありません。</w:t>
+      </w:r>
+      <w:r>
+        <w:t xml:space="preserve"> </w:t>
+      </w:r>
+      <w:r>
+        <w:t xml:space="preserve">この本は、特定の金融商品や副業をすすめる本ではないからです。</w:t>
+      </w:r>
+    </w:p>
+    <w:p>
+      <w:pPr>
+        <w:pStyle w:val="BodyText"/>
+      </w:pPr>
+      <w:r>
+        <w:t xml:space="preserve">ここでの一歩は、とても小さなものです。</w:t>
+      </w:r>
+    </w:p>
+    <w:p>
+      <w:pPr>
+        <w:numPr>
+          <w:ilvl w:val="0"/>
+          <w:numId w:val="1052"/>
+        </w:numPr>
+        <w:pStyle w:val="Compact"/>
+      </w:pPr>
+      <w:r>
+        <w:t xml:space="preserve">家にある不要品を、1点だけ手放してみる</w:t>
+      </w:r>
+    </w:p>
+    <w:p>
+      <w:pPr>
+        <w:numPr>
+          <w:ilvl w:val="0"/>
+          <w:numId w:val="1052"/>
+        </w:numPr>
+        <w:pStyle w:val="Compact"/>
+      </w:pPr>
+      <w:r>
+        <w:t xml:space="preserve">使っていないポイントや、受け取っていない還付・給付がないか確認する</w:t>
+      </w:r>
+    </w:p>
+    <w:p>
+      <w:pPr>
+        <w:numPr>
+          <w:ilvl w:val="0"/>
+          <w:numId w:val="1052"/>
+        </w:numPr>
+        <w:pStyle w:val="Compact"/>
+      </w:pPr>
+      <w:r>
+        <w:t xml:space="preserve">自分にできることを、誰かの役に立つ形で書き出してみる</w:t>
+      </w:r>
+    </w:p>
+    <w:p>
+      <w:pPr>
+        <w:pStyle w:val="FirstParagraph"/>
+      </w:pPr>
+      <w:r>
+        <w:t xml:space="preserve">どれも、「入口が増える感覚」を体験するための練習です。</w:t>
+      </w:r>
+      <w:r>
+        <w:t xml:space="preserve"> </w:t>
+      </w:r>
+      <w:r>
+        <w:t xml:space="preserve">金額の大きさは、問いません。</w:t>
+      </w:r>
+    </w:p>
+    <w:bookmarkEnd w:id="179"/>
+    <w:bookmarkStart w:id="180" w:name="需要の器-自分の力は誰かに必要とされている"/>
+    <w:p>
+      <w:pPr>
+        <w:pStyle w:val="Heading3"/>
+      </w:pPr>
+      <w:r>
+        <w:t xml:space="preserve">需要の器 ― 自分の力は、誰かに必要とされている</w:t>
+      </w:r>
+    </w:p>
+    <w:p>
+      <w:pPr>
+        <w:pStyle w:val="FirstParagraph"/>
+      </w:pPr>
+      <w:r>
+        <w:t xml:space="preserve">需要の器は、「自分の力が、誰かの役に立っている」という実感のことです。</w:t>
+      </w:r>
+    </w:p>
+    <w:p>
+      <w:pPr>
+        <w:pStyle w:val="BodyText"/>
+      </w:pPr>
+      <w:r>
+        <w:t xml:space="preserve">自分の価値を低く見積もる癖がある人は、感謝された経験があっても、</w:t>
+      </w:r>
+      <w:r>
+        <w:t xml:space="preserve"> </w:t>
+      </w:r>
+      <w:r>
+        <w:t xml:space="preserve">「あれは大したことじゃない」と流してしまいます。</w:t>
+      </w:r>
+      <w:r>
+        <w:t xml:space="preserve"> </w:t>
+      </w:r>
+      <w:r>
+        <w:t xml:space="preserve">けれど、流された記憶は、自己評価の材料として使われません。</w:t>
+      </w:r>
+    </w:p>
+    <w:p>
+      <w:pPr>
+        <w:pStyle w:val="BodyText"/>
+      </w:pPr>
+      <w:r>
+        <w:t xml:space="preserve">小さな一歩は、</w:t>
+      </w:r>
+      <w:r>
+        <w:rPr>
+          <w:bCs/>
+          <w:b/>
+        </w:rPr>
+        <w:t xml:space="preserve">「ありがとう」と言われたことを3つ書くこと</w:t>
+      </w:r>
+      <w:r>
+        <w:t xml:space="preserve">です。</w:t>
+      </w:r>
+      <w:r>
+        <w:t xml:space="preserve"> </w:t>
+      </w:r>
+      <w:r>
+        <w:t xml:space="preserve">仕事でも家事でも、友人とのやり取りでも構いません。</w:t>
+      </w:r>
+      <w:r>
+        <w:t xml:space="preserve"> </w:t>
+      </w:r>
+      <w:r>
+        <w:t xml:space="preserve">「それくらいで?」と思うことほど、書く価値があります。</w:t>
+      </w:r>
+    </w:p>
+    <w:bookmarkEnd w:id="180"/>
+    <w:bookmarkStart w:id="181" w:name="貯蓄の器-意志ではなく仕組みで残す"/>
+    <w:p>
+      <w:pPr>
+        <w:pStyle w:val="Heading3"/>
+      </w:pPr>
+      <w:r>
+        <w:t xml:space="preserve">貯蓄の器 ― 意志ではなく仕組みで残す</w:t>
+      </w:r>
+    </w:p>
+    <w:p>
+      <w:pPr>
+        <w:pStyle w:val="FirstParagraph"/>
+      </w:pPr>
+      <w:r>
+        <w:t xml:space="preserve">貯蓄の器は、「いくら貯めたか」ではなく、</w:t>
+      </w:r>
+      <w:r>
+        <w:rPr>
+          <w:bCs/>
+          <w:b/>
+        </w:rPr>
+        <w:t xml:space="preserve">「お金が残る仕組みがあるか」</w:t>
+      </w:r>
+      <w:r>
+        <w:t xml:space="preserve">を見る器です。</w:t>
+      </w:r>
+    </w:p>
+    <w:p>
+      <w:pPr>
+        <w:pStyle w:val="BodyText"/>
+      </w:pPr>
+      <w:r>
+        <w:t xml:space="preserve">貯められないと、「自分は意志が弱い」と責めてしまいがちです。</w:t>
+      </w:r>
+      <w:r>
+        <w:t xml:space="preserve"> </w:t>
+      </w:r>
+      <w:r>
+        <w:t xml:space="preserve">でも、第3章で見たように、意志に頼らず</w:t>
+      </w:r>
+      <w:r>
+        <w:rPr>
+          <w:bCs/>
+          <w:b/>
+        </w:rPr>
+        <w:t xml:space="preserve">仕組みで動く</w:t>
+      </w:r>
+      <w:r>
+        <w:t xml:space="preserve">ほうが、続きやすいのです。</w:t>
+      </w:r>
+    </w:p>
+    <w:p>
+      <w:pPr>
+        <w:pStyle w:val="BodyText"/>
+      </w:pPr>
+      <w:r>
+        <w:t xml:space="preserve">たとえば、給料日に、無理のない少額が別の口座へ自動で移るように設定する。</w:t>
+      </w:r>
+      <w:r>
+        <w:t xml:space="preserve"> </w:t>
+      </w:r>
+      <w:r>
+        <w:t xml:space="preserve">財布に入れる現金の上限を決める。</w:t>
+      </w:r>
+      <w:r>
+        <w:t xml:space="preserve"> </w:t>
+      </w:r>
+      <w:r>
+        <w:t xml:space="preserve">やることは、それだけです。</w:t>
+      </w:r>
+    </w:p>
+    <w:p>
+      <w:pPr>
+        <w:pStyle w:val="BodyText"/>
+      </w:pPr>
+      <w:r>
+        <w:t xml:space="preserve">金額は、「え、それだけ?」と思うくらいで始めてかまいません。</w:t>
+      </w:r>
+      <w:r>
+        <w:t xml:space="preserve"> </w:t>
+      </w:r>
+      <w:r>
+        <w:t xml:space="preserve">大事なのは、金額よりも「自動で動く」という体験です。</w:t>
+      </w:r>
+    </w:p>
+    <w:p>
+      <w:pPr>
+        <w:pStyle w:val="BlockText"/>
+      </w:pPr>
+      <w:r>
+        <w:rPr>
+          <w:bCs/>
+          <w:b/>
+        </w:rPr>
+        <w:t xml:space="preserve">事例(仮名の再構成)</w:t>
+      </w:r>
+      <w:r>
+        <w:t xml:space="preserve"> </w:t>
+      </w:r>
+      <w:r>
+        <w:t xml:space="preserve">美咲さん(30代・会社員)は、毎月「今月こそ貯めよう」と決意しては、月末に自己嫌悪になっていました。</w:t>
+      </w:r>
+      <w:r>
+        <w:t xml:space="preserve"> </w:t>
+      </w:r>
+      <w:r>
+        <w:t xml:space="preserve">そこで、決意をやめました。給料日に、千円だけが別口座に自動で移る設定にしたのです。</w:t>
+      </w:r>
+      <w:r>
+        <w:t xml:space="preserve"> </w:t>
+      </w:r>
+      <w:r>
+        <w:t xml:space="preserve">3か月たっても、貯まった額はわずかでした。けれど、「月末に自分を責める時間」が減ったそうです。</w:t>
+      </w:r>
+      <w:r>
+        <w:t xml:space="preserve"> </w:t>
+      </w:r>
+      <w:r>
+        <w:t xml:space="preserve">金額より先に、「お金が残る仕組みがある」という安心が生まれた、という例です。</w:t>
+      </w:r>
+      <w:r>
+        <w:t xml:space="preserve"> </w:t>
+      </w:r>
+      <w:r>
+        <w:t xml:space="preserve">※この事例は、複数の相談や体験談をもとにした仮名の再構成です。実在の特定の人物の話ではありません。</w:t>
+      </w:r>
+    </w:p>
+    <w:bookmarkEnd w:id="181"/>
+    <w:bookmarkStart w:id="182" w:name="どの器から始めるか"/>
+    <w:p>
+      <w:pPr>
+        <w:pStyle w:val="Heading3"/>
+      </w:pPr>
+      <w:r>
+        <w:t xml:space="preserve">どの器から始めるか</w:t>
+      </w:r>
+    </w:p>
+    <w:p>
+      <w:pPr>
+        <w:pStyle w:val="FirstParagraph"/>
+      </w:pPr>
+      <w:r>
+        <w:t xml:space="preserve">4つの器は、上の順番で見ていくと整理しやすいですが、</w:t>
+      </w:r>
+      <w:r>
+        <w:rPr>
+          <w:bCs/>
+          <w:b/>
+        </w:rPr>
+        <w:t xml:space="preserve">順番に決まりはありません。</w:t>
+      </w:r>
+    </w:p>
+    <w:p>
+      <w:pPr>
+        <w:numPr>
+          <w:ilvl w:val="0"/>
+          <w:numId w:val="1053"/>
+        </w:numPr>
+        <w:pStyle w:val="Compact"/>
+      </w:pPr>
+      <w:r>
+        <w:t xml:space="preserve">通帳を見るのも怖い → 「貯蓄の器」の見える化から</w:t>
+      </w:r>
+    </w:p>
+    <w:p>
+      <w:pPr>
+        <w:numPr>
+          <w:ilvl w:val="0"/>
+          <w:numId w:val="1053"/>
+        </w:numPr>
+        <w:pStyle w:val="Compact"/>
+      </w:pPr>
+      <w:r>
+        <w:t xml:space="preserve">「自分なんて」が口ぐせ → 「需要の器」の3つ書きから</w:t>
+      </w:r>
+    </w:p>
+    <w:p>
+      <w:pPr>
+        <w:numPr>
+          <w:ilvl w:val="0"/>
+          <w:numId w:val="1053"/>
+        </w:numPr>
+        <w:pStyle w:val="Compact"/>
+      </w:pPr>
+      <w:r>
+        <w:t xml:space="preserve">毎月ぎりぎりで余裕がない → 「流入の器」の確認から</w:t>
+      </w:r>
+    </w:p>
+    <w:p>
+      <w:pPr>
+        <w:pStyle w:val="FirstParagraph"/>
+      </w:pPr>
+      <w:r>
+        <w:t xml:space="preserve">一番気になる器を1つだけ選べば十分です。</w:t>
+      </w:r>
+    </w:p>
+    <w:p>
+      <w:r>
+        <w:pict>
+          <v:rect style="width:0;height:1.5pt" o:hralign="center" o:hrstd="t" o:hr="t"/>
+        </w:pict>
+      </w:r>
+    </w:p>
+    <w:bookmarkEnd w:id="182"/>
+    <w:bookmarkEnd w:id="183"/>
+    <w:bookmarkStart w:id="192" w:name="お金のブロック3診断"/>
     <w:p>
       <w:pPr>
         <w:pStyle w:val="Heading2"/>
@@ -13957,24 +14132,26 @@
     <w:p>
       <w:pPr>
         <w:pStyle w:val="CaptionedFigure"/>
+        <w:keepNext/>
+        <w:jc w:val="center"/>
       </w:pPr>
       <w:r>
         <w:drawing>
           <wp:inline>
-            <wp:extent cx="5334000" cy="2977116"/>
+            <wp:extent cx="4800600" cy="2679404"/>
             <wp:effectExtent b="0" l="0" r="0" t="0"/>
-            <wp:docPr descr="図: お金を遠ざける「3つのブレーキ」" title="" id="176" name="Picture"/>
+            <wp:docPr descr="図9 お金を遠ざける3つのブレーキ" title="" id="185" name="Picture"/>
             <a:graphic>
               <a:graphicData uri="http://schemas.openxmlformats.org/drawingml/2006/picture">
                 <pic:pic>
                   <pic:nvPicPr>
-                    <pic:cNvPr descr="../images/fig10_ch7_three_brakes.jpg" id="177" name="Picture"/>
+                    <pic:cNvPr descr="../images/fig10_ch7_three_brakes.jpg" id="186" name="Picture"/>
                     <pic:cNvPicPr>
                       <a:picLocks noChangeArrowheads="1" noChangeAspect="1"/>
                     </pic:cNvPicPr>
                   </pic:nvPicPr>
                   <pic:blipFill>
-                    <a:blip r:embed="rId175"/>
+                    <a:blip r:embed="rId184"/>
                     <a:stretch>
                       <a:fillRect/>
                     </a:stretch>
@@ -13982,7 +14159,7 @@
                   <pic:spPr bwMode="auto">
                     <a:xfrm>
                       <a:off x="0" y="0"/>
-                      <a:ext cx="5334000" cy="2977116"/>
+                      <a:ext cx="4800600" cy="2679404"/>
                     </a:xfrm>
                     <a:prstGeom prst="rect">
                       <a:avLst/>
@@ -14006,10 +14183,10 @@
         <w:pStyle w:val="ImageCaption"/>
       </w:pPr>
       <w:r>
-        <w:t xml:space="preserve">図: お金を遠ざける「3つのブレーキ」</w:t>
-      </w:r>
-    </w:p>
-    <w:bookmarkStart w:id="178" w:name="ブロック1-罪悪感タイプ"/>
+        <w:t xml:space="preserve">図9 お金を遠ざける3つのブレーキ</w:t>
+      </w:r>
+    </w:p>
+    <w:bookmarkStart w:id="187" w:name="ブロック1-罪悪感タイプ"/>
     <w:p>
       <w:pPr>
         <w:pStyle w:val="Heading3"/>
@@ -14088,8 +14265,8 @@
         <w:t xml:space="preserve">これは、あなたを守るために身につけた考え方でもあります。</w:t>
       </w:r>
     </w:p>
-    <w:bookmarkEnd w:id="178"/>
-    <w:bookmarkStart w:id="179" w:name="ブロック2-汚染タイプ"/>
+    <w:bookmarkEnd w:id="187"/>
+    <w:bookmarkStart w:id="188" w:name="ブロック2-汚染タイプ"/>
     <w:p>
       <w:pPr>
         <w:pStyle w:val="Heading3"/>
@@ -14162,8 +14339,8 @@
         <w:t xml:space="preserve">ニュースやドラマで見た「お金で人が変わる話」が、イメージを作っていることもあります。</w:t>
       </w:r>
     </w:p>
-    <w:bookmarkEnd w:id="179"/>
-    <w:bookmarkStart w:id="180" w:name="ブロック3-自己価値タイプ"/>
+    <w:bookmarkEnd w:id="188"/>
+    <w:bookmarkStart w:id="189" w:name="ブロック3-自己価値タイプ"/>
     <w:p>
       <w:pPr>
         <w:pStyle w:val="Heading3"/>
@@ -14236,8 +14413,8 @@
         <w:t xml:space="preserve">このタイプは、お金の問題というより、第2章の「自分を責める言葉」と深くつながっています。</w:t>
       </w:r>
     </w:p>
-    <w:bookmarkEnd w:id="180"/>
-    <w:bookmarkStart w:id="181" w:name="診断の見方"/>
+    <w:bookmarkEnd w:id="189"/>
+    <w:bookmarkStart w:id="190" w:name="診断の見方"/>
     <w:p>
       <w:pPr>
         <w:pStyle w:val="Heading3"/>
@@ -14344,8 +14521,8 @@
         <w:t xml:space="preserve">一番気になるものを1つだけ見れば十分です。</w:t>
       </w:r>
     </w:p>
-    <w:bookmarkEnd w:id="181"/>
-    <w:bookmarkStart w:id="182" w:name="気づくだけで少し楽になる"/>
+    <w:bookmarkEnd w:id="190"/>
+    <w:bookmarkStart w:id="191" w:name="気づくだけで少し楽になる"/>
     <w:p>
       <w:pPr>
         <w:pStyle w:val="Heading3"/>
@@ -14437,9 +14614,9 @@
         </w:pict>
       </w:r>
     </w:p>
-    <w:bookmarkEnd w:id="182"/>
-    <w:bookmarkEnd w:id="183"/>
-    <w:bookmarkStart w:id="184" w:name="器を整えてもお金が増えるとは言えない理由"/>
+    <w:bookmarkEnd w:id="191"/>
+    <w:bookmarkEnd w:id="192"/>
+    <w:bookmarkStart w:id="193" w:name="器を整えてもお金が増えるとは言えない理由"/>
     <w:p>
       <w:pPr>
         <w:pStyle w:val="Heading2"/>
@@ -14626,8 +14803,8 @@
         </w:pict>
       </w:r>
     </w:p>
-    <w:bookmarkEnd w:id="184"/>
-    <w:bookmarkStart w:id="185" w:name="ワークお金のブロック診断所要-約3分"/>
+    <w:bookmarkEnd w:id="193"/>
+    <w:bookmarkStart w:id="194" w:name="ワークお金のブロック診断所要-約3分"/>
     <w:p>
       <w:pPr>
         <w:pStyle w:val="Heading2"/>
@@ -14845,8 +15022,8 @@
         </w:pict>
       </w:r>
     </w:p>
-    <w:bookmarkEnd w:id="185"/>
-    <w:bookmarkStart w:id="186" w:name="脳科学メモ-6"/>
+    <w:bookmarkEnd w:id="194"/>
+    <w:bookmarkStart w:id="195" w:name="脳科学メモ-6"/>
     <w:p>
       <w:pPr>
         <w:pStyle w:val="Heading2"/>
@@ -14944,8 +15121,8 @@
         </w:pict>
       </w:r>
     </w:p>
-    <w:bookmarkEnd w:id="186"/>
-    <w:bookmarkStart w:id="187" w:name="師匠かみき弟子りんじ-怖くて通帳が開けません"/>
+    <w:bookmarkEnd w:id="195"/>
+    <w:bookmarkStart w:id="196" w:name="師匠かみき弟子りんじ-怖くて通帳が開けません"/>
     <w:p>
       <w:pPr>
         <w:pStyle w:val="Heading2"/>
@@ -15153,9 +15330,9 @@
         <w:t xml:space="preserve">今日の5分、やれた? ○ / △</w:t>
       </w:r>
     </w:p>
-    <w:bookmarkEnd w:id="187"/>
-    <w:bookmarkEnd w:id="188"/>
-    <w:bookmarkStart w:id="204" w:name="おわりに-30日プランをつくろう"/>
+    <w:bookmarkEnd w:id="196"/>
+    <w:bookmarkEnd w:id="197"/>
+    <w:bookmarkStart w:id="213" w:name="おわりに-30日プランをつくろう"/>
     <w:p>
       <w:pPr>
         <w:pStyle w:val="Heading1"/>
@@ -15214,7 +15391,7 @@
         </w:pict>
       </w:r>
     </w:p>
-    <w:bookmarkStart w:id="192" w:name="続かなかった自分を責めなくていい"/>
+    <w:bookmarkStart w:id="201" w:name="続かなかった自分を責めなくていい"/>
     <w:p>
       <w:pPr>
         <w:pStyle w:val="Heading2"/>
@@ -15278,33 +15455,28 @@
       </w:r>
     </w:p>
     <w:p>
-      <w:r>
-        <w:pict>
-          <v:rect style="width:0;height:1.5pt" o:hralign="center" o:hrstd="t" o:hr="t"/>
-        </w:pict>
-      </w:r>
-    </w:p>
-    <w:p>
       <w:pPr>
         <w:pStyle w:val="CaptionedFigure"/>
+        <w:keepNext/>
+        <w:jc w:val="center"/>
       </w:pPr>
       <w:r>
         <w:drawing>
           <wp:inline>
-            <wp:extent cx="5334000" cy="2977116"/>
+            <wp:extent cx="4800600" cy="2679404"/>
             <wp:effectExtent b="0" l="0" r="0" t="0"/>
-            <wp:docPr descr="図: いちばん強い習慣とは「戻ってこられる」こと" title="" id="190" name="Picture"/>
+            <wp:docPr descr="図10 いちばん強い習慣は「戻ってこられる」こと" title="" id="199" name="Picture"/>
             <a:graphic>
               <a:graphicData uri="http://schemas.openxmlformats.org/drawingml/2006/picture">
                 <pic:pic>
                   <pic:nvPicPr>
-                    <pic:cNvPr descr="../images/fig12_ending_return.jpg" id="191" name="Picture"/>
+                    <pic:cNvPr descr="../images/fig12_ending_return.jpg" id="200" name="Picture"/>
                     <pic:cNvPicPr>
                       <a:picLocks noChangeArrowheads="1" noChangeAspect="1"/>
                     </pic:cNvPicPr>
                   </pic:nvPicPr>
                   <pic:blipFill>
-                    <a:blip r:embed="rId189"/>
+                    <a:blip r:embed="rId198"/>
                     <a:stretch>
                       <a:fillRect/>
                     </a:stretch>
@@ -15312,7 +15484,7 @@
                   <pic:spPr bwMode="auto">
                     <a:xfrm>
                       <a:off x="0" y="0"/>
-                      <a:ext cx="5334000" cy="2977116"/>
+                      <a:ext cx="4800600" cy="2679404"/>
                     </a:xfrm>
                     <a:prstGeom prst="rect">
                       <a:avLst/>
@@ -15336,11 +15508,18 @@
         <w:pStyle w:val="ImageCaption"/>
       </w:pPr>
       <w:r>
-        <w:t xml:space="preserve">図: いちばん強い習慣とは「戻ってこられる」こと</w:t>
-      </w:r>
-    </w:p>
-    <w:bookmarkEnd w:id="192"/>
-    <w:bookmarkStart w:id="198" w:name="自分用30日プランのつくり方所要-約10分"/>
+        <w:t xml:space="preserve">図10 いちばん強い習慣は「戻ってこられる」こと</w:t>
+      </w:r>
+    </w:p>
+    <w:p>
+      <w:r>
+        <w:pict>
+          <v:rect style="width:0;height:1.5pt" o:hralign="center" o:hrstd="t" o:hr="t"/>
+        </w:pict>
+      </w:r>
+    </w:p>
+    <w:bookmarkEnd w:id="201"/>
+    <w:bookmarkStart w:id="207" w:name="自分用30日プランのつくり方所要-約10分"/>
     <w:p>
       <w:pPr>
         <w:pStyle w:val="Heading2"/>
@@ -15369,7 +15548,7 @@
         <w:t xml:space="preserve">そのまま使ってもかまいませんが、自分用に整えると、続けやすくなります。</w:t>
       </w:r>
     </w:p>
-    <w:bookmarkStart w:id="193" w:name="ステップ1-いまの悩みを1つ選ぶ"/>
+    <w:bookmarkStart w:id="202" w:name="ステップ1-いまの悩みを1つ選ぶ"/>
     <w:p>
       <w:pPr>
         <w:pStyle w:val="Heading3"/>
@@ -15392,8 +15571,8 @@
         <w:t xml:space="preserve">一番軽くしたい悩みを、1つだけ選びます。</w:t>
       </w:r>
     </w:p>
-    <w:bookmarkEnd w:id="193"/>
-    <w:bookmarkStart w:id="194" w:name="ステップ2-読む順番を決める"/>
+    <w:bookmarkEnd w:id="202"/>
+    <w:bookmarkStart w:id="203" w:name="ステップ2-読む順番を決める"/>
     <w:p>
       <w:pPr>
         <w:pStyle w:val="Heading3"/>
@@ -15416,8 +15595,8 @@
         <w:t xml:space="preserve">迷うなら、第1章と第3章は、どのタイプの方にも土台になります。</w:t>
       </w:r>
     </w:p>
-    <w:bookmarkEnd w:id="194"/>
-    <w:bookmarkStart w:id="195" w:name="ステップ3-いつやるかを決める"/>
+    <w:bookmarkEnd w:id="203"/>
+    <w:bookmarkStart w:id="204" w:name="ステップ3-いつやるかを決める"/>
     <w:p>
       <w:pPr>
         <w:pStyle w:val="Heading3"/>
@@ -15503,8 +15682,8 @@
         <w:t xml:space="preserve">これは、行動の「きっかけ」を前もって決めておく方法で、研究でも続けやすさとの関連が報告されています。</w:t>
       </w:r>
     </w:p>
-    <w:bookmarkEnd w:id="195"/>
-    <w:bookmarkStart w:id="196" w:name="ステップ4-やれなかった日のルールを決める"/>
+    <w:bookmarkEnd w:id="204"/>
+    <w:bookmarkStart w:id="205" w:name="ステップ4-やれなかった日のルールを決める"/>
     <w:p>
       <w:pPr>
         <w:pStyle w:val="Heading3"/>
@@ -15557,8 +15736,8 @@
         <w:t xml:space="preserve">1週間空いたら → 読み返すのは、各章の冒頭だけでよい</w:t>
       </w:r>
     </w:p>
-    <w:bookmarkEnd w:id="196"/>
-    <w:bookmarkStart w:id="197" w:name="ステップ5-書き込む"/>
+    <w:bookmarkEnd w:id="205"/>
+    <w:bookmarkStart w:id="206" w:name="ステップ5-書き込む"/>
     <w:p>
       <w:pPr>
         <w:pStyle w:val="Heading3"/>
@@ -15755,9 +15934,9 @@
         </w:pict>
       </w:r>
     </w:p>
-    <w:bookmarkEnd w:id="197"/>
-    <w:bookmarkEnd w:id="198"/>
-    <w:bookmarkStart w:id="199" w:name="日後に確かめてほしいこと"/>
+    <w:bookmarkEnd w:id="206"/>
+    <w:bookmarkEnd w:id="207"/>
+    <w:bookmarkStart w:id="208" w:name="日後に確かめてほしいこと"/>
     <w:p>
       <w:pPr>
         <w:pStyle w:val="Heading2"/>
@@ -15849,8 +16028,8 @@
         </w:pict>
       </w:r>
     </w:p>
-    <w:bookmarkEnd w:id="199"/>
-    <w:bookmarkStart w:id="203" w:name="むすび"/>
+    <w:bookmarkEnd w:id="208"/>
+    <w:bookmarkStart w:id="212" w:name="むすび"/>
     <w:p>
       <w:pPr>
         <w:pStyle w:val="Heading2"/>
@@ -15933,24 +16112,26 @@
     <w:p>
       <w:pPr>
         <w:pStyle w:val="CaptionedFigure"/>
+        <w:keepNext/>
+        <w:jc w:val="center"/>
       </w:pPr>
       <w:r>
         <w:drawing>
           <wp:inline>
-            <wp:extent cx="5334000" cy="2977116"/>
+            <wp:extent cx="4800600" cy="2679404"/>
             <wp:effectExtent b="0" l="0" r="0" t="0"/>
-            <wp:docPr descr="図: やる気がなくても、今日5分だけ。" title="" id="201" name="Picture"/>
+            <wp:docPr descr="図11 やる気がなくても、今日5分だけ" title="" id="210" name="Picture"/>
             <a:graphic>
               <a:graphicData uri="http://schemas.openxmlformats.org/drawingml/2006/picture">
                 <pic:pic>
                   <pic:nvPicPr>
-                    <pic:cNvPr descr="../images/fig13_ending_five_min.jpg" id="202" name="Picture"/>
+                    <pic:cNvPr descr="../images/fig13_ending_five_min.jpg" id="211" name="Picture"/>
                     <pic:cNvPicPr>
                       <a:picLocks noChangeArrowheads="1" noChangeAspect="1"/>
                     </pic:cNvPicPr>
                   </pic:nvPicPr>
                   <pic:blipFill>
-                    <a:blip r:embed="rId200"/>
+                    <a:blip r:embed="rId209"/>
                     <a:stretch>
                       <a:fillRect/>
                     </a:stretch>
@@ -15958,7 +16139,7 @@
                   <pic:spPr bwMode="auto">
                     <a:xfrm>
                       <a:off x="0" y="0"/>
-                      <a:ext cx="5334000" cy="2977116"/>
+                      <a:ext cx="4800600" cy="2679404"/>
                     </a:xfrm>
                     <a:prstGeom prst="rect">
                       <a:avLst/>
@@ -15982,12 +16163,12 @@
         <w:pStyle w:val="ImageCaption"/>
       </w:pPr>
       <w:r>
-        <w:t xml:space="preserve">図: やる気がなくても、今日5分だけ。</w:t>
-      </w:r>
-    </w:p>
-    <w:bookmarkEnd w:id="203"/>
-    <w:bookmarkEnd w:id="204"/>
-    <w:bookmarkStart w:id="214" w:name="巻末"/>
+        <w:t xml:space="preserve">図11 やる気がなくても、今日5分だけ</w:t>
+      </w:r>
+    </w:p>
+    <w:bookmarkEnd w:id="212"/>
+    <w:bookmarkEnd w:id="213"/>
+    <w:bookmarkStart w:id="223" w:name="巻末"/>
     <w:p>
       <w:pPr>
         <w:pStyle w:val="Heading1"/>
@@ -15996,7 +16177,7 @@
         <w:t xml:space="preserve">巻末</w:t>
       </w:r>
     </w:p>
-    <w:bookmarkStart w:id="209" w:name="日チェックシート"/>
+    <w:bookmarkStart w:id="218" w:name="日チェックシート"/>
     <w:p>
       <w:pPr>
         <w:pStyle w:val="Heading2"/>
@@ -16019,7 +16200,7 @@
         <w:t xml:space="preserve">「所要」は目安です。1分でも、やった日は ○ です。章の数字は、そのワークがある章を示します。</w:t>
       </w:r>
     </w:p>
-    <w:bookmarkStart w:id="205" w:name="第1週-脳のクセに気づく言葉をゆるめる"/>
+    <w:bookmarkStart w:id="214" w:name="第1週-脳のクセに気づく言葉をゆるめる"/>
     <w:p>
       <w:pPr>
         <w:pStyle w:val="Heading3"/>
@@ -16514,8 +16695,8 @@
         </w:tc>
       </w:tr>
     </w:tbl>
-    <w:bookmarkEnd w:id="205"/>
-    <w:bookmarkStart w:id="206" w:name="第2週-動き出すいいことに気づく休む"/>
+    <w:bookmarkEnd w:id="214"/>
+    <w:bookmarkStart w:id="215" w:name="第2週-動き出すいいことに気づく休む"/>
     <w:p>
       <w:pPr>
         <w:pStyle w:val="Heading3"/>
@@ -17010,8 +17191,8 @@
         </w:tc>
       </w:tr>
     </w:tbl>
-    <w:bookmarkEnd w:id="206"/>
-    <w:bookmarkStart w:id="207" w:name="第3週-人間関係で消耗しない"/>
+    <w:bookmarkEnd w:id="215"/>
+    <w:bookmarkStart w:id="216" w:name="第3週-人間関係で消耗しない"/>
     <w:p>
       <w:pPr>
         <w:pStyle w:val="Heading3"/>
@@ -17506,8 +17687,8 @@
         </w:tc>
       </w:tr>
     </w:tbl>
-    <w:bookmarkEnd w:id="207"/>
-    <w:bookmarkStart w:id="208" w:name="第4週-お金の不安を小さくする"/>
+    <w:bookmarkEnd w:id="216"/>
+    <w:bookmarkStart w:id="217" w:name="第4週-お金の不安を小さくする"/>
     <w:p>
       <w:pPr>
         <w:pStyle w:val="Heading3"/>
@@ -18143,9 +18324,9 @@
         </w:pict>
       </w:r>
     </w:p>
-    <w:bookmarkEnd w:id="208"/>
-    <w:bookmarkEnd w:id="209"/>
-    <w:bookmarkStart w:id="211" w:name="参考文献"/>
+    <w:bookmarkEnd w:id="217"/>
+    <w:bookmarkEnd w:id="218"/>
+    <w:bookmarkStart w:id="220" w:name="参考文献"/>
     <w:p>
       <w:pPr>
         <w:pStyle w:val="Heading2"/>
@@ -18332,7 +18513,7 @@
         <w:t xml:space="preserve">※ 他章で引用された文献は、各章の担当分を編集段階でここに統合します。</w:t>
       </w:r>
     </w:p>
-    <w:bookmarkStart w:id="210" w:name="要確認リスト出典を確認できておらず本文では固有名詞数字を出していないもの"/>
+    <w:bookmarkStart w:id="219" w:name="要確認リスト出典を確認できておらず本文では固有名詞数字を出していないもの"/>
     <w:p>
       <w:pPr>
         <w:pStyle w:val="Heading3"/>
@@ -18408,9 +18589,9 @@
         </w:pict>
       </w:r>
     </w:p>
-    <w:bookmarkEnd w:id="210"/>
-    <w:bookmarkEnd w:id="211"/>
-    <w:bookmarkStart w:id="212" w:name="免責事項"/>
+    <w:bookmarkEnd w:id="219"/>
+    <w:bookmarkEnd w:id="220"/>
+    <w:bookmarkStart w:id="221" w:name="免責事項"/>
     <w:p>
       <w:pPr>
         <w:pStyle w:val="Heading2"/>
@@ -18554,8 +18735,8 @@
         </w:pict>
       </w:r>
     </w:p>
-    <w:bookmarkEnd w:id="212"/>
-    <w:bookmarkStart w:id="213" w:name="購入者特典のご案内"/>
+    <w:bookmarkEnd w:id="221"/>
+    <w:bookmarkStart w:id="222" w:name="購入者特典のご案内"/>
     <w:p>
       <w:pPr>
         <w:pStyle w:val="Heading2"/>
@@ -18688,8 +18869,8 @@
         <w:t xml:space="preserve">※ 特典は、本書の内容を補うものであり、効果を保証するものではありません。</w:t>
       </w:r>
     </w:p>
-    <w:bookmarkEnd w:id="213"/>
-    <w:bookmarkEnd w:id="214"/>
+    <w:bookmarkEnd w:id="222"/>
+    <w:bookmarkEnd w:id="223"/>
     <w:sectPr/>
   </w:body>
 </w:document>
@@ -19888,25 +20069,34 @@
   <w:style w:customStyle="1" w:styleId="ImageCaption" w:type="paragraph">
     <w:name w:val="Image Caption"/>
     <w:basedOn w:val="Caption"/>
+    <w:pPr>
+      <w:spacing w:after="240"/>
+      <w:jc w:val="center"/>
+    </w:pPr>
     <w:rPr>
       <w:rFonts w:ascii="游明朝" w:hAnsi="游明朝" w:eastAsia="游明朝" w:cs="游明朝"/>
-      <w:sz w:val="21"/>
+      <w:i w:val="0"/>
+      <w:color w:val="555555"/>
+      <w:sz w:val="18"/>
     </w:rPr>
   </w:style>
   <w:style w:customStyle="1" w:styleId="Figure" w:type="paragraph">
     <w:name w:val="Figure"/>
     <w:basedOn w:val="Normal"/>
+    <w:pPr>
+      <w:keepNext/>
+      <w:spacing w:before="200" w:after="40"/>
+      <w:jc w:val="center"/>
+    </w:pPr>
   </w:style>
   <w:style w:customStyle="1" w:styleId="CaptionedFigure" w:type="paragraph">
     <w:name w:val="Captioned Figure"/>
     <w:basedOn w:val="Figure"/>
     <w:pPr>
       <w:keepNext/>
+      <w:spacing w:before="200" w:after="40"/>
+      <w:jc w:val="center"/>
     </w:pPr>
-    <w:rPr>
-      <w:rFonts w:ascii="游明朝" w:hAnsi="游明朝" w:eastAsia="游明朝" w:cs="游明朝"/>
-      <w:sz w:val="21"/>
-    </w:rPr>
   </w:style>
   <w:style w:customStyle="1" w:styleId="BodyTextChar" w:type="character">
     <w:name w:val="Body Text Char"/>
